--- a/zht/docx/031.content.docx
+++ b/zht/docx/031.content.docx
@@ -149,27 +149,7 @@
         <w:rPr>
           <w:lang w:val="zh_TW" w:bidi="zh_TW"/>
         </w:rPr>
-        <w:t>fa</w:t>
-      </w:r>
-      <w:r>
-        <w:rPr>
-          <w:lang w:val="zh_TW" w:bidi="zh_TW"/>
-        </w:rPr>
-      </w:r>
-    </w:p>
-    <w:p>
-      <w:pPr/>
-      <w:r>
-        <w:rPr>
-          <w:lang w:val="zh_TW" w:bidi="zh_TW"/>
-        </w:rPr>
-      </w:r>
-      <w:r>
-        <w:rPr>
-          <w:i/>
-          <w:lang w:val="zh_TW" w:bidi="zh_TW"/>
-        </w:rPr>
-        <w:t>法利賽人</w:t>
+        <w:t>en</w:t>
       </w:r>
       <w:r>
         <w:rPr>
@@ -232,7 +212,7 @@
         <w:rPr>
           <w:lang w:val="zh_TW" w:bidi="zh_TW"/>
         </w:rPr>
-        <w:t>法利賽人</w:t>
+        <w:t>恩慈</w:t>
       </w:r>
       <w:r>
         <w:rPr>
@@ -251,7 +231,7 @@
         <w:rPr>
           <w:lang w:val="zh_TW" w:bidi="zh_TW"/>
         </w:rPr>
-        <w:t>在新約時期活躍於巴勒斯坦的宗教派別。福音書一直都將法利賽人描繪為耶穌的對手。一般認為，法利賽人在第一世紀初代表主流猶太教，並且他們有一系列特徵，在道德上令人反感。因此，大多數聖經字典和類似的參考書籍，都將法利賽人描繪為貪婪、偽善、缺乏正義感、過分關注律法的字面細節，並且不注意舊約的屬靈意義。人們認為，這些特徵和其他特徵進一步廣泛塑造猶太教。</w:t>
+        <w:t>恩慈（kindess）是一種生活方式，包含愛的關懷、理解、友善、耐心、溫柔和良善。它不僅體現在言語和行為上，更在於選擇以某種方式行事，而非僅僅受情感的驅使。</w:t>
       </w:r>
     </w:p>
     <w:p>
@@ -265,18 +245,223 @@
         <w:rPr>
           <w:lang w:val="zh_TW" w:bidi="zh_TW"/>
         </w:rPr>
-        <w:t>這種對法利賽人猶太教的普遍看法，存在幾個問題。首先，福音書本身提供了一些重要信息，似乎與這種觀點不一致。其次，拉比猶太教的主要文獻（如米示拿、塔木德和米大示）都是正面且值得讚美的。第三，尤其是自從死海古卷出土後，越來越清楚的是，在公元70年之前，法利賽人只在一個高度多元化的社會中構成一個小運動；無論他們的受歡迎程度和影響力如何，都很難被視為猶太教的代表。</w:t>
+        <w:t>聖經中有許多關於恩慈的故事：</w:t>
       </w:r>
     </w:p>
     <w:p>
       <w:pPr>
-        <w:pStyle w:val="Heading3"/>
-      </w:pPr>
-      <w:r>
-        <w:rPr>
-          <w:lang w:val="zh_TW" w:bidi="zh_TW"/>
-        </w:rPr>
-        <w:t>起源</w:t>
+        <w:pStyle w:val="ListBullet"/>
+        <w:spacing w:line="240" w:lineRule="auto"/>
+        <w:ind w:left="720"/>
+      </w:pPr>
+      <w:r>
+        <w:rPr>
+          <w:lang w:val="zh_TW" w:bidi="zh_TW"/>
+        </w:rPr>
+      </w:r>
+      <w:r>
+        <w:rPr>
+          <w:lang w:val="zh_TW" w:bidi="zh_TW"/>
+        </w:rPr>
+        <w:t>約瑟請求法老的僕人恩慈地向法老提起他（</w:t>
+      </w:r>
+      <w:hyperlink r:id="rId13">
+        <w:r>
+          <w:rPr>
+            <w:lang w:val="zh_TW" w:bidi="zh_TW"/>
+          </w:rPr>
+          <w:rPr>
+            <w:color w:val="0000EE"/>
+            <w:u w:val="single"/>
+          </w:rPr>
+          <w:t>創40:14</w:t>
+        </w:r>
+      </w:hyperlink>
+      <w:r>
+        <w:rPr>
+          <w:lang w:val="zh_TW" w:bidi="zh_TW"/>
+        </w:rPr>
+        <w:t>）。</w:t>
+      </w:r>
+    </w:p>
+    <w:p>
+      <w:pPr>
+        <w:pStyle w:val="ListBullet"/>
+        <w:spacing w:line="240" w:lineRule="auto"/>
+        <w:ind w:left="720"/>
+      </w:pPr>
+      <w:r>
+        <w:rPr>
+          <w:lang w:val="zh_TW" w:bidi="zh_TW"/>
+        </w:rPr>
+      </w:r>
+      <w:r>
+        <w:rPr>
+          <w:lang w:val="zh_TW" w:bidi="zh_TW"/>
+        </w:rPr>
+        <w:t>喇合因為在家中保護了兩個以色列的探子，請求以色列人以恩慈對待她（</w:t>
+      </w:r>
+      <w:hyperlink r:id="rId14">
+        <w:r>
+          <w:rPr>
+            <w:lang w:val="zh_TW" w:bidi="zh_TW"/>
+          </w:rPr>
+          <w:rPr>
+            <w:color w:val="0000EE"/>
+            <w:u w:val="single"/>
+          </w:rPr>
+          <w:t>書2:12</w:t>
+        </w:r>
+      </w:hyperlink>
+      <w:r>
+        <w:rPr>
+          <w:lang w:val="zh_TW" w:bidi="zh_TW"/>
+        </w:rPr>
+        <w:t>）。</w:t>
+      </w:r>
+    </w:p>
+    <w:p>
+      <w:pPr>
+        <w:pStyle w:val="ListBullet"/>
+        <w:spacing w:line="240" w:lineRule="auto"/>
+        <w:ind w:left="720"/>
+      </w:pPr>
+      <w:r>
+        <w:rPr>
+          <w:lang w:val="zh_TW" w:bidi="zh_TW"/>
+        </w:rPr>
+      </w:r>
+      <w:r>
+        <w:rPr>
+          <w:lang w:val="zh_TW" w:bidi="zh_TW"/>
+        </w:rPr>
+        <w:t>掃羅在攻擊亞瑪力人之前，請基尼人離開亞瑪力人的領土。因為他不願意與亞瑪力人一起殺害基尼人，他們曾在以色列出埃及時對他們表現出恩慈（</w:t>
+      </w:r>
+      <w:hyperlink r:id="rId15">
+        <w:r>
+          <w:rPr>
+            <w:lang w:val="zh_TW" w:bidi="zh_TW"/>
+          </w:rPr>
+          <w:rPr>
+            <w:color w:val="0000EE"/>
+            <w:u w:val="single"/>
+          </w:rPr>
+          <w:t>撒上15:6</w:t>
+        </w:r>
+      </w:hyperlink>
+      <w:r>
+        <w:rPr>
+          <w:lang w:val="zh_TW" w:bidi="zh_TW"/>
+        </w:rPr>
+        <w:t>）。</w:t>
+      </w:r>
+    </w:p>
+    <w:p>
+      <w:pPr>
+        <w:pStyle w:val="ListBullet"/>
+        <w:spacing w:line="240" w:lineRule="auto"/>
+        <w:ind w:left="720"/>
+      </w:pPr>
+      <w:r>
+        <w:rPr>
+          <w:lang w:val="zh_TW" w:bidi="zh_TW"/>
+        </w:rPr>
+      </w:r>
+      <w:r>
+        <w:rPr>
+          <w:lang w:val="zh_TW" w:bidi="zh_TW"/>
+        </w:rPr>
+        <w:t>大衛讚揚基列‧雅比人埋葬掃羅的遺體（</w:t>
+      </w:r>
+      <w:hyperlink r:id="rId16">
+        <w:r>
+          <w:rPr>
+            <w:lang w:val="zh_TW" w:bidi="zh_TW"/>
+          </w:rPr>
+          <w:rPr>
+            <w:color w:val="0000EE"/>
+            <w:u w:val="single"/>
+          </w:rPr>
+          <w:t>撒下2:5</w:t>
+        </w:r>
+      </w:hyperlink>
+      <w:r>
+        <w:rPr>
+          <w:lang w:val="zh_TW" w:bidi="zh_TW"/>
+        </w:rPr>
+        <w:t>）。</w:t>
+      </w:r>
+    </w:p>
+    <w:p>
+      <w:pPr>
+        <w:pStyle w:val="ListBullet"/>
+        <w:spacing w:line="240" w:lineRule="auto"/>
+        <w:ind w:left="720"/>
+      </w:pPr>
+      <w:r>
+        <w:rPr>
+          <w:lang w:val="zh_TW" w:bidi="zh_TW"/>
+        </w:rPr>
+      </w:r>
+      <w:r>
+        <w:rPr>
+          <w:lang w:val="zh_TW" w:bidi="zh_TW"/>
+        </w:rPr>
+        <w:t>約拿單請求大衛施以「恩待」，以免被殺（</w:t>
+      </w:r>
+      <w:hyperlink r:id="rId17">
+        <w:r>
+          <w:rPr>
+            <w:lang w:val="zh_TW" w:bidi="zh_TW"/>
+          </w:rPr>
+          <w:rPr>
+            <w:color w:val="0000EE"/>
+            <w:u w:val="single"/>
+          </w:rPr>
+          <w:t>撒上20:14–15</w:t>
+        </w:r>
+      </w:hyperlink>
+      <w:r>
+        <w:rPr>
+          <w:lang w:val="zh_TW" w:bidi="zh_TW"/>
+        </w:rPr>
+        <w:t>）。</w:t>
+      </w:r>
+    </w:p>
+    <w:p>
+      <w:pPr>
+        <w:pStyle w:val="ListBullet"/>
+        <w:spacing w:line="240" w:lineRule="auto"/>
+        <w:ind w:left="720"/>
+      </w:pPr>
+      <w:r>
+        <w:rPr>
+          <w:lang w:val="zh_TW" w:bidi="zh_TW"/>
+        </w:rPr>
+      </w:r>
+      <w:r>
+        <w:rPr>
+          <w:lang w:val="zh_TW" w:bidi="zh_TW"/>
+        </w:rPr>
+        <w:t>大衛對約拿單的兒子仁慈，讓他與王同席吃飯（</w:t>
+      </w:r>
+      <w:hyperlink r:id="rId18">
+        <w:r>
+          <w:rPr>
+            <w:lang w:val="zh_TW" w:bidi="zh_TW"/>
+          </w:rPr>
+          <w:rPr>
+            <w:color w:val="0000EE"/>
+            <w:u w:val="single"/>
+          </w:rPr>
+          <w:t>撒下9:1–7</w:t>
+        </w:r>
+      </w:hyperlink>
+      <w:r>
+        <w:rPr>
+          <w:lang w:val="zh_TW" w:bidi="zh_TW"/>
+        </w:rPr>
+        <w:t>）。</w:t>
       </w:r>
     </w:p>
     <w:p>
@@ -290,31 +475,169 @@
         <w:rPr>
           <w:lang w:val="zh_TW" w:bidi="zh_TW"/>
         </w:rPr>
-        <w:t>法利賽人的起源不甚明確。根據猶太傳統，法利賽（即拉比）猶太教可以追溯到以斯拉和公元前五世紀文士運動的開端。在另一個極端，一些學者認為，公元前二世紀前的歷史文獻沒有明確提到法利賽人，因此法利賽主義是在馬加比起義（公元前167年）後突然出現的。許多專家認為，也許早在公元前三世紀，就可以找到法利賽主義初期形式的證據（如在《約書亞</w:t>
-      </w:r>
-      <w:r>
-        <w:rPr>
-          <w:lang w:val="zh_TW" w:bidi="zh_TW"/>
-        </w:rPr>
-        <w:t>〔</w:t>
-      </w:r>
-      <w:r>
-        <w:rPr>
-          <w:lang w:val="zh_TW" w:bidi="zh_TW"/>
-        </w:rPr>
-        <w:t>耶穌</w:t>
-      </w:r>
-      <w:r>
-        <w:rPr>
-          <w:lang w:val="zh_TW" w:bidi="zh_TW"/>
-        </w:rPr>
-        <w:t>〕</w:t>
-      </w:r>
-      <w:r>
-        <w:rPr>
-          <w:lang w:val="zh_TW" w:bidi="zh_TW"/>
-        </w:rPr>
-        <w:t>便西拉智訓》中，又稱《便西拉智訓》，天主教譯為《德訓篇》）。此外，與文士工作相關的思想活動，可能確實與法利賽人的發展有關。此外，在馬加比起義之前，一些法利賽人獨特的關注，很可能與哈西典人（「忠心的一群」，反對猶太社會受希臘影響的傳統主義者）的發展有關。</w:t>
+        <w:t>以惡報善是非常錯誤的：</w:t>
+      </w:r>
+    </w:p>
+    <w:p>
+      <w:pPr>
+        <w:pStyle w:val="ListBullet"/>
+        <w:spacing w:line="240" w:lineRule="auto"/>
+        <w:ind w:left="720"/>
+      </w:pPr>
+      <w:r>
+        <w:rPr>
+          <w:lang w:val="zh_TW" w:bidi="zh_TW"/>
+        </w:rPr>
+      </w:r>
+      <w:r>
+        <w:rPr>
+          <w:lang w:val="zh_TW" w:bidi="zh_TW"/>
+        </w:rPr>
+        <w:t>亞比米勒希望亞伯拉罕起誓會對他的後代以恩慈回報恩慈（</w:t>
+      </w:r>
+      <w:hyperlink r:id="rId19">
+        <w:r>
+          <w:rPr>
+            <w:lang w:val="zh_TW" w:bidi="zh_TW"/>
+          </w:rPr>
+          <w:rPr>
+            <w:color w:val="0000EE"/>
+            <w:u w:val="single"/>
+          </w:rPr>
+          <w:t>創21:23</w:t>
+        </w:r>
+      </w:hyperlink>
+      <w:r>
+        <w:rPr>
+          <w:lang w:val="zh_TW" w:bidi="zh_TW"/>
+        </w:rPr>
+        <w:t>）。</w:t>
+      </w:r>
+    </w:p>
+    <w:p>
+      <w:pPr>
+        <w:pStyle w:val="ListBullet"/>
+        <w:spacing w:line="240" w:lineRule="auto"/>
+        <w:ind w:left="720"/>
+      </w:pPr>
+      <w:r>
+        <w:rPr>
+          <w:lang w:val="zh_TW" w:bidi="zh_TW"/>
+        </w:rPr>
+      </w:r>
+      <w:r>
+        <w:rPr>
+          <w:lang w:val="zh_TW" w:bidi="zh_TW"/>
+        </w:rPr>
+        <w:t>押尼珥對伊施波設恩慈，沒有將他交給大衛，但伊施波設指責押尼珥與掃羅的妾利斯巴有不當行為（</w:t>
+      </w:r>
+      <w:hyperlink r:id="rId20">
+        <w:r>
+          <w:rPr>
+            <w:lang w:val="zh_TW" w:bidi="zh_TW"/>
+          </w:rPr>
+          <w:rPr>
+            <w:color w:val="0000EE"/>
+            <w:u w:val="single"/>
+          </w:rPr>
+          <w:t>撒下3:8</w:t>
+        </w:r>
+      </w:hyperlink>
+      <w:r>
+        <w:rPr>
+          <w:lang w:val="zh_TW" w:bidi="zh_TW"/>
+        </w:rPr>
+        <w:t>）。</w:t>
+      </w:r>
+    </w:p>
+    <w:p>
+      <w:pPr>
+        <w:pStyle w:val="ListBullet"/>
+        <w:spacing w:line="240" w:lineRule="auto"/>
+        <w:ind w:left="720"/>
+      </w:pPr>
+      <w:r>
+        <w:rPr>
+          <w:lang w:val="zh_TW" w:bidi="zh_TW"/>
+        </w:rPr>
+      </w:r>
+      <w:r>
+        <w:rPr>
+          <w:lang w:val="zh_TW" w:bidi="zh_TW"/>
+        </w:rPr>
+        <w:t>大衛在他父親去世時送上慰問的話語，但哈嫩羞辱了大衛的使者，導致兩國之間的戰爭（</w:t>
+      </w:r>
+      <w:hyperlink r:id="rId21">
+        <w:r>
+          <w:rPr>
+            <w:lang w:val="zh_TW" w:bidi="zh_TW"/>
+          </w:rPr>
+          <w:rPr>
+            <w:color w:val="0000EE"/>
+            <w:u w:val="single"/>
+          </w:rPr>
+          <w:t>撒下10:2–19</w:t>
+        </w:r>
+      </w:hyperlink>
+      <w:r>
+        <w:rPr>
+          <w:lang w:val="zh_TW" w:bidi="zh_TW"/>
+        </w:rPr>
+        <w:t>）。</w:t>
+      </w:r>
+    </w:p>
+    <w:p>
+      <w:pPr>
+        <w:pStyle w:val="ListBullet"/>
+        <w:spacing w:line="240" w:lineRule="auto"/>
+        <w:ind w:left="720"/>
+      </w:pPr>
+      <w:r>
+        <w:rPr>
+          <w:lang w:val="zh_TW" w:bidi="zh_TW"/>
+        </w:rPr>
+      </w:r>
+      <w:r>
+        <w:rPr>
+          <w:lang w:val="zh_TW" w:bidi="zh_TW"/>
+        </w:rPr>
+        <w:t>押沙龍責備大衛的朋友戶篩，指責他在大衛需要他時離開大衛，並質問戶篩這是否是他回報大衛友誼的方式（</w:t>
+      </w:r>
+      <w:hyperlink r:id="rId22">
+        <w:r>
+          <w:rPr>
+            <w:lang w:val="zh_TW" w:bidi="zh_TW"/>
+          </w:rPr>
+          <w:rPr>
+            <w:color w:val="0000EE"/>
+            <w:u w:val="single"/>
+          </w:rPr>
+          <w:t>撒下16:17</w:t>
+        </w:r>
+      </w:hyperlink>
+      <w:r>
+        <w:rPr>
+          <w:lang w:val="zh_TW" w:bidi="zh_TW"/>
+        </w:rPr>
+        <w:t>；另見</w:t>
+      </w:r>
+      <w:hyperlink r:id="rId23">
+        <w:r>
+          <w:rPr>
+            <w:lang w:val="zh_TW" w:bidi="zh_TW"/>
+          </w:rPr>
+          <w:rPr>
+            <w:color w:val="0000EE"/>
+            <w:u w:val="single"/>
+          </w:rPr>
+          <w:t>代下24:22</w:t>
+        </w:r>
+      </w:hyperlink>
+      <w:r>
+        <w:rPr>
+          <w:lang w:val="zh_TW" w:bidi="zh_TW"/>
+        </w:rPr>
+        <w:t>）。</w:t>
       </w:r>
     </w:p>
     <w:p>
@@ -328,7 +651,97 @@
         <w:rPr>
           <w:lang w:val="zh_TW" w:bidi="zh_TW"/>
         </w:rPr>
-        <w:t>根據一種流行且合理的解釋，哈西典對馬加比統治者感到失望，因為他們的行為在幾方面傷害了猶太人的感情。一些哈西典人與國家分離，發展成為不願屈從的教派，例如愛色尼派。留下來的則試圖對猶太生活施加影響，並發展成為法利賽教派。</w:t>
+        <w:t>神的作為是聖經中恩慈的最佳例子。利未人讚美神的寬恕、恩典、憐憫和極大的恩慈（</w:t>
+      </w:r>
+      <w:hyperlink r:id="rId24">
+        <w:r>
+          <w:rPr>
+            <w:lang w:val="zh_TW" w:bidi="zh_TW"/>
+          </w:rPr>
+          <w:rPr>
+            <w:color w:val="0000EE"/>
+            <w:u w:val="single"/>
+          </w:rPr>
+          <w:t>尼9:17–31</w:t>
+        </w:r>
+      </w:hyperlink>
+      <w:r>
+        <w:rPr>
+          <w:lang w:val="zh_TW" w:bidi="zh_TW"/>
+        </w:rPr>
+        <w:t>）。他們說即使以色列對神不忠，神仍然對他們恩慈。</w:t>
+      </w:r>
+    </w:p>
+    <w:p>
+      <w:pPr>
+        <w:pStyle w:val="ListBullet"/>
+        <w:spacing w:line="240" w:lineRule="auto"/>
+        <w:ind w:left="720"/>
+      </w:pPr>
+      <w:r>
+        <w:rPr>
+          <w:lang w:val="zh_TW" w:bidi="zh_TW"/>
+        </w:rPr>
+      </w:r>
+      <w:r>
+        <w:rPr>
+          <w:lang w:val="zh_TW" w:bidi="zh_TW"/>
+        </w:rPr>
+        <w:t>即使以色列人拜金牛犢，神也沒有離棄他們。</w:t>
+      </w:r>
+    </w:p>
+    <w:p>
+      <w:pPr>
+        <w:pStyle w:val="ListBullet"/>
+        <w:spacing w:line="240" w:lineRule="auto"/>
+        <w:ind w:left="720"/>
+      </w:pPr>
+      <w:r>
+        <w:rPr>
+          <w:lang w:val="zh_TW" w:bidi="zh_TW"/>
+        </w:rPr>
+      </w:r>
+      <w:r>
+        <w:rPr>
+          <w:lang w:val="zh_TW" w:bidi="zh_TW"/>
+        </w:rPr>
+        <w:t>神賜下祂的靈來教導他們。</w:t>
+      </w:r>
+    </w:p>
+    <w:p>
+      <w:pPr>
+        <w:pStyle w:val="ListBullet"/>
+        <w:spacing w:line="240" w:lineRule="auto"/>
+        <w:ind w:left="720"/>
+      </w:pPr>
+      <w:r>
+        <w:rPr>
+          <w:lang w:val="zh_TW" w:bidi="zh_TW"/>
+        </w:rPr>
+      </w:r>
+      <w:r>
+        <w:rPr>
+          <w:lang w:val="zh_TW" w:bidi="zh_TW"/>
+        </w:rPr>
+        <w:t>神在他們寄居曠野的40年間，給他們賜下嗎哪，給他們水喝。</w:t>
+      </w:r>
+    </w:p>
+    <w:p>
+      <w:pPr>
+        <w:pStyle w:val="ListBullet"/>
+        <w:spacing w:line="240" w:lineRule="auto"/>
+        <w:ind w:left="720"/>
+      </w:pPr>
+      <w:r>
+        <w:rPr>
+          <w:lang w:val="zh_TW" w:bidi="zh_TW"/>
+        </w:rPr>
+      </w:r>
+      <w:r>
+        <w:rPr>
+          <w:lang w:val="zh_TW" w:bidi="zh_TW"/>
+        </w:rPr>
+        <w:t>神賜給他們迦南地居住。</w:t>
       </w:r>
     </w:p>
     <w:p>
@@ -342,9 +755,9 @@
         <w:rPr>
           <w:lang w:val="zh_TW" w:bidi="zh_TW"/>
         </w:rPr>
-        <w:t>在接下來的一個世紀，法利賽人的政治影響力不大，但無疑在猶太事務中扮演了重要角色。在新約時代，他們受廣泛認可為宗教領袖。約瑟夫告訴我們，他屬於這個教派，他在公元一世紀末寫道，法利賽人「說服了許多的民眾，無論是敬拜、祈禱或獻祭，民眾都完全遵照他們的指示而行；甚至有多個城市都因為他們在生活上及言行上的高尚德行而頒發證書給他們」（猶太古史記 18.15）。我們無法確定這一描述是否適用於公元70年之前的時期，但福音書本身的證據在某程度上證實了這一點。比如，稅吏和法利賽人的比喻（</w:t>
-      </w:r>
-      <w:hyperlink r:id="rId13">
+        <w:t>神恩慈的最大例子是賜下救恩給罪人，這不是因為他們的善行，而是因為祂的憐憫（</w:t>
+      </w:r>
+      <w:hyperlink r:id="rId25">
         <w:r>
           <w:rPr>
             <w:lang w:val="zh_TW" w:bidi="zh_TW"/>
@@ -353,25 +766,32 @@
             <w:color w:val="0000EE"/>
             <w:u w:val="single"/>
           </w:rPr>
-          <w:t>路18:9–14</w:t>
+          <w:t>多3:4</w:t>
         </w:r>
       </w:hyperlink>
       <w:r>
         <w:rPr>
           <w:lang w:val="zh_TW" w:bidi="zh_TW"/>
         </w:rPr>
-        <w:t>）雖然譴責法利賽人，但其意義在於我們理解它所宣告的角色逆轉：回家時被稱為義人的，是邪惡的稅吏，而不是通常被認為是義人那位。</w:t>
-      </w:r>
-    </w:p>
-    <w:p>
-      <w:pPr>
-        <w:pStyle w:val="Heading3"/>
-      </w:pPr>
-      <w:r>
-        <w:rPr>
-          <w:lang w:val="zh_TW" w:bidi="zh_TW"/>
-        </w:rPr>
-        <w:t>基本特徵</w:t>
+        <w:t>；另見</w:t>
+      </w:r>
+      <w:hyperlink r:id="rId26">
+        <w:r>
+          <w:rPr>
+            <w:lang w:val="zh_TW" w:bidi="zh_TW"/>
+          </w:rPr>
+          <w:rPr>
+            <w:color w:val="0000EE"/>
+            <w:u w:val="single"/>
+          </w:rPr>
+          <w:t>弗2:7</w:t>
+        </w:r>
+      </w:hyperlink>
+      <w:r>
+        <w:rPr>
+          <w:lang w:val="zh_TW" w:bidi="zh_TW"/>
+        </w:rPr>
+        <w:t>）。</w:t>
       </w:r>
     </w:p>
     <w:p>
@@ -385,9 +805,9 @@
         <w:rPr>
           <w:lang w:val="zh_TW" w:bidi="zh_TW"/>
         </w:rPr>
-        <w:t>學者對法利賽人有何基本特徵，存在嚴重分歧，因此無法準確描述法利賽人。有些人強調「分離」的概念，部分原因是基於名字的假定詞源（來自希伯來文parush：「分離者」，雖然也有其他建議）。一個更為細緻的觀點則強調法利賽人對儀式、禮儀潔淨的關注（參</w:t>
-      </w:r>
-      <w:hyperlink r:id="rId14">
+        <w:t>因為神對他們如此恩慈，所以基督徒（作為神的選民）被告知要有憐憫、恩慈、謙虛、溫柔、忍耐的心（</w:t>
+      </w:r>
+      <w:hyperlink r:id="rId27">
         <w:r>
           <w:rPr>
             <w:lang w:val="zh_TW" w:bidi="zh_TW"/>
@@ -396,14 +816,42 @@
             <w:color w:val="0000EE"/>
             <w:u w:val="single"/>
           </w:rPr>
-          <w:t>可7:1–4</w:t>
+          <w:t>西3:12</w:t>
         </w:r>
       </w:hyperlink>
       <w:r>
         <w:rPr>
           <w:lang w:val="zh_TW" w:bidi="zh_TW"/>
         </w:rPr>
-        <w:t>）。一些證據表明，法利賽人希望將祭司儀式普遍應用於民眾（這一因素可能有助解釋，為何法利賽較易適應公元70年後聖殿及聖殿獻祭的缺失）。還有一種觀點認為，法利賽人是學者階層，他們與文士（律法專家）之間的密切聯繫使這觀點更為可信，因為後來許多拉比文獻反映了他們對知識追求，特別是關於妥拉意義和應用的詳細邏輯論證中。</w:t>
+        <w:t>）。使徒彼得告訴基督徒要在他們的信心上加上「愛弟兄的心」，以及其它美好的品德（</w:t>
+      </w:r>
+      <w:hyperlink r:id="rId28">
+        <w:r>
+          <w:rPr>
+            <w:lang w:val="zh_TW" w:bidi="zh_TW"/>
+          </w:rPr>
+          <w:rPr>
+            <w:color w:val="0000EE"/>
+            <w:u w:val="single"/>
+          </w:rPr>
+          <w:t>彼後1:7</w:t>
+        </w:r>
+      </w:hyperlink>
+      <w:r>
+        <w:rPr>
+          <w:lang w:val="zh_TW" w:bidi="zh_TW"/>
+        </w:rPr>
+        <w:t>）。</w:t>
+      </w:r>
+      <w:r>
+        <w:rPr>
+          <w:lang w:val="zh_TW" w:bidi="zh_TW"/>
+        </w:rPr>
+      </w:r>
+      <w:r>
+        <w:rPr>
+          <w:lang w:val="zh_TW" w:bidi="zh_TW"/>
+        </w:rPr>
       </w:r>
     </w:p>
     <w:p>
@@ -413,11 +861,21 @@
           <w:lang w:val="zh_TW" w:bidi="zh_TW"/>
         </w:rPr>
       </w:r>
-      <w:r>
-        <w:rPr>
-          <w:lang w:val="zh_TW" w:bidi="zh_TW"/>
-        </w:rPr>
-        <w:t>這些不同的方法並不是互相排斥的。此外，人們似乎普遍認同法利賽主義的一個基本神學信念，即他們堅持兩重律法概念：成書妥拉（舊約，主要是摩西五經）和口傳妥拉（由許多代拉比傳下來的傳統）。這無疑是一個特徵，將他們與撒都該人區分（參約瑟夫的《猶太古史記》13.297–98）。後者只接受摩西之書的權柄，並強烈主張法利賽人對口傳傳統的重視，代表了無法辯護的創新。這些傳統試圖規範人們在神面前的生活，隨著時間的推移變得越來越詳細，最終整理成一部單一文件，即米示拿（約公元210年）。在其發展過程中的某個時候，出現了一種觀點，即口傳律法本身是由神賜給摩西的，因此與聖經同有神聖的權柄。</w:t>
+    </w:p>
+    <w:p>
+      <w:pPr>
+        <w:pStyle w:val="Heading2"/>
+      </w:pPr>
+      <w:r>
+        <w:rPr>
+          <w:lang w:val="zh_TW" w:bidi="zh_TW"/>
+        </w:rPr>
+        <w:t>恩典</w:t>
+      </w:r>
+      <w:r>
+        <w:rPr>
+          <w:lang w:val="zh_TW" w:bidi="zh_TW"/>
+        </w:rPr>
       </w:r>
     </w:p>
     <w:p>
@@ -431,139 +889,7 @@
         <w:rPr>
           <w:lang w:val="zh_TW" w:bidi="zh_TW"/>
         </w:rPr>
-        <w:t>仔細查看新約，有助於理解這一特徵的本質，這特徵最能解釋法利賽觀點與福音信息之間的衝突。比如，使徒保羅強調他使徒宣講的獨特性，將其與他年輕時熱心追求的「祖宗的遺傳」進行對比（</w:t>
-      </w:r>
-      <w:hyperlink r:id="rId15">
-        <w:r>
-          <w:rPr>
-            <w:lang w:val="zh_TW" w:bidi="zh_TW"/>
-          </w:rPr>
-          <w:rPr>
-            <w:color w:val="0000EE"/>
-            <w:u w:val="single"/>
-          </w:rPr>
-          <w:t>加1:14</w:t>
-        </w:r>
-      </w:hyperlink>
-      <w:r>
-        <w:rPr>
-          <w:lang w:val="zh_TW" w:bidi="zh_TW"/>
-        </w:rPr>
-        <w:t>）。特別具啟發性的是</w:t>
-      </w:r>
-      <w:hyperlink r:id="rId16">
-        <w:r>
-          <w:rPr>
-            <w:lang w:val="zh_TW" w:bidi="zh_TW"/>
-          </w:rPr>
-          <w:rPr>
-            <w:color w:val="0000EE"/>
-            <w:u w:val="single"/>
-          </w:rPr>
-          <w:t>馬可福音第七章</w:t>
-        </w:r>
-      </w:hyperlink>
-      <w:r>
-        <w:rPr>
-          <w:lang w:val="zh_TW" w:bidi="zh_TW"/>
-        </w:rPr>
-        <w:t>的關鍵段落，記載法利賽人向耶穌抱怨：「</w:t>
-      </w:r>
-      <w:r>
-        <w:rPr>
-          <w:lang w:val="zh_TW" w:bidi="zh_TW"/>
-        </w:rPr>
-        <w:t>你的門徒為甚麼不照古人的遺傳，用</w:t>
-      </w:r>
-      <w:r>
-        <w:rPr>
-          <w:lang w:val="zh_TW" w:bidi="zh_TW"/>
-        </w:rPr>
-        <w:t>『俗』</w:t>
-      </w:r>
-      <w:r>
-        <w:rPr>
-          <w:lang w:val="zh_TW" w:bidi="zh_TW"/>
-        </w:rPr>
-        <w:t>手吃飯呢？</w:t>
-      </w:r>
-      <w:r>
-        <w:rPr>
-          <w:lang w:val="zh_TW" w:bidi="zh_TW"/>
-        </w:rPr>
-        <w:t>」（第</w:t>
-      </w:r>
-      <w:hyperlink r:id="rId17">
-        <w:r>
-          <w:rPr>
-            <w:lang w:val="zh_TW" w:bidi="zh_TW"/>
-          </w:rPr>
-          <w:rPr>
-            <w:color w:val="0000EE"/>
-            <w:u w:val="single"/>
-          </w:rPr>
-          <w:t>5</w:t>
-        </w:r>
-      </w:hyperlink>
-      <w:r>
-        <w:rPr>
-          <w:lang w:val="zh_TW" w:bidi="zh_TW"/>
-        </w:rPr>
-        <w:t>節）。基督的回答以嚴厲的指控反駁他們的批評：「你們是離棄神的誡命，拘守人的遺傳……這就是你們承接遺傳，廢了神的道」（第</w:t>
-      </w:r>
-      <w:hyperlink r:id="rId18">
-        <w:r>
-          <w:rPr>
-            <w:lang w:val="zh_TW" w:bidi="zh_TW"/>
-          </w:rPr>
-          <w:rPr>
-            <w:color w:val="0000EE"/>
-            <w:u w:val="single"/>
-          </w:rPr>
-          <w:t>8</w:t>
-        </w:r>
-      </w:hyperlink>
-      <w:r>
-        <w:rPr>
-          <w:lang w:val="zh_TW" w:bidi="zh_TW"/>
-        </w:rPr>
-        <w:t>、</w:t>
-      </w:r>
-      <w:hyperlink r:id="rId19">
-        <w:r>
-          <w:rPr>
-            <w:lang w:val="zh_TW" w:bidi="zh_TW"/>
-          </w:rPr>
-          <w:rPr>
-            <w:color w:val="0000EE"/>
-            <w:u w:val="single"/>
-          </w:rPr>
-          <w:t>13</w:t>
-        </w:r>
-      </w:hyperlink>
-      <w:r>
-        <w:rPr>
-          <w:lang w:val="zh_TW" w:bidi="zh_TW"/>
-        </w:rPr>
-        <w:t>節；參見</w:t>
-      </w:r>
-      <w:hyperlink r:id="rId20">
-        <w:r>
-          <w:rPr>
-            <w:lang w:val="zh_TW" w:bidi="zh_TW"/>
-          </w:rPr>
-          <w:rPr>
-            <w:color w:val="0000EE"/>
-            <w:u w:val="single"/>
-          </w:rPr>
-          <w:t>太15:1–6</w:t>
-        </w:r>
-      </w:hyperlink>
-      <w:r>
-        <w:rPr>
-          <w:lang w:val="zh_TW" w:bidi="zh_TW"/>
-        </w:rPr>
-        <w:t>）。</w:t>
+        <w:t>神所賜的禮物，透過祂的行動表達出來，包括祂向人施予的憐憫、慈愛和救恩。</w:t>
       </w:r>
     </w:p>
     <w:p>
@@ -577,25 +903,18 @@
         <w:rPr>
           <w:lang w:val="zh_TW" w:bidi="zh_TW"/>
         </w:rPr>
-        <w:t>法利賽人重視他們對律法的解釋，此舉削弱了神啟示的權柄。更糟的是，這些解釋的巧妙之處在於，通過放寬神的標準來扭曲恩典的教義。耶穌在</w:t>
-      </w:r>
-      <w:hyperlink r:id="rId21">
-        <w:r>
-          <w:rPr>
-            <w:lang w:val="zh_TW" w:bidi="zh_TW"/>
-          </w:rPr>
-          <w:rPr>
-            <w:color w:val="0000EE"/>
-            <w:u w:val="single"/>
-          </w:rPr>
-          <w:t>馬可福音七章10至12節</w:t>
-        </w:r>
-      </w:hyperlink>
-      <w:r>
-        <w:rPr>
-          <w:lang w:val="zh_TW" w:bidi="zh_TW"/>
-        </w:rPr>
-        <w:t>中使用的例子表明，一項拉比的規條——各耳板，使人們可以忽視第五誡並覺得這樣做是合理的。</w:t>
+        <w:t>恩典是神的行動，使祂能夠以無盡的寬恕和祝福來面對人的冷漠和叛逆。神在行動中顯示出祂的恩典。神恩典的教義貫穿整個舊約和新約的思想。然而，舊約只是預示並為在新約中完全展現的恩典做準備。</w:t>
+      </w:r>
+    </w:p>
+    <w:p>
+      <w:pPr>
+        <w:pStyle w:val="Heading3"/>
+      </w:pPr>
+      <w:r>
+        <w:rPr>
+          <w:lang w:val="zh_TW" w:bidi="zh_TW"/>
+        </w:rPr>
+        <w:t>舊約中的恩典</w:t>
       </w:r>
     </w:p>
     <w:p>
@@ -609,9 +928,9 @@
         <w:rPr>
           <w:lang w:val="zh_TW" w:bidi="zh_TW"/>
         </w:rPr>
-        <w:t>法利賽人的規條複雜繁多，但至少人們可以遵守。那些嚴格遵循拉比傳統的人，可能誤以為自己的行為滿足了神的要求（參保羅對自己悔改前態度的描述，</w:t>
-      </w:r>
-      <w:hyperlink r:id="rId22">
+        <w:t>在舊約的早期敘述中，神自我揭示為自己是一位「有憐憫有恩典的神，不輕易發怒，並有豐盛的慈愛和誠實」（</w:t>
+      </w:r>
+      <w:hyperlink r:id="rId29">
         <w:r>
           <w:rPr>
             <w:lang w:val="zh_TW" w:bidi="zh_TW"/>
@@ -620,16 +939,16 @@
             <w:color w:val="0000EE"/>
             <w:u w:val="single"/>
           </w:rPr>
-          <w:t>腓3:6</w:t>
+          <w:t>出34:6</w:t>
         </w:r>
       </w:hyperlink>
       <w:r>
         <w:rPr>
           <w:lang w:val="zh_TW" w:bidi="zh_TW"/>
         </w:rPr>
-        <w:t>），他們淡然面對自己的罪，並有著虛假的屬靈安全感，以致不必再依靠神的憐憫。這當然是稅吏和法利賽人比喻的要點（</w:t>
-      </w:r>
-      <w:hyperlink r:id="rId13">
+        <w:t>）。 因此，不配的人類可以用「主啊，我若在你眼前蒙恩，……」這樣的禱告去接近祂（</w:t>
+      </w:r>
+      <w:hyperlink r:id="rId30">
         <w:r>
           <w:rPr>
             <w:lang w:val="zh_TW" w:bidi="zh_TW"/>
@@ -638,62 +957,14 @@
             <w:color w:val="0000EE"/>
             <w:u w:val="single"/>
           </w:rPr>
-          <w:t>路18:9–14</w:t>
+          <w:t>出34:9</w:t>
         </w:r>
       </w:hyperlink>
       <w:r>
         <w:rPr>
           <w:lang w:val="zh_TW" w:bidi="zh_TW"/>
         </w:rPr>
-        <w:t>）。相比之下，耶穌要求的公義遠高於法利賽人：「要完全，</w:t>
-      </w:r>
-      <w:r>
-        <w:rPr>
-          <w:lang w:val="zh_TW" w:bidi="zh_TW"/>
-        </w:rPr>
-        <w:t>像你們的天父完全一樣</w:t>
-      </w:r>
-      <w:r>
-        <w:rPr>
-          <w:lang w:val="zh_TW" w:bidi="zh_TW"/>
-        </w:rPr>
-        <w:t>」（</w:t>
-      </w:r>
-      <w:hyperlink r:id="rId23">
-        <w:r>
-          <w:rPr>
-            <w:lang w:val="zh_TW" w:bidi="zh_TW"/>
-          </w:rPr>
-          <w:rPr>
-            <w:color w:val="0000EE"/>
-            <w:u w:val="single"/>
-          </w:rPr>
-          <w:t>太5:48</w:t>
-        </w:r>
-      </w:hyperlink>
-      <w:r>
-        <w:rPr>
-          <w:lang w:val="zh_TW" w:bidi="zh_TW"/>
-        </w:rPr>
-        <w:t>；參</w:t>
-      </w:r>
-      <w:hyperlink r:id="rId24">
-        <w:r>
-          <w:rPr>
-            <w:lang w:val="zh_TW" w:bidi="zh_TW"/>
-          </w:rPr>
-          <w:rPr>
-            <w:color w:val="0000EE"/>
-            <w:u w:val="single"/>
-          </w:rPr>
-          <w:t>20節</w:t>
-        </w:r>
-      </w:hyperlink>
-      <w:r>
-        <w:rPr>
-          <w:lang w:val="zh_TW" w:bidi="zh_TW"/>
-        </w:rPr>
-        <w:t>）。</w:t>
+        <w:t>）。透過神的主動，人與神的疏離被轉變為一種不配得的接納，這開啟了和好和救贖的可能。</w:t>
       </w:r>
     </w:p>
     <w:p>
@@ -705,6 +976,701 @@
       </w:r>
       <w:r>
         <w:rPr>
+          <w:lang w:val="zh_TW" w:bidi="zh_TW"/>
+        </w:rPr>
+        <w:t>在伊甸園中，恩典已經開始發揮作用，當神以救贖的應許（</w:t>
+      </w:r>
+      <w:hyperlink r:id="rId31">
+        <w:r>
+          <w:rPr>
+            <w:lang w:val="zh_TW" w:bidi="zh_TW"/>
+          </w:rPr>
+          <w:rPr>
+            <w:color w:val="0000EE"/>
+            <w:u w:val="single"/>
+          </w:rPr>
+          <w:t>創3:15</w:t>
+        </w:r>
+      </w:hyperlink>
+      <w:r>
+        <w:rPr>
+          <w:lang w:val="zh_TW" w:bidi="zh_TW"/>
+        </w:rPr>
+        <w:t>）和關切的照顧來回應墮落，而不是以放棄或報復性的毀滅。神對亞伯拉罕的呼召是恩典的延伸，不僅對他個人如此，也通過他作為普世的媒介。作為對亞伯拉罕個人祝福和對他後裔的國的祝福的不可分割的一部分，神的應許中指出，個人和國的祝福將成為實現「地上的萬族都要因你得福」的工具（</w:t>
+      </w:r>
+      <w:hyperlink r:id="rId32">
+        <w:r>
+          <w:rPr>
+            <w:lang w:val="zh_TW" w:bidi="zh_TW"/>
+          </w:rPr>
+          <w:rPr>
+            <w:color w:val="0000EE"/>
+            <w:u w:val="single"/>
+          </w:rPr>
+          <w:t>創12:2–3</w:t>
+        </w:r>
+      </w:hyperlink>
+      <w:r>
+        <w:rPr>
+          <w:lang w:val="zh_TW" w:bidi="zh_TW"/>
+        </w:rPr>
+        <w:t>）。因此，亞伯拉罕的選擇和普世祝福的應許都在神所賜的約中表達出來，其目的是將神的恩典延伸到全人類。神在對亞伯拉罕的應許中莊嚴地確認道：「我與你立約：你要作多國的父……我要與你並你世世代代的後裔堅立我的約，作永遠的約」（</w:t>
+      </w:r>
+      <w:hyperlink r:id="rId33">
+        <w:r>
+          <w:rPr>
+            <w:lang w:val="zh_TW" w:bidi="zh_TW"/>
+          </w:rPr>
+          <w:rPr>
+            <w:color w:val="0000EE"/>
+            <w:u w:val="single"/>
+          </w:rPr>
+          <w:t>創17:4、7</w:t>
+        </w:r>
+      </w:hyperlink>
+      <w:r>
+        <w:rPr>
+          <w:lang w:val="zh_TW" w:bidi="zh_TW"/>
+        </w:rPr>
+        <w:t>）。這個應許應該被理解為在恩典的基礎上實現，而不是在種族的基礎上，這樣它就適用於所有亞伯拉罕的後裔——不僅是猶太信徒，即他的種族後裔，還有他的屬靈後裔，來自列國的信徒，他們擁有像亞伯拉罕一樣的信仰（</w:t>
+      </w:r>
+      <w:hyperlink r:id="rId34">
+        <w:r>
+          <w:rPr>
+            <w:lang w:val="zh_TW" w:bidi="zh_TW"/>
+          </w:rPr>
+          <w:rPr>
+            <w:color w:val="0000EE"/>
+            <w:u w:val="single"/>
+          </w:rPr>
+          <w:t>羅4:16</w:t>
+        </w:r>
+      </w:hyperlink>
+      <w:r>
+        <w:rPr>
+          <w:lang w:val="zh_TW" w:bidi="zh_TW"/>
+        </w:rPr>
+        <w:t>）。 因此，從神恩典的角度來看，揀選亞伯拉罕和以色列民族並不是目的本身。這是神的計劃，將祂的救贖設計延伸到列國的所有信徒。在向亞伯拉罕施恩時，神正在建立教會的開端，即恩典的群體。</w:t>
+      </w:r>
+    </w:p>
+    <w:p>
+      <w:pPr/>
+      <w:r>
+        <w:rPr>
+          <w:lang w:val="zh_TW" w:bidi="zh_TW"/>
+        </w:rPr>
+      </w:r>
+      <w:r>
+        <w:rPr>
+          <w:lang w:val="zh_TW" w:bidi="zh_TW"/>
+        </w:rPr>
+        <w:t>神在揀選亞伯拉罕並使他成為神恩典的接受者中所表現出神的惟獨主義（particularism），且提供了一個範例，適用於所有在救贖歷史中被神使用的人。超越了賦予像亞伯拉罕、大衛、先知以及後來使徒們等個人的恩典，這些人因他們的呼召而具有了為所有分享亞伯拉罕信仰的群體——教會——履行神的約的貢獻潛力。在神對以色列、其族長及其領袖的恩慈作為中，神為祂向普世教會擴展恩典奠定了基礎。神在舊約中的恩慈介入，旨在顯明教會在祂救贖目的中的終極地位。舊約的先知在履行他們的職責時，知道他們所服事的並不是自己，而是教會（</w:t>
+      </w:r>
+      <w:hyperlink r:id="rId35">
+        <w:r>
+          <w:rPr>
+            <w:lang w:val="zh_TW" w:bidi="zh_TW"/>
+          </w:rPr>
+          <w:rPr>
+            <w:color w:val="0000EE"/>
+            <w:u w:val="single"/>
+          </w:rPr>
+          <w:t>彼前1:10–12</w:t>
+        </w:r>
+      </w:hyperlink>
+      <w:r>
+        <w:rPr>
+          <w:lang w:val="zh_TW" w:bidi="zh_TW"/>
+        </w:rPr>
+        <w:t>）。</w:t>
+      </w:r>
+    </w:p>
+    <w:p>
+      <w:pPr/>
+      <w:r>
+        <w:rPr>
+          <w:lang w:val="zh_TW" w:bidi="zh_TW"/>
+        </w:rPr>
+      </w:r>
+      <w:r>
+        <w:rPr>
+          <w:lang w:val="zh_TW" w:bidi="zh_TW"/>
+        </w:rPr>
+        <w:t>作為神恩典過渡性和中介性的表達，舊約的制度僅具有暫時的效力，已被神在新約中恩典的終極顯現所取代（</w:t>
+      </w:r>
+      <w:hyperlink r:id="rId36">
+        <w:r>
+          <w:rPr>
+            <w:lang w:val="zh_TW" w:bidi="zh_TW"/>
+          </w:rPr>
+          <w:rPr>
+            <w:color w:val="0000EE"/>
+            <w:u w:val="single"/>
+          </w:rPr>
+          <w:t>來8:6–7</w:t>
+        </w:r>
+      </w:hyperlink>
+      <w:r>
+        <w:rPr>
+          <w:lang w:val="zh_TW" w:bidi="zh_TW"/>
+        </w:rPr>
+        <w:t>）。因此，舊約將會過去，並被一個新的約所取代，這將展示神恩典的完全顯現。從這個角度來看，律法與恩典之間的張力變得清晰。像以色列的選召一樣，律法（作為舊約中最顯著的制度之一）是一項暫時性的神恩典措施，用以預示和預備通過信靠耶穌基督的恩典而得稱義的約（</w:t>
+      </w:r>
+      <w:hyperlink r:id="rId37">
+        <w:r>
+          <w:rPr>
+            <w:lang w:val="zh_TW" w:bidi="zh_TW"/>
+          </w:rPr>
+          <w:rPr>
+            <w:color w:val="0000EE"/>
+            <w:u w:val="single"/>
+          </w:rPr>
+          <w:t>加3:23–29</w:t>
+        </w:r>
+      </w:hyperlink>
+      <w:r>
+        <w:rPr>
+          <w:lang w:val="zh_TW" w:bidi="zh_TW"/>
+        </w:rPr>
+        <w:t>；</w:t>
+      </w:r>
+      <w:hyperlink r:id="rId38">
+        <w:r>
+          <w:rPr>
+            <w:lang w:val="zh_TW" w:bidi="zh_TW"/>
+          </w:rPr>
+          <w:rPr>
+            <w:color w:val="0000EE"/>
+            <w:u w:val="single"/>
+          </w:rPr>
+          <w:t>來10:1</w:t>
+        </w:r>
+      </w:hyperlink>
+      <w:r>
+        <w:rPr>
+          <w:lang w:val="zh_TW" w:bidi="zh_TW"/>
+        </w:rPr>
+        <w:t>）。</w:t>
+      </w:r>
+    </w:p>
+    <w:p>
+      <w:pPr>
+        <w:pStyle w:val="Heading3"/>
+      </w:pPr>
+      <w:r>
+        <w:rPr>
+          <w:lang w:val="zh_TW" w:bidi="zh_TW"/>
+        </w:rPr>
+        <w:t>新約中的恩典</w:t>
+      </w:r>
+    </w:p>
+    <w:p>
+      <w:pPr/>
+      <w:r>
+        <w:rPr>
+          <w:lang w:val="zh_TW" w:bidi="zh_TW"/>
+        </w:rPr>
+      </w:r>
+      <w:r>
+        <w:rPr>
+          <w:lang w:val="zh_TW" w:bidi="zh_TW"/>
+        </w:rPr>
+        <w:t>恩典作為神對祂子民積極行動的參與，這一概念在新約中更加鮮明。神的恩典在耶穌基督的身上具體體現出來，祂以可見的方式展示了神恩典的動態本質，並在祂的救贖事工中實現了舊約中有關神恩待人的應許（</w:t>
+      </w:r>
+      <w:hyperlink r:id="rId39">
+        <w:r>
+          <w:rPr>
+            <w:lang w:val="zh_TW" w:bidi="zh_TW"/>
+          </w:rPr>
+          <w:rPr>
+            <w:color w:val="0000EE"/>
+            <w:u w:val="single"/>
+          </w:rPr>
+          <w:t>約1:14、17</w:t>
+        </w:r>
+      </w:hyperlink>
+      <w:r>
+        <w:rPr>
+          <w:lang w:val="zh_TW" w:bidi="zh_TW"/>
+        </w:rPr>
+        <w:t>）。</w:t>
+      </w:r>
+    </w:p>
+    <w:p>
+      <w:pPr/>
+      <w:r>
+        <w:rPr>
+          <w:lang w:val="zh_TW" w:bidi="zh_TW"/>
+        </w:rPr>
+      </w:r>
+      <w:r>
+        <w:rPr>
+          <w:lang w:val="zh_TW" w:bidi="zh_TW"/>
+        </w:rPr>
+        <w:t>神在耶穌基督中顯現的恩典使神能夠赦免罪人，並將他們聚集在教會這個新約群體中。耶穌在施行事工期間，曾多次對許多罪人宣告赦罪，並向各種絕望的人提供神的仁愛幫助。透過像父親寬恕浪子和尋找失羊的教導，耶穌明確表示祂來是為了尋找和拯救那些失喪的人。然而，祂最終在十字架上完成的救贖之死，為悔改的罪人敞開了通往神赦免和恢復性恩典的大門。這個簡單的真理在因信稱義的教義中被闡明（</w:t>
+      </w:r>
+      <w:hyperlink r:id="rId40">
+        <w:r>
+          <w:rPr>
+            <w:lang w:val="zh_TW" w:bidi="zh_TW"/>
+          </w:rPr>
+          <w:rPr>
+            <w:color w:val="0000EE"/>
+            <w:u w:val="single"/>
+          </w:rPr>
+          <w:t>羅3:23</w:t>
+        </w:r>
+      </w:hyperlink>
+      <w:r>
+        <w:rPr>
+          <w:lang w:val="zh_TW" w:bidi="zh_TW"/>
+        </w:rPr>
+        <w:t>；</w:t>
+      </w:r>
+      <w:hyperlink r:id="rId41">
+        <w:r>
+          <w:rPr>
+            <w:lang w:val="zh_TW" w:bidi="zh_TW"/>
+          </w:rPr>
+          <w:rPr>
+            <w:color w:val="0000EE"/>
+            <w:u w:val="single"/>
+          </w:rPr>
+          <w:t>多3:7</w:t>
+        </w:r>
+      </w:hyperlink>
+      <w:r>
+        <w:rPr>
+          <w:lang w:val="zh_TW" w:bidi="zh_TW"/>
+        </w:rPr>
+        <w:t>）。根據這個教導，神藉著基督代贖的死而提供恩典，使祂能夠對悔改的罪人宣告「義」或「無罪」的判決，並將他們納入祂的永恆旨意中。因此，他們進入了神恩典的領域，這恩典使他們能夠與聖靈同工，進行個人成聖的過程。</w:t>
+      </w:r>
+    </w:p>
+    <w:p>
+      <w:pPr/>
+      <w:r>
+        <w:rPr>
+          <w:lang w:val="zh_TW" w:bidi="zh_TW"/>
+        </w:rPr>
+      </w:r>
+      <w:r>
+        <w:rPr>
+          <w:lang w:val="zh_TW" w:bidi="zh_TW"/>
+        </w:rPr>
+        <w:t>神在耶穌基督身上顯現的恩典，也使神能夠賜予信徒不配得的恩惠，這些恩惠豐富了他們的生活，並將他們聯合在一起成為基督的身體——教會。他們因恩典而被接納，並因此獲得新的身份，即成為神的兒女，成為神家中的成員，使他們如同對待天父一樣與祂相處（</w:t>
+      </w:r>
+      <w:hyperlink r:id="rId42">
+        <w:r>
+          <w:rPr>
+            <w:lang w:val="zh_TW" w:bidi="zh_TW"/>
+          </w:rPr>
+          <w:rPr>
+            <w:color w:val="0000EE"/>
+            <w:u w:val="single"/>
+          </w:rPr>
+          <w:t>加4:4–6</w:t>
+        </w:r>
+      </w:hyperlink>
+      <w:r>
+        <w:rPr>
+          <w:lang w:val="zh_TW" w:bidi="zh_TW"/>
+        </w:rPr>
+        <w:t>）。他們成為一個群體的成員，在這個群體中，種族、階級和性別的區別變得無關緊要，因為他們都成為了神對亞伯拉罕普世祝福之應許的平等繼承人（</w:t>
+      </w:r>
+      <w:hyperlink r:id="rId43">
+        <w:r>
+          <w:rPr>
+            <w:lang w:val="zh_TW" w:bidi="zh_TW"/>
+          </w:rPr>
+          <w:rPr>
+            <w:color w:val="0000EE"/>
+            <w:u w:val="single"/>
+          </w:rPr>
+          <w:t>3:28–29</w:t>
+        </w:r>
+      </w:hyperlink>
+      <w:r>
+        <w:rPr>
+          <w:lang w:val="zh_TW" w:bidi="zh_TW"/>
+        </w:rPr>
+        <w:t>）。為了豐富他們的個人生活，並確保他們在新群體生活中的參與是有益的，聖靈恩慈地賜給信徒各種恩賜，使他們能夠進行旨在造福教會的各種事工（</w:t>
+      </w:r>
+      <w:hyperlink r:id="rId44">
+        <w:r>
+          <w:rPr>
+            <w:lang w:val="zh_TW" w:bidi="zh_TW"/>
+          </w:rPr>
+          <w:rPr>
+            <w:color w:val="0000EE"/>
+            <w:u w:val="single"/>
+          </w:rPr>
+          <w:t>羅12:6–8</w:t>
+        </w:r>
+      </w:hyperlink>
+      <w:r>
+        <w:rPr>
+          <w:lang w:val="zh_TW" w:bidi="zh_TW"/>
+        </w:rPr>
+        <w:t>）。在這些事工中，首要的是使徒的職分，這一職分與神的恩典密切相關（</w:t>
+      </w:r>
+      <w:hyperlink r:id="rId45">
+        <w:r>
+          <w:rPr>
+            <w:lang w:val="zh_TW" w:bidi="zh_TW"/>
+          </w:rPr>
+          <w:rPr>
+            <w:color w:val="0000EE"/>
+            <w:u w:val="single"/>
+          </w:rPr>
+          <w:t>1:5</w:t>
+        </w:r>
+      </w:hyperlink>
+      <w:r>
+        <w:rPr>
+          <w:lang w:val="zh_TW" w:bidi="zh_TW"/>
+        </w:rPr>
+        <w:t>，</w:t>
+      </w:r>
+      <w:hyperlink r:id="rId46">
+        <w:r>
+          <w:rPr>
+            <w:lang w:val="zh_TW" w:bidi="zh_TW"/>
+          </w:rPr>
+          <w:rPr>
+            <w:color w:val="0000EE"/>
+            <w:u w:val="single"/>
+          </w:rPr>
+          <w:t>15:15–16</w:t>
+        </w:r>
+      </w:hyperlink>
+      <w:r>
+        <w:rPr>
+          <w:lang w:val="zh_TW" w:bidi="zh_TW"/>
+        </w:rPr>
+        <w:t>），因為它與舊約的先知事工結合在一起，為教會提供了基礎結構（</w:t>
+      </w:r>
+      <w:hyperlink r:id="rId47">
+        <w:r>
+          <w:rPr>
+            <w:lang w:val="zh_TW" w:bidi="zh_TW"/>
+          </w:rPr>
+          <w:rPr>
+            <w:color w:val="0000EE"/>
+            <w:u w:val="single"/>
+          </w:rPr>
+          <w:t>弗2:20</w:t>
+        </w:r>
+      </w:hyperlink>
+      <w:r>
+        <w:rPr>
+          <w:lang w:val="zh_TW" w:bidi="zh_TW"/>
+        </w:rPr>
+        <w:t>）。由於神的恩典豐富地傾注在信徒的群體生活中（</w:t>
+      </w:r>
+      <w:hyperlink r:id="rId48">
+        <w:r>
+          <w:rPr>
+            <w:lang w:val="zh_TW" w:bidi="zh_TW"/>
+          </w:rPr>
+          <w:rPr>
+            <w:color w:val="0000EE"/>
+            <w:u w:val="single"/>
+          </w:rPr>
+          <w:t>1:7–8</w:t>
+        </w:r>
+      </w:hyperlink>
+      <w:r>
+        <w:rPr>
+          <w:lang w:val="zh_TW" w:bidi="zh_TW"/>
+        </w:rPr>
+        <w:t>），教會進入永恆後，將通過其存在本身，展示出神在耶穌基督裡無限豐富的恩典（</w:t>
+      </w:r>
+      <w:hyperlink r:id="rId49">
+        <w:r>
+          <w:rPr>
+            <w:lang w:val="zh_TW" w:bidi="zh_TW"/>
+          </w:rPr>
+          <w:rPr>
+            <w:color w:val="0000EE"/>
+            <w:u w:val="single"/>
+          </w:rPr>
+          <w:t>2:6</w:t>
+        </w:r>
+      </w:hyperlink>
+      <w:r>
+        <w:rPr>
+          <w:lang w:val="zh_TW" w:bidi="zh_TW"/>
+        </w:rPr>
+        <w:t>）。</w:t>
+      </w:r>
+    </w:p>
+    <w:p>
+      <w:pPr/>
+      <w:r>
+        <w:rPr>
+          <w:lang w:val="zh_TW" w:bidi="zh_TW"/>
+        </w:rPr>
+      </w:r>
+      <w:r>
+        <w:rPr>
+          <w:lang w:val="zh_TW" w:bidi="zh_TW"/>
+        </w:rPr>
+        <w:t>最後，神在耶穌基督裡顯現的恩典，讓神能夠使信徒在品格和關係中反映祂的恩典。接受神恩典的不可或缺的條件是謙卑（</w:t>
+      </w:r>
+      <w:hyperlink r:id="rId50">
+        <w:r>
+          <w:rPr>
+            <w:lang w:val="zh_TW" w:bidi="zh_TW"/>
+          </w:rPr>
+          <w:rPr>
+            <w:color w:val="0000EE"/>
+            <w:u w:val="single"/>
+          </w:rPr>
+          <w:t>雅4:6</w:t>
+        </w:r>
+      </w:hyperlink>
+      <w:r>
+        <w:rPr>
+          <w:lang w:val="zh_TW" w:bidi="zh_TW"/>
+        </w:rPr>
+        <w:t>；</w:t>
+      </w:r>
+      <w:hyperlink r:id="rId51">
+        <w:r>
+          <w:rPr>
+            <w:lang w:val="zh_TW" w:bidi="zh_TW"/>
+          </w:rPr>
+          <w:rPr>
+            <w:color w:val="0000EE"/>
+            <w:u w:val="single"/>
+          </w:rPr>
+          <w:t>彼前5:5</w:t>
+        </w:r>
+      </w:hyperlink>
+      <w:r>
+        <w:rPr>
+          <w:lang w:val="zh_TW" w:bidi="zh_TW"/>
+        </w:rPr>
+        <w:t>）。這樣對神的謙卑使信徒能夠對待他人時也謙卑行事。從恩典的立場出發，他們可以放下自私和自負，以謙恭的態度對待他人（</w:t>
+      </w:r>
+      <w:hyperlink r:id="rId52">
+        <w:r>
+          <w:rPr>
+            <w:lang w:val="zh_TW" w:bidi="zh_TW"/>
+          </w:rPr>
+          <w:rPr>
+            <w:color w:val="0000EE"/>
+            <w:u w:val="single"/>
+          </w:rPr>
+          <w:t>腓2:3–4</w:t>
+        </w:r>
+      </w:hyperlink>
+      <w:r>
+        <w:rPr>
+          <w:lang w:val="zh_TW" w:bidi="zh_TW"/>
+        </w:rPr>
+        <w:t>），以互相服侍的態度（</w:t>
+      </w:r>
+      <w:hyperlink r:id="rId53">
+        <w:r>
+          <w:rPr>
+            <w:lang w:val="zh_TW" w:bidi="zh_TW"/>
+          </w:rPr>
+          <w:rPr>
+            <w:color w:val="0000EE"/>
+            <w:u w:val="single"/>
+          </w:rPr>
+          <w:t>弗5:21</w:t>
+        </w:r>
+      </w:hyperlink>
+      <w:r>
+        <w:rPr>
+          <w:lang w:val="zh_TW" w:bidi="zh_TW"/>
+        </w:rPr>
+        <w:t>），並以互相寬恕的心靈（</w:t>
+      </w:r>
+      <w:hyperlink r:id="rId54">
+        <w:r>
+          <w:rPr>
+            <w:lang w:val="zh_TW" w:bidi="zh_TW"/>
+          </w:rPr>
+          <w:rPr>
+            <w:color w:val="0000EE"/>
+            <w:u w:val="single"/>
+          </w:rPr>
+          <w:t>太18:23–35</w:t>
+        </w:r>
+      </w:hyperlink>
+      <w:r>
+        <w:rPr>
+          <w:lang w:val="zh_TW" w:bidi="zh_TW"/>
+        </w:rPr>
+        <w:t>），使他們的交流也能展現出神的恩典（</w:t>
+      </w:r>
+      <w:hyperlink r:id="rId55">
+        <w:r>
+          <w:rPr>
+            <w:lang w:val="zh_TW" w:bidi="zh_TW"/>
+          </w:rPr>
+          <w:rPr>
+            <w:color w:val="0000EE"/>
+            <w:u w:val="single"/>
+          </w:rPr>
+          <w:t>西4:6</w:t>
+        </w:r>
+      </w:hyperlink>
+      <w:r>
+        <w:rPr>
+          <w:lang w:val="zh_TW" w:bidi="zh_TW"/>
+        </w:rPr>
+        <w:t>）。由於耶穌基督的恩典構成了信徒生命和人際關係的實存背景，他們被勸勉不要將神的恩典變為不敬虔的行為（</w:t>
+      </w:r>
+      <w:hyperlink r:id="rId56">
+        <w:r>
+          <w:rPr>
+            <w:lang w:val="zh_TW" w:bidi="zh_TW"/>
+          </w:rPr>
+          <w:rPr>
+            <w:color w:val="0000EE"/>
+            <w:u w:val="single"/>
+          </w:rPr>
+          <w:t>猶1:4</w:t>
+        </w:r>
+      </w:hyperlink>
+      <w:r>
+        <w:rPr>
+          <w:lang w:val="zh_TW" w:bidi="zh_TW"/>
+        </w:rPr>
+        <w:t>），而是要在主的恩典中成長（</w:t>
+      </w:r>
+      <w:hyperlink r:id="rId57">
+        <w:r>
+          <w:rPr>
+            <w:lang w:val="zh_TW" w:bidi="zh_TW"/>
+          </w:rPr>
+          <w:rPr>
+            <w:color w:val="0000EE"/>
+            <w:u w:val="single"/>
+          </w:rPr>
+          <w:t>彼後3:18</w:t>
+        </w:r>
+      </w:hyperlink>
+      <w:r>
+        <w:rPr>
+          <w:lang w:val="zh_TW" w:bidi="zh_TW"/>
+        </w:rPr>
+        <w:t>）。</w:t>
+      </w:r>
+    </w:p>
+    <w:p>
+      <w:pPr/>
+      <w:r>
+        <w:rPr>
+          <w:lang w:val="zh_TW" w:bidi="zh_TW"/>
+        </w:rPr>
+      </w:r>
+      <w:r>
+        <w:rPr>
+          <w:lang w:val="zh_TW" w:bidi="zh_TW"/>
+        </w:rPr>
+        <w:t>聖經中恩典的基本意義是指神對祂的受造物施行善意的態度。這種神的恩惠在耶穌基督裡得到了最高的表達。按其定義，這恩典對所有人完全開放，唯一的先決條件是悔改並渴望接受它（</w:t>
+      </w:r>
+      <w:hyperlink r:id="rId58">
+        <w:r>
+          <w:rPr>
+            <w:lang w:val="zh_TW" w:bidi="zh_TW"/>
+          </w:rPr>
+          <w:rPr>
+            <w:color w:val="0000EE"/>
+            <w:u w:val="single"/>
+          </w:rPr>
+          <w:t>多2:11–12</w:t>
+        </w:r>
+      </w:hyperlink>
+      <w:r>
+        <w:rPr>
+          <w:lang w:val="zh_TW" w:bidi="zh_TW"/>
+        </w:rPr>
+        <w:t>）。因此，與神和祂旨意隔絕的人類狀態被替換為與神那本來不可接近的威嚴接觸的途徑，這威嚴以寶座的形式呈現，使祂的恩典可以滿足人的需求（</w:t>
+      </w:r>
+      <w:hyperlink r:id="rId59">
+        <w:r>
+          <w:rPr>
+            <w:lang w:val="zh_TW" w:bidi="zh_TW"/>
+          </w:rPr>
+          <w:rPr>
+            <w:color w:val="0000EE"/>
+            <w:u w:val="single"/>
+          </w:rPr>
+          <w:t>來4:16</w:t>
+        </w:r>
+      </w:hyperlink>
+      <w:r>
+        <w:rPr>
+          <w:lang w:val="zh_TW" w:bidi="zh_TW"/>
+        </w:rPr>
+        <w:t>）。接受神恩典以外的另一個悲慘的選擇，是繼續處於無盼望的疏離狀態，或是通過注定徒勞的人類努力來追求神的恩惠（</w:t>
+      </w:r>
+      <w:hyperlink r:id="rId60">
+        <w:r>
+          <w:rPr>
+            <w:lang w:val="zh_TW" w:bidi="zh_TW"/>
+          </w:rPr>
+          <w:rPr>
+            <w:color w:val="0000EE"/>
+            <w:u w:val="single"/>
+          </w:rPr>
+          <w:t>羅1:21</w:t>
+        </w:r>
+      </w:hyperlink>
+      <w:r>
+        <w:rPr>
+          <w:lang w:val="zh_TW" w:bidi="zh_TW"/>
+        </w:rPr>
+        <w:t>）。神對罪人的無條件接納，唯一的條件可能就是他們拒絕接受祂的接納。</w:t>
+      </w:r>
+    </w:p>
+    <w:p>
+      <w:pPr/>
+      <w:r>
+        <w:rPr>
+          <w:lang w:val="zh_TW" w:bidi="zh_TW"/>
+        </w:rPr>
+      </w:r>
+      <w:r>
+        <w:rPr>
+          <w:lang w:val="zh_TW" w:bidi="zh_TW"/>
+        </w:rPr>
+        <w:t>因為基督代表神恩典的實現、體現和分配者，早期基督徒白白地稱神的恩典為「我們主耶穌基督的恩典」。這恩典被認為是如此根本且遍及他們的個人生活和信仰團體的存在，以至於他們自然地將傳統的「平安」（Shalom）問候與耶穌基督的恩典相結合。這就是為什麼幾乎在新約聖經的每卷書中都能看到「願我們主耶穌基督的恩常與你們眾人同在」這一問候形式的變體普遍重複出現（</w:t>
+      </w:r>
+      <w:hyperlink r:id="rId61">
+        <w:r>
+          <w:rPr>
+            <w:lang w:val="zh_TW" w:bidi="zh_TW"/>
+          </w:rPr>
+          <w:rPr>
+            <w:color w:val="0000EE"/>
+            <w:u w:val="single"/>
+          </w:rPr>
+          <w:t>帖後3:18</w:t>
+        </w:r>
+      </w:hyperlink>
+      <w:r>
+        <w:rPr>
+          <w:lang w:val="zh_TW" w:bidi="zh_TW"/>
+        </w:rPr>
+        <w:t>）。</w:t>
+      </w:r>
+    </w:p>
+    <w:p>
+      <w:pPr/>
+      <w:r>
+        <w:rPr>
+          <w:lang w:val="zh_TW" w:bidi="zh_TW"/>
+        </w:rPr>
+      </w:r>
+      <w:r>
+        <w:rPr>
           <w:i/>
           <w:lang w:val="zh_TW" w:bidi="zh_TW"/>
         </w:rPr>
@@ -720,91 +1686,31 @@
         <w:rPr>
           <w:lang w:val="zh_TW" w:bidi="zh_TW"/>
         </w:rPr>
-        <w:t>愛色尼派</w:t>
-      </w:r>
-      <w:r>
-        <w:rPr>
-          <w:lang w:val="zh_TW" w:bidi="zh_TW"/>
-        </w:rPr>
-        <w:t>、</w:t>
-      </w:r>
-      <w:r>
-        <w:rPr>
-          <w:lang w:val="zh_TW" w:bidi="zh_TW"/>
-        </w:rPr>
-        <w:t>猶太人</w:t>
-      </w:r>
-      <w:r>
-        <w:rPr>
-          <w:lang w:val="zh_TW" w:bidi="zh_TW"/>
-        </w:rPr>
-        <w:t>、</w:t>
-      </w:r>
-      <w:r>
-        <w:rPr>
-          <w:lang w:val="zh_TW" w:bidi="zh_TW"/>
-        </w:rPr>
-        <w:t>猶太教</w:t>
-      </w:r>
-      <w:r>
-        <w:rPr>
-          <w:lang w:val="zh_TW" w:bidi="zh_TW"/>
-        </w:rPr>
-        <w:t>、</w:t>
-      </w:r>
-      <w:r>
-        <w:rPr>
-          <w:lang w:val="zh_TW" w:bidi="zh_TW"/>
-        </w:rPr>
-        <w:t>撒都該人</w:t>
-      </w:r>
-      <w:r>
-        <w:rPr>
-          <w:lang w:val="zh_TW" w:bidi="zh_TW"/>
-        </w:rPr>
-        <w:t>、</w:t>
-      </w:r>
-      <w:r>
-        <w:rPr>
-          <w:lang w:val="zh_TW" w:bidi="zh_TW"/>
-        </w:rPr>
-        <w:t>塔木德</w:t>
-      </w:r>
-      <w:r>
-        <w:rPr>
-          <w:lang w:val="zh_TW" w:bidi="zh_TW"/>
-        </w:rPr>
-        <w:t>、</w:t>
-      </w:r>
-      <w:r>
-        <w:rPr>
-          <w:lang w:val="zh_TW" w:bidi="zh_TW"/>
-        </w:rPr>
-        <w:t>妥拉</w:t>
-      </w:r>
-      <w:r>
-        <w:rPr>
-          <w:lang w:val="zh_TW" w:bidi="zh_TW"/>
-        </w:rPr>
-        <w:t>、</w:t>
-      </w:r>
-      <w:r>
-        <w:rPr>
-          <w:lang w:val="zh_TW" w:bidi="zh_TW"/>
-        </w:rPr>
-        <w:t>傳統</w:t>
-      </w:r>
-      <w:r>
-        <w:rPr>
-          <w:lang w:val="zh_TW" w:bidi="zh_TW"/>
-        </w:rPr>
-        <w:t>、</w:t>
-      </w:r>
-      <w:r>
-        <w:rPr>
-          <w:lang w:val="zh_TW" w:bidi="zh_TW"/>
-        </w:rPr>
-        <w:t>口傳傳統</w:t>
+        <w:t>神的存在與屬性</w:t>
+      </w:r>
+      <w:r>
+        <w:rPr>
+          <w:lang w:val="zh_TW" w:bidi="zh_TW"/>
+        </w:rPr>
+        <w:t>；</w:t>
+      </w:r>
+      <w:r>
+        <w:rPr>
+          <w:lang w:val="zh_TW" w:bidi="zh_TW"/>
+        </w:rPr>
+        <w:t>愛</w:t>
+      </w:r>
+      <w:r>
+        <w:rPr>
+          <w:lang w:val="zh_TW" w:bidi="zh_TW"/>
+        </w:rPr>
+        <w:t>；</w:t>
+      </w:r>
+      <w:r>
+        <w:rPr>
+          <w:lang w:val="zh_TW" w:bidi="zh_TW"/>
+        </w:rPr>
+        <w:t>憐憫</w:t>
       </w:r>
       <w:r>
         <w:rPr>

--- a/zht/docx/031.content.docx
+++ b/zht/docx/031.content.docx
@@ -19,7 +19,7 @@
         <w:rPr>
           <w:lang w:val="zh_TW" w:bidi="zh_TW"/>
         </w:rPr>
-        <w:t>Resource: 聖經詞典 (Tyndale)</w:t>
+        <w:t>Resource: Tyndale Open Bible Dictionary</w:t>
       </w:r>
       <w:r>
         <w:rPr>
@@ -112,7 +112,7 @@
         <w:rPr>
           <w:lang w:val="zh_TW" w:bidi="zh_TW"/>
         </w:rPr>
-        <w:t>聖經詞典 (Tyndale)</w:t>
+        <w:t>Tyndale Open Bible Dictionary</w:t>
       </w:r>
     </w:p>
     <w:p>
@@ -149,7 +149,7 @@
         <w:rPr>
           <w:lang w:val="zh_TW" w:bidi="zh_TW"/>
         </w:rPr>
-        <w:t>en</w:t>
+        <w:t>dui</w:t>
       </w:r>
       <w:r>
         <w:rPr>
@@ -212,7 +212,7 @@
         <w:rPr>
           <w:lang w:val="zh_TW" w:bidi="zh_TW"/>
         </w:rPr>
-        <w:t>恩慈</w:t>
+        <w:t>兌換銀錢的人，兌換銀錢</w:t>
       </w:r>
       <w:r>
         <w:rPr>
@@ -231,7 +231,7 @@
         <w:rPr>
           <w:lang w:val="zh_TW" w:bidi="zh_TW"/>
         </w:rPr>
-        <w:t>恩慈（kindess）是一種生活方式，包含愛的關懷、理解、友善、耐心、溫柔和良善。它不僅體現在言語和行為上，更在於選擇以某種方式行事，而非僅僅受情感的驅使。</w:t>
+        <w:t>兌換銀錢的人是指從事與金錢相關工作的人。他們借出資金，兌換不同類型的貨幣，並發行新貨幣。</w:t>
       </w:r>
     </w:p>
     <w:p>
@@ -245,7 +245,83 @@
         <w:rPr>
           <w:lang w:val="zh_TW" w:bidi="zh_TW"/>
         </w:rPr>
-        <w:t>聖經中有許多關於恩慈的故事：</w:t>
+        <w:t>隨著不同國家之間的貿易增長，人們需要一種簡便的方式來轉移資金。這促成了兌換銀錢行業的誕生。當硬幣在公元前七世紀首次製造時，兌換銀錢的人變得重要起來。他們負責將一種硬幣兌換成另一種貨幣。</w:t>
+      </w:r>
+    </w:p>
+    <w:p>
+      <w:pPr/>
+      <w:r>
+        <w:rPr>
+          <w:lang w:val="zh_TW" w:bidi="zh_TW"/>
+        </w:rPr>
+      </w:r>
+      <w:r>
+        <w:rPr>
+          <w:lang w:val="zh_TW" w:bidi="zh_TW"/>
+        </w:rPr>
+        <w:t>過去，王和女王控制所有貿易（</w:t>
+      </w:r>
+      <w:hyperlink r:id="rId13">
+        <w:r>
+          <w:rPr>
+            <w:lang w:val="zh_TW" w:bidi="zh_TW"/>
+          </w:rPr>
+          <w:rPr>
+            <w:color w:val="0000EE"/>
+            <w:u w:val="single"/>
+          </w:rPr>
+          <w:t>撒下5:11；</w:t>
+        </w:r>
+      </w:hyperlink>
+      <w:hyperlink r:id="rId14">
+        <w:r>
+          <w:rPr>
+            <w:lang w:val="zh_TW" w:bidi="zh_TW"/>
+          </w:rPr>
+          <w:rPr>
+            <w:color w:val="0000EE"/>
+            <w:u w:val="single"/>
+          </w:rPr>
+          <w:t>王上10:14</w:t>
+        </w:r>
+      </w:hyperlink>
+      <w:r>
+        <w:rPr>
+          <w:lang w:val="zh_TW" w:bidi="zh_TW"/>
+        </w:rPr>
+        <w:t>–</w:t>
+      </w:r>
+      <w:hyperlink r:id="rId14">
+        <w:r>
+          <w:rPr>
+            <w:lang w:val="zh_TW" w:bidi="zh_TW"/>
+          </w:rPr>
+          <w:rPr>
+            <w:color w:val="0000EE"/>
+            <w:u w:val="single"/>
+          </w:rPr>
+          <w:t>29</w:t>
+        </w:r>
+      </w:hyperlink>
+      <w:r>
+        <w:rPr>
+          <w:lang w:val="zh_TW" w:bidi="zh_TW"/>
+        </w:rPr>
+        <w:t>）。但是後來這種情況發生了變化。一種類似於我們今天銀行業的新系統發展起來。</w:t>
+      </w:r>
+    </w:p>
+    <w:p>
+      <w:pPr/>
+      <w:r>
+        <w:rPr>
+          <w:lang w:val="zh_TW" w:bidi="zh_TW"/>
+        </w:rPr>
+      </w:r>
+      <w:r>
+        <w:rPr>
+          <w:lang w:val="zh_TW" w:bidi="zh_TW"/>
+        </w:rPr>
+        <w:t>在新約時代，兌換銀錢的人是銀行系統的一部分。他們的工作是將羅馬貨幣兌換成特別的聖殿用幣。人們需要這些特殊硬幣來支付聖殿稅。這種稅是以一種叫半舍客勒的硬幣支付的。新約聖經提到兌換銀錢的人的經文包括：</w:t>
       </w:r>
     </w:p>
     <w:p>
@@ -259,13 +335,7 @@
           <w:lang w:val="zh_TW" w:bidi="zh_TW"/>
         </w:rPr>
       </w:r>
-      <w:r>
-        <w:rPr>
-          <w:lang w:val="zh_TW" w:bidi="zh_TW"/>
-        </w:rPr>
-        <w:t>約瑟請求法老的僕人恩慈地向法老提起他（</w:t>
-      </w:r>
-      <w:hyperlink r:id="rId13">
+      <w:hyperlink r:id="rId15">
         <w:r>
           <w:rPr>
             <w:lang w:val="zh_TW" w:bidi="zh_TW"/>
@@ -274,15 +344,9 @@
             <w:color w:val="0000EE"/>
             <w:u w:val="single"/>
           </w:rPr>
-          <w:t>創40:14</w:t>
+          <w:t>馬太福音17:24</w:t>
         </w:r>
       </w:hyperlink>
-      <w:r>
-        <w:rPr>
-          <w:lang w:val="zh_TW" w:bidi="zh_TW"/>
-        </w:rPr>
-        <w:t>）。</w:t>
-      </w:r>
     </w:p>
     <w:p>
       <w:pPr>
@@ -295,13 +359,7 @@
           <w:lang w:val="zh_TW" w:bidi="zh_TW"/>
         </w:rPr>
       </w:r>
-      <w:r>
-        <w:rPr>
-          <w:lang w:val="zh_TW" w:bidi="zh_TW"/>
-        </w:rPr>
-        <w:t>喇合因為在家中保護了兩個以色列的探子，請求以色列人以恩慈對待她（</w:t>
-      </w:r>
-      <w:hyperlink r:id="rId14">
+      <w:hyperlink r:id="rId16">
         <w:r>
           <w:rPr>
             <w:lang w:val="zh_TW" w:bidi="zh_TW"/>
@@ -310,15 +368,9 @@
             <w:color w:val="0000EE"/>
             <w:u w:val="single"/>
           </w:rPr>
-          <w:t>書2:12</w:t>
+          <w:t>馬太福音21:12</w:t>
         </w:r>
       </w:hyperlink>
-      <w:r>
-        <w:rPr>
-          <w:lang w:val="zh_TW" w:bidi="zh_TW"/>
-        </w:rPr>
-        <w:t>）。</w:t>
-      </w:r>
     </w:p>
     <w:p>
       <w:pPr>
@@ -331,13 +383,7 @@
           <w:lang w:val="zh_TW" w:bidi="zh_TW"/>
         </w:rPr>
       </w:r>
-      <w:r>
-        <w:rPr>
-          <w:lang w:val="zh_TW" w:bidi="zh_TW"/>
-        </w:rPr>
-        <w:t>掃羅在攻擊亞瑪力人之前，請基尼人離開亞瑪力人的領土。因為他不願意與亞瑪力人一起殺害基尼人，他們曾在以色列出埃及時對他們表現出恩慈（</w:t>
-      </w:r>
-      <w:hyperlink r:id="rId15">
+      <w:hyperlink r:id="rId17">
         <w:r>
           <w:rPr>
             <w:lang w:val="zh_TW" w:bidi="zh_TW"/>
@@ -346,15 +392,9 @@
             <w:color w:val="0000EE"/>
             <w:u w:val="single"/>
           </w:rPr>
-          <w:t>撒上15:6</w:t>
+          <w:t>馬太福音25:27</w:t>
         </w:r>
       </w:hyperlink>
-      <w:r>
-        <w:rPr>
-          <w:lang w:val="zh_TW" w:bidi="zh_TW"/>
-        </w:rPr>
-        <w:t>）。</w:t>
-      </w:r>
     </w:p>
     <w:p>
       <w:pPr>
@@ -367,13 +407,7 @@
           <w:lang w:val="zh_TW" w:bidi="zh_TW"/>
         </w:rPr>
       </w:r>
-      <w:r>
-        <w:rPr>
-          <w:lang w:val="zh_TW" w:bidi="zh_TW"/>
-        </w:rPr>
-        <w:t>大衛讚揚基列‧雅比人埋葬掃羅的遺體（</w:t>
-      </w:r>
-      <w:hyperlink r:id="rId16">
+      <w:hyperlink r:id="rId18">
         <w:r>
           <w:rPr>
             <w:lang w:val="zh_TW" w:bidi="zh_TW"/>
@@ -382,15 +416,9 @@
             <w:color w:val="0000EE"/>
             <w:u w:val="single"/>
           </w:rPr>
-          <w:t>撒下2:5</w:t>
+          <w:t>馬可福音11:15</w:t>
         </w:r>
       </w:hyperlink>
-      <w:r>
-        <w:rPr>
-          <w:lang w:val="zh_TW" w:bidi="zh_TW"/>
-        </w:rPr>
-        <w:t>）。</w:t>
-      </w:r>
     </w:p>
     <w:p>
       <w:pPr>
@@ -403,13 +431,7 @@
           <w:lang w:val="zh_TW" w:bidi="zh_TW"/>
         </w:rPr>
       </w:r>
-      <w:r>
-        <w:rPr>
-          <w:lang w:val="zh_TW" w:bidi="zh_TW"/>
-        </w:rPr>
-        <w:t>約拿單請求大衛施以「恩待」，以免被殺（</w:t>
-      </w:r>
-      <w:hyperlink r:id="rId17">
+      <w:hyperlink r:id="rId19">
         <w:r>
           <w:rPr>
             <w:lang w:val="zh_TW" w:bidi="zh_TW"/>
@@ -418,15 +440,9 @@
             <w:color w:val="0000EE"/>
             <w:u w:val="single"/>
           </w:rPr>
-          <w:t>撒上20:14–15</w:t>
+          <w:t>路加福音19:23</w:t>
         </w:r>
       </w:hyperlink>
-      <w:r>
-        <w:rPr>
-          <w:lang w:val="zh_TW" w:bidi="zh_TW"/>
-        </w:rPr>
-        <w:t>）。</w:t>
-      </w:r>
     </w:p>
     <w:p>
       <w:pPr>
@@ -439,13 +455,7 @@
           <w:lang w:val="zh_TW" w:bidi="zh_TW"/>
         </w:rPr>
       </w:r>
-      <w:r>
-        <w:rPr>
-          <w:lang w:val="zh_TW" w:bidi="zh_TW"/>
-        </w:rPr>
-        <w:t>大衛對約拿單的兒子仁慈，讓他與王同席吃飯（</w:t>
-      </w:r>
-      <w:hyperlink r:id="rId18">
+      <w:hyperlink r:id="rId20">
         <w:r>
           <w:rPr>
             <w:lang w:val="zh_TW" w:bidi="zh_TW"/>
@@ -454,15 +464,27 @@
             <w:color w:val="0000EE"/>
             <w:u w:val="single"/>
           </w:rPr>
-          <w:t>撒下9:1–7</w:t>
+          <w:t>約翰福音2:14</w:t>
         </w:r>
       </w:hyperlink>
       <w:r>
         <w:rPr>
           <w:lang w:val="zh_TW" w:bidi="zh_TW"/>
         </w:rPr>
-        <w:t>）。</w:t>
-      </w:r>
+        <w:t>–</w:t>
+      </w:r>
+      <w:hyperlink r:id="rId20">
+        <w:r>
+          <w:rPr>
+            <w:lang w:val="zh_TW" w:bidi="zh_TW"/>
+          </w:rPr>
+          <w:rPr>
+            <w:color w:val="0000EE"/>
+            <w:u w:val="single"/>
+          </w:rPr>
+          <w:t>15</w:t>
+        </w:r>
+      </w:hyperlink>
     </w:p>
     <w:p>
       <w:pPr/>
@@ -475,169 +497,7 @@
         <w:rPr>
           <w:lang w:val="zh_TW" w:bidi="zh_TW"/>
         </w:rPr>
-        <w:t>以惡報善是非常錯誤的：</w:t>
-      </w:r>
-    </w:p>
-    <w:p>
-      <w:pPr>
-        <w:pStyle w:val="ListBullet"/>
-        <w:spacing w:line="240" w:lineRule="auto"/>
-        <w:ind w:left="720"/>
-      </w:pPr>
-      <w:r>
-        <w:rPr>
-          <w:lang w:val="zh_TW" w:bidi="zh_TW"/>
-        </w:rPr>
-      </w:r>
-      <w:r>
-        <w:rPr>
-          <w:lang w:val="zh_TW" w:bidi="zh_TW"/>
-        </w:rPr>
-        <w:t>亞比米勒希望亞伯拉罕起誓會對他的後代以恩慈回報恩慈（</w:t>
-      </w:r>
-      <w:hyperlink r:id="rId19">
-        <w:r>
-          <w:rPr>
-            <w:lang w:val="zh_TW" w:bidi="zh_TW"/>
-          </w:rPr>
-          <w:rPr>
-            <w:color w:val="0000EE"/>
-            <w:u w:val="single"/>
-          </w:rPr>
-          <w:t>創21:23</w:t>
-        </w:r>
-      </w:hyperlink>
-      <w:r>
-        <w:rPr>
-          <w:lang w:val="zh_TW" w:bidi="zh_TW"/>
-        </w:rPr>
-        <w:t>）。</w:t>
-      </w:r>
-    </w:p>
-    <w:p>
-      <w:pPr>
-        <w:pStyle w:val="ListBullet"/>
-        <w:spacing w:line="240" w:lineRule="auto"/>
-        <w:ind w:left="720"/>
-      </w:pPr>
-      <w:r>
-        <w:rPr>
-          <w:lang w:val="zh_TW" w:bidi="zh_TW"/>
-        </w:rPr>
-      </w:r>
-      <w:r>
-        <w:rPr>
-          <w:lang w:val="zh_TW" w:bidi="zh_TW"/>
-        </w:rPr>
-        <w:t>押尼珥對伊施波設恩慈，沒有將他交給大衛，但伊施波設指責押尼珥與掃羅的妾利斯巴有不當行為（</w:t>
-      </w:r>
-      <w:hyperlink r:id="rId20">
-        <w:r>
-          <w:rPr>
-            <w:lang w:val="zh_TW" w:bidi="zh_TW"/>
-          </w:rPr>
-          <w:rPr>
-            <w:color w:val="0000EE"/>
-            <w:u w:val="single"/>
-          </w:rPr>
-          <w:t>撒下3:8</w:t>
-        </w:r>
-      </w:hyperlink>
-      <w:r>
-        <w:rPr>
-          <w:lang w:val="zh_TW" w:bidi="zh_TW"/>
-        </w:rPr>
-        <w:t>）。</w:t>
-      </w:r>
-    </w:p>
-    <w:p>
-      <w:pPr>
-        <w:pStyle w:val="ListBullet"/>
-        <w:spacing w:line="240" w:lineRule="auto"/>
-        <w:ind w:left="720"/>
-      </w:pPr>
-      <w:r>
-        <w:rPr>
-          <w:lang w:val="zh_TW" w:bidi="zh_TW"/>
-        </w:rPr>
-      </w:r>
-      <w:r>
-        <w:rPr>
-          <w:lang w:val="zh_TW" w:bidi="zh_TW"/>
-        </w:rPr>
-        <w:t>大衛在他父親去世時送上慰問的話語，但哈嫩羞辱了大衛的使者，導致兩國之間的戰爭（</w:t>
-      </w:r>
-      <w:hyperlink r:id="rId21">
-        <w:r>
-          <w:rPr>
-            <w:lang w:val="zh_TW" w:bidi="zh_TW"/>
-          </w:rPr>
-          <w:rPr>
-            <w:color w:val="0000EE"/>
-            <w:u w:val="single"/>
-          </w:rPr>
-          <w:t>撒下10:2–19</w:t>
-        </w:r>
-      </w:hyperlink>
-      <w:r>
-        <w:rPr>
-          <w:lang w:val="zh_TW" w:bidi="zh_TW"/>
-        </w:rPr>
-        <w:t>）。</w:t>
-      </w:r>
-    </w:p>
-    <w:p>
-      <w:pPr>
-        <w:pStyle w:val="ListBullet"/>
-        <w:spacing w:line="240" w:lineRule="auto"/>
-        <w:ind w:left="720"/>
-      </w:pPr>
-      <w:r>
-        <w:rPr>
-          <w:lang w:val="zh_TW" w:bidi="zh_TW"/>
-        </w:rPr>
-      </w:r>
-      <w:r>
-        <w:rPr>
-          <w:lang w:val="zh_TW" w:bidi="zh_TW"/>
-        </w:rPr>
-        <w:t>押沙龍責備大衛的朋友戶篩，指責他在大衛需要他時離開大衛，並質問戶篩這是否是他回報大衛友誼的方式（</w:t>
-      </w:r>
-      <w:hyperlink r:id="rId22">
-        <w:r>
-          <w:rPr>
-            <w:lang w:val="zh_TW" w:bidi="zh_TW"/>
-          </w:rPr>
-          <w:rPr>
-            <w:color w:val="0000EE"/>
-            <w:u w:val="single"/>
-          </w:rPr>
-          <w:t>撒下16:17</w:t>
-        </w:r>
-      </w:hyperlink>
-      <w:r>
-        <w:rPr>
-          <w:lang w:val="zh_TW" w:bidi="zh_TW"/>
-        </w:rPr>
-        <w:t>；另見</w:t>
-      </w:r>
-      <w:hyperlink r:id="rId23">
-        <w:r>
-          <w:rPr>
-            <w:lang w:val="zh_TW" w:bidi="zh_TW"/>
-          </w:rPr>
-          <w:rPr>
-            <w:color w:val="0000EE"/>
-            <w:u w:val="single"/>
-          </w:rPr>
-          <w:t>代下24:22</w:t>
-        </w:r>
-      </w:hyperlink>
-      <w:r>
-        <w:rPr>
-          <w:lang w:val="zh_TW" w:bidi="zh_TW"/>
-        </w:rPr>
-        <w:t>）。</w:t>
+        <w:t>借款的人（借貸者）與提供信貸的人（債主）受到保護。借款人必須提供有價值的物品作為擔保，保證償還貸款。</w:t>
       </w:r>
     </w:p>
     <w:p>
@@ -651,8 +511,68 @@
         <w:rPr>
           <w:lang w:val="zh_TW" w:bidi="zh_TW"/>
         </w:rPr>
-        <w:t>神的作為是聖經中恩慈的最佳例子。利未人讚美神的寬恕、恩典、憐憫和極大的恩慈（</w:t>
-      </w:r>
+        <w:t>以色列的律法規定，借貸時不可收取利息（</w:t>
+      </w:r>
+      <w:hyperlink r:id="rId21">
+        <w:r>
+          <w:rPr>
+            <w:lang w:val="zh_TW" w:bidi="zh_TW"/>
+          </w:rPr>
+          <w:rPr>
+            <w:color w:val="0000EE"/>
+            <w:u w:val="single"/>
+          </w:rPr>
+          <w:t>出22:25；</w:t>
+        </w:r>
+      </w:hyperlink>
+      <w:hyperlink r:id="rId22">
+        <w:r>
+          <w:rPr>
+            <w:lang w:val="zh_TW" w:bidi="zh_TW"/>
+          </w:rPr>
+          <w:rPr>
+            <w:color w:val="0000EE"/>
+            <w:u w:val="single"/>
+          </w:rPr>
+          <w:t>申15:1–18</w:t>
+        </w:r>
+      </w:hyperlink>
+      <w:r>
+        <w:rPr>
+          <w:lang w:val="zh_TW" w:bidi="zh_TW"/>
+        </w:rPr>
+        <w:t>）。然而，一些人無視此律法，向借款人收取極高的利息。先知和領袖對這種行為提出譴責（</w:t>
+      </w:r>
+      <w:hyperlink r:id="rId23">
+        <w:r>
+          <w:rPr>
+            <w:lang w:val="zh_TW" w:bidi="zh_TW"/>
+          </w:rPr>
+          <w:rPr>
+            <w:color w:val="0000EE"/>
+            <w:u w:val="single"/>
+          </w:rPr>
+          <w:t>尼5:6</w:t>
+        </w:r>
+      </w:hyperlink>
+      <w:r>
+        <w:rPr>
+          <w:lang w:val="zh_TW" w:bidi="zh_TW"/>
+        </w:rPr>
+        <w:t>–</w:t>
+      </w:r>
+      <w:hyperlink r:id="rId23">
+        <w:r>
+          <w:rPr>
+            <w:lang w:val="zh_TW" w:bidi="zh_TW"/>
+          </w:rPr>
+          <w:rPr>
+            <w:color w:val="0000EE"/>
+            <w:u w:val="single"/>
+          </w:rPr>
+          <w:t>13；</w:t>
+        </w:r>
+      </w:hyperlink>
       <w:hyperlink r:id="rId24">
         <w:r>
           <w:rPr>
@@ -662,86 +582,26 @@
             <w:color w:val="0000EE"/>
             <w:u w:val="single"/>
           </w:rPr>
-          <w:t>尼9:17–31</w:t>
+          <w:t>結18:8、13、7，</w:t>
         </w:r>
       </w:hyperlink>
-      <w:r>
-        <w:rPr>
-          <w:lang w:val="zh_TW" w:bidi="zh_TW"/>
-        </w:rPr>
-        <w:t>）。他們說即使以色列對神不忠，神仍然對他們恩慈。</w:t>
-      </w:r>
-    </w:p>
-    <w:p>
-      <w:pPr>
-        <w:pStyle w:val="ListBullet"/>
-        <w:spacing w:line="240" w:lineRule="auto"/>
-        <w:ind w:left="720"/>
-      </w:pPr>
-      <w:r>
-        <w:rPr>
-          <w:lang w:val="zh_TW" w:bidi="zh_TW"/>
-        </w:rPr>
-      </w:r>
-      <w:r>
-        <w:rPr>
-          <w:lang w:val="zh_TW" w:bidi="zh_TW"/>
-        </w:rPr>
-        <w:t>即使以色列人拜金牛犢，神也沒有離棄他們。</w:t>
-      </w:r>
-    </w:p>
-    <w:p>
-      <w:pPr>
-        <w:pStyle w:val="ListBullet"/>
-        <w:spacing w:line="240" w:lineRule="auto"/>
-        <w:ind w:left="720"/>
-      </w:pPr>
-      <w:r>
-        <w:rPr>
-          <w:lang w:val="zh_TW" w:bidi="zh_TW"/>
-        </w:rPr>
-      </w:r>
-      <w:r>
-        <w:rPr>
-          <w:lang w:val="zh_TW" w:bidi="zh_TW"/>
-        </w:rPr>
-        <w:t>神賜下祂的靈來教導他們。</w:t>
-      </w:r>
-    </w:p>
-    <w:p>
-      <w:pPr>
-        <w:pStyle w:val="ListBullet"/>
-        <w:spacing w:line="240" w:lineRule="auto"/>
-        <w:ind w:left="720"/>
-      </w:pPr>
-      <w:r>
-        <w:rPr>
-          <w:lang w:val="zh_TW" w:bidi="zh_TW"/>
-        </w:rPr>
-      </w:r>
-      <w:r>
-        <w:rPr>
-          <w:lang w:val="zh_TW" w:bidi="zh_TW"/>
-        </w:rPr>
-        <w:t>神在他們寄居曠野的40年間，給他們賜下嗎哪，給他們水喝。</w:t>
-      </w:r>
-    </w:p>
-    <w:p>
-      <w:pPr>
-        <w:pStyle w:val="ListBullet"/>
-        <w:spacing w:line="240" w:lineRule="auto"/>
-        <w:ind w:left="720"/>
-      </w:pPr>
-      <w:r>
-        <w:rPr>
-          <w:lang w:val="zh_TW" w:bidi="zh_TW"/>
-        </w:rPr>
-      </w:r>
-      <w:r>
-        <w:rPr>
-          <w:lang w:val="zh_TW" w:bidi="zh_TW"/>
-        </w:rPr>
-        <w:t>神賜給他們迦南地居住。</w:t>
+      <w:hyperlink r:id="rId25">
+        <w:r>
+          <w:rPr>
+            <w:lang w:val="zh_TW" w:bidi="zh_TW"/>
+          </w:rPr>
+          <w:rPr>
+            <w:color w:val="0000EE"/>
+            <w:u w:val="single"/>
+          </w:rPr>
+          <w:t>22:12</w:t>
+        </w:r>
+      </w:hyperlink>
+      <w:r>
+        <w:rPr>
+          <w:lang w:val="zh_TW" w:bidi="zh_TW"/>
+        </w:rPr>
+        <w:t>）。</w:t>
       </w:r>
     </w:p>
     <w:p>
@@ -755,9 +615,9 @@
         <w:rPr>
           <w:lang w:val="zh_TW" w:bidi="zh_TW"/>
         </w:rPr>
-        <w:t>神恩慈的最大例子是賜下救恩給罪人，這不是因為他們的善行，而是因為祂的憐憫（</w:t>
-      </w:r>
-      <w:hyperlink r:id="rId25">
+        <w:t>以色列人經常害怕債主（</w:t>
+      </w:r>
+      <w:hyperlink r:id="rId26">
         <w:r>
           <w:rPr>
             <w:lang w:val="zh_TW" w:bidi="zh_TW"/>
@@ -766,14 +626,50 @@
             <w:color w:val="0000EE"/>
             <w:u w:val="single"/>
           </w:rPr>
-          <w:t>多3:4</w:t>
+          <w:t>王下4:1；</w:t>
         </w:r>
       </w:hyperlink>
-      <w:r>
-        <w:rPr>
-          <w:lang w:val="zh_TW" w:bidi="zh_TW"/>
-        </w:rPr>
-        <w:t>；另見</w:t>
+      <w:hyperlink r:id="rId27">
+        <w:r>
+          <w:rPr>
+            <w:lang w:val="zh_TW" w:bidi="zh_TW"/>
+          </w:rPr>
+          <w:rPr>
+            <w:color w:val="0000EE"/>
+            <w:u w:val="single"/>
+          </w:rPr>
+          <w:t>詩109:11；</w:t>
+        </w:r>
+      </w:hyperlink>
+      <w:hyperlink r:id="rId28">
+        <w:r>
+          <w:rPr>
+            <w:lang w:val="zh_TW" w:bidi="zh_TW"/>
+          </w:rPr>
+          <w:rPr>
+            <w:color w:val="0000EE"/>
+            <w:u w:val="single"/>
+          </w:rPr>
+          <w:t>賽24:2，</w:t>
+        </w:r>
+      </w:hyperlink>
+      <w:hyperlink r:id="rId29">
+        <w:r>
+          <w:rPr>
+            <w:lang w:val="zh_TW" w:bidi="zh_TW"/>
+          </w:rPr>
+          <w:rPr>
+            <w:color w:val="0000EE"/>
+            <w:u w:val="single"/>
+          </w:rPr>
+          <w:t>50:1</w:t>
+        </w:r>
+      </w:hyperlink>
+      <w:r>
+        <w:rPr>
+          <w:lang w:val="zh_TW" w:bidi="zh_TW"/>
+        </w:rPr>
+        <w:t>）。債主可以進入欠債人的家中，取走用以償還債務的物品。他們甚至可以把孩子作為奴僕以抵償債務（</w:t>
       </w:r>
       <w:hyperlink r:id="rId26">
         <w:r>
@@ -784,14 +680,80 @@
             <w:color w:val="0000EE"/>
             <w:u w:val="single"/>
           </w:rPr>
-          <w:t>弗2:7</w:t>
+          <w:t>王下4:1；</w:t>
         </w:r>
       </w:hyperlink>
-      <w:r>
-        <w:rPr>
-          <w:lang w:val="zh_TW" w:bidi="zh_TW"/>
-        </w:rPr>
-        <w:t>）。</w:t>
+      <w:hyperlink r:id="rId29">
+        <w:r>
+          <w:rPr>
+            <w:lang w:val="zh_TW" w:bidi="zh_TW"/>
+          </w:rPr>
+          <w:rPr>
+            <w:color w:val="0000EE"/>
+            <w:u w:val="single"/>
+          </w:rPr>
+          <w:t>賽50:1</w:t>
+        </w:r>
+      </w:hyperlink>
+      <w:r>
+        <w:rPr>
+          <w:lang w:val="zh_TW" w:bidi="zh_TW"/>
+        </w:rPr>
+        <w:t>）。在</w:t>
+      </w:r>
+      <w:hyperlink r:id="rId30">
+        <w:r>
+          <w:rPr>
+            <w:lang w:val="zh_TW" w:bidi="zh_TW"/>
+          </w:rPr>
+          <w:rPr>
+            <w:color w:val="0000EE"/>
+            <w:u w:val="single"/>
+          </w:rPr>
+          <w:t>路加福音七章41至42節</w:t>
+        </w:r>
+      </w:hyperlink>
+      <w:r>
+        <w:rPr>
+          <w:lang w:val="zh_TW" w:bidi="zh_TW"/>
+        </w:rPr>
+        <w:t>中，耶穌講述了一個關於仁慈債主的故事。這個故事被稱為比喻。類似的故事還記載於</w:t>
+      </w:r>
+      <w:hyperlink r:id="rId31">
+        <w:r>
+          <w:rPr>
+            <w:lang w:val="zh_TW" w:bidi="zh_TW"/>
+          </w:rPr>
+          <w:rPr>
+            <w:color w:val="0000EE"/>
+            <w:u w:val="single"/>
+          </w:rPr>
+          <w:t>馬太福音二十五章14至30節</w:t>
+        </w:r>
+      </w:hyperlink>
+      <w:r>
+        <w:rPr>
+          <w:lang w:val="zh_TW" w:bidi="zh_TW"/>
+        </w:rPr>
+        <w:t>和</w:t>
+      </w:r>
+      <w:hyperlink r:id="rId32">
+        <w:r>
+          <w:rPr>
+            <w:lang w:val="zh_TW" w:bidi="zh_TW"/>
+          </w:rPr>
+          <w:rPr>
+            <w:color w:val="0000EE"/>
+            <w:u w:val="single"/>
+          </w:rPr>
+          <w:t>路加福音十九章11至27節</w:t>
+        </w:r>
+      </w:hyperlink>
+      <w:r>
+        <w:rPr>
+          <w:lang w:val="zh_TW" w:bidi="zh_TW"/>
+        </w:rPr>
+        <w:t>。</w:t>
       </w:r>
     </w:p>
     <w:p>
@@ -803,45 +765,22 @@
       </w:r>
       <w:r>
         <w:rPr>
-          <w:lang w:val="zh_TW" w:bidi="zh_TW"/>
-        </w:rPr>
-        <w:t>因為神對他們如此恩慈，所以基督徒（作為神的選民）被告知要有憐憫、恩慈、謙虛、溫柔、忍耐的心（</w:t>
-      </w:r>
-      <w:hyperlink r:id="rId27">
-        <w:r>
-          <w:rPr>
-            <w:lang w:val="zh_TW" w:bidi="zh_TW"/>
-          </w:rPr>
-          <w:rPr>
-            <w:color w:val="0000EE"/>
-            <w:u w:val="single"/>
-          </w:rPr>
-          <w:t>西3:12</w:t>
-        </w:r>
-      </w:hyperlink>
-      <w:r>
-        <w:rPr>
-          <w:lang w:val="zh_TW" w:bidi="zh_TW"/>
-        </w:rPr>
-        <w:t>）。使徒彼得告訴基督徒要在他們的信心上加上「愛弟兄的心」，以及其它美好的品德（</w:t>
-      </w:r>
-      <w:hyperlink r:id="rId28">
-        <w:r>
-          <w:rPr>
-            <w:lang w:val="zh_TW" w:bidi="zh_TW"/>
-          </w:rPr>
-          <w:rPr>
-            <w:color w:val="0000EE"/>
-            <w:u w:val="single"/>
-          </w:rPr>
-          <w:t>彼後1:7</w:t>
-        </w:r>
-      </w:hyperlink>
-      <w:r>
-        <w:rPr>
-          <w:lang w:val="zh_TW" w:bidi="zh_TW"/>
-        </w:rPr>
-        <w:t>）。</w:t>
+          <w:i/>
+          <w:lang w:val="zh_TW" w:bidi="zh_TW"/>
+        </w:rPr>
+        <w:t>另見</w:t>
+      </w:r>
+      <w:r>
+        <w:rPr>
+          <w:lang w:val="zh_TW" w:bidi="zh_TW"/>
+        </w:rPr>
+        <w:t>銀子；</w:t>
+      </w:r>
+      <w:r>
+        <w:rPr>
+          <w:lang w:val="zh_TW" w:bidi="zh_TW"/>
+        </w:rPr>
+        <w:t>兌換銀錢的人</w:t>
       </w:r>
       <w:r>
         <w:rPr>
@@ -870,7 +809,7 @@
         <w:rPr>
           <w:lang w:val="zh_TW" w:bidi="zh_TW"/>
         </w:rPr>
-        <w:t>恩典</w:t>
+        <w:t>兌換銀錢之人</w:t>
       </w:r>
       <w:r>
         <w:rPr>
@@ -889,7 +828,7 @@
         <w:rPr>
           <w:lang w:val="zh_TW" w:bidi="zh_TW"/>
         </w:rPr>
-        <w:t>神所賜的禮物，透過祂的行動表達出來，包括祂向人施予的憐憫、慈愛和救恩。</w:t>
+        <w:t xml:space="preserve">古老的職業，負責執行許多現代銀行提供的服務，特別是在將一個國或省份的貨幣兌換成另一個國或省份的貨幣，或將小面額銀錢兌換成大面額銀錢，或反之的兌換業務。當然，這種服務是要收費的。 </w:t>
       </w:r>
     </w:p>
     <w:p>
@@ -903,18 +842,61 @@
         <w:rPr>
           <w:lang w:val="zh_TW" w:bidi="zh_TW"/>
         </w:rPr>
-        <w:t>恩典是神的行動，使祂能夠以無盡的寬恕和祝福來面對人的冷漠和叛逆。神在行動中顯示出祂的恩典。神恩典的教義貫穿整個舊約和新約的思想。然而，舊約只是預示並為在新約中完全展現的恩典做準備。</w:t>
-      </w:r>
-    </w:p>
-    <w:p>
-      <w:pPr>
-        <w:pStyle w:val="Heading3"/>
-      </w:pPr>
-      <w:r>
-        <w:rPr>
-          <w:lang w:val="zh_TW" w:bidi="zh_TW"/>
-        </w:rPr>
-        <w:t>舊約中的恩典</w:t>
+        <w:t>標準化銀錢的出現不早於公元前七世紀。在此之前，人們用稱重的銀塊來支付商品的要價（</w:t>
+      </w:r>
+      <w:hyperlink r:id="rId33">
+        <w:r>
+          <w:rPr>
+            <w:lang w:val="zh_TW" w:bidi="zh_TW"/>
+          </w:rPr>
+          <w:rPr>
+            <w:color w:val="0000EE"/>
+            <w:u w:val="single"/>
+          </w:rPr>
+          <w:t>創20:16</w:t>
+        </w:r>
+      </w:hyperlink>
+      <w:r>
+        <w:rPr>
+          <w:lang w:val="zh_TW" w:bidi="zh_TW"/>
+        </w:rPr>
+        <w:t>，</w:t>
+      </w:r>
+      <w:hyperlink r:id="rId34">
+        <w:r>
+          <w:rPr>
+            <w:lang w:val="zh_TW" w:bidi="zh_TW"/>
+          </w:rPr>
+          <w:rPr>
+            <w:color w:val="0000EE"/>
+            <w:u w:val="single"/>
+          </w:rPr>
+          <w:t>37:28</w:t>
+        </w:r>
+      </w:hyperlink>
+      <w:r>
+        <w:rPr>
+          <w:lang w:val="zh_TW" w:bidi="zh_TW"/>
+        </w:rPr>
+        <w:t>；</w:t>
+      </w:r>
+      <w:hyperlink r:id="rId35">
+        <w:r>
+          <w:rPr>
+            <w:lang w:val="zh_TW" w:bidi="zh_TW"/>
+          </w:rPr>
+          <w:rPr>
+            <w:color w:val="0000EE"/>
+            <w:u w:val="single"/>
+          </w:rPr>
+          <w:t>士17:2</w:t>
+        </w:r>
+      </w:hyperlink>
+      <w:r>
+        <w:rPr>
+          <w:lang w:val="zh_TW" w:bidi="zh_TW"/>
+        </w:rPr>
+        <w:t>）。小亞細亞地區採用了標準化銀錢的做法後，其它地區也開始效仿，但由於各國的銀錢不同，需要兌換銀錢之人來計算這些銀錢的等值兌換。</w:t>
       </w:r>
     </w:p>
     <w:p>
@@ -928,9 +910,9 @@
         <w:rPr>
           <w:lang w:val="zh_TW" w:bidi="zh_TW"/>
         </w:rPr>
-        <w:t>在舊約的早期敘述中，神自我揭示為自己是一位「有憐憫有恩典的神，不輕易發怒，並有豐盛的慈愛和誠實」（</w:t>
-      </w:r>
-      <w:hyperlink r:id="rId29">
+        <w:t>這些程序在巴勒斯坦特別重要，因為每個成年猶太男子都必須繳納半舍客勒的奉獻（</w:t>
+      </w:r>
+      <w:hyperlink r:id="rId36">
         <w:r>
           <w:rPr>
             <w:lang w:val="zh_TW" w:bidi="zh_TW"/>
@@ -939,16 +921,16 @@
             <w:color w:val="0000EE"/>
             <w:u w:val="single"/>
           </w:rPr>
-          <w:t>出34:6</w:t>
+          <w:t>出30:11–16</w:t>
         </w:r>
       </w:hyperlink>
       <w:r>
         <w:rPr>
           <w:lang w:val="zh_TW" w:bidi="zh_TW"/>
         </w:rPr>
-        <w:t>）。 因此，不配的人類可以用「主啊，我若在你眼前蒙恩，……」這樣的禱告去接近祂（</w:t>
-      </w:r>
-      <w:hyperlink r:id="rId30">
+        <w:t>）。來自各國的猶太人來繳納這筆款項時，可能會帶來各種不同的銀錢。聖殿當局必須授權一種適合此用途的銀錢。這就是泰爾的銀幣，即半舍客勒或四德拉克馬（tetradrachma，參</w:t>
+      </w:r>
+      <w:hyperlink r:id="rId37">
         <w:r>
           <w:rPr>
             <w:lang w:val="zh_TW" w:bidi="zh_TW"/>
@@ -957,14 +939,27 @@
             <w:color w:val="0000EE"/>
             <w:u w:val="single"/>
           </w:rPr>
-          <w:t>出34:9</w:t>
+          <w:t>太17:27</w:t>
         </w:r>
       </w:hyperlink>
       <w:r>
         <w:rPr>
           <w:lang w:val="zh_TW" w:bidi="zh_TW"/>
         </w:rPr>
-        <w:t>）。透過神的主動，人與神的疏離被轉變為一種不配得的接納，這開啟了和好和救贖的可能。</w:t>
+        <w:t>，彼得被告知用他在魚口中找到的一塊錢為耶穌和自己繳納聖殿稅）。米示拿指出（</w:t>
+      </w:r>
+      <w:r>
+        <w:rPr>
+          <w:i/>
+          <w:lang w:val="zh_TW" w:bidi="zh_TW"/>
+        </w:rPr>
+        <w:t>論半舍客勒的稅款〔Sheqalim〕</w:t>
+      </w:r>
+      <w:r>
+        <w:rPr>
+          <w:lang w:val="zh_TW" w:bidi="zh_TW"/>
+        </w:rPr>
+        <w:t>1:3），兌換銀錢之人在亞達月（逾越節前一個月）15日於各省徵收這項稅款。逾越節前十天，兌換銀錢之人移至聖殿的院子，以協助來自外邦的猶太人。</w:t>
       </w:r>
     </w:p>
     <w:p>
@@ -978,9 +973,9 @@
         <w:rPr>
           <w:lang w:val="zh_TW" w:bidi="zh_TW"/>
         </w:rPr>
-        <w:t>在伊甸園中，恩典已經開始發揮作用，當神以救贖的應許（</w:t>
-      </w:r>
-      <w:hyperlink r:id="rId31">
+        <w:t>耶穌在「潔淨聖殿」時遇到了聖殿院子裡的兌換銀錢之人（</w:t>
+      </w:r>
+      <w:hyperlink r:id="rId38">
         <w:r>
           <w:rPr>
             <w:lang w:val="zh_TW" w:bidi="zh_TW"/>
@@ -989,16 +984,16 @@
             <w:color w:val="0000EE"/>
             <w:u w:val="single"/>
           </w:rPr>
-          <w:t>創3:15</w:t>
+          <w:t>太21:12–13</w:t>
         </w:r>
       </w:hyperlink>
       <w:r>
         <w:rPr>
           <w:lang w:val="zh_TW" w:bidi="zh_TW"/>
         </w:rPr>
-        <w:t>）和關切的照顧來回應墮落，而不是以放棄或報復性的毀滅。神對亞伯拉罕的呼召是恩典的延伸，不僅對他個人如此，也通過他作為普世的媒介。作為對亞伯拉罕個人祝福和對他後裔的國的祝福的不可分割的一部分，神的應許中指出，個人和國的祝福將成為實現「地上的萬族都要因你得福」的工具（</w:t>
-      </w:r>
-      <w:hyperlink r:id="rId32">
+        <w:t>；</w:t>
+      </w:r>
+      <w:hyperlink r:id="rId39">
         <w:r>
           <w:rPr>
             <w:lang w:val="zh_TW" w:bidi="zh_TW"/>
@@ -1007,16 +1002,16 @@
             <w:color w:val="0000EE"/>
             <w:u w:val="single"/>
           </w:rPr>
-          <w:t>創12:2–3</w:t>
+          <w:t>可11:15–16</w:t>
         </w:r>
       </w:hyperlink>
       <w:r>
         <w:rPr>
           <w:lang w:val="zh_TW" w:bidi="zh_TW"/>
         </w:rPr>
-        <w:t>）。因此，亞伯拉罕的選擇和普世祝福的應許都在神所賜的約中表達出來，其目的是將神的恩典延伸到全人類。神在對亞伯拉罕的應許中莊嚴地確認道：「我與你立約：你要作多國的父……我要與你並你世世代代的後裔堅立我的約，作永遠的約」（</w:t>
-      </w:r>
-      <w:hyperlink r:id="rId33">
+        <w:t>；</w:t>
+      </w:r>
+      <w:hyperlink r:id="rId40">
         <w:r>
           <w:rPr>
             <w:lang w:val="zh_TW" w:bidi="zh_TW"/>
@@ -1025,16 +1020,16 @@
             <w:color w:val="0000EE"/>
             <w:u w:val="single"/>
           </w:rPr>
-          <w:t>創17:4、7</w:t>
+          <w:t>路19:45–46</w:t>
         </w:r>
       </w:hyperlink>
       <w:r>
         <w:rPr>
           <w:lang w:val="zh_TW" w:bidi="zh_TW"/>
         </w:rPr>
-        <w:t>）。這個應許應該被理解為在恩典的基礎上實現，而不是在種族的基礎上，這樣它就適用於所有亞伯拉罕的後裔——不僅是猶太信徒，即他的種族後裔，還有他的屬靈後裔，來自列國的信徒，他們擁有像亞伯拉罕一樣的信仰（</w:t>
-      </w:r>
-      <w:hyperlink r:id="rId34">
+        <w:t>；</w:t>
+      </w:r>
+      <w:hyperlink r:id="rId41">
         <w:r>
           <w:rPr>
             <w:lang w:val="zh_TW" w:bidi="zh_TW"/>
@@ -1043,14 +1038,116 @@
             <w:color w:val="0000EE"/>
             <w:u w:val="single"/>
           </w:rPr>
-          <w:t>羅4:16</w:t>
+          <w:t>約2:13–22</w:t>
         </w:r>
       </w:hyperlink>
       <w:r>
         <w:rPr>
           <w:lang w:val="zh_TW" w:bidi="zh_TW"/>
         </w:rPr>
-        <w:t>）。 因此，從神恩典的角度來看，揀選亞伯拉罕和以色列民族並不是目的本身。這是神的計劃，將祂的救贖設計延伸到列國的所有信徒。在向亞伯拉罕施恩時，神正在建立教會的開端，即恩典的群體。</w:t>
+        <w:t>）。耶穌採取這一行動的原因一直存在爭議。敬拜者需要兌換半舍客勒來繳納稅款，但在某些情況下他們也需要購買鳥類、動物或獻祭的餅。這種大規模的買賣和兌換活動似乎不適合在聖殿的院子內進行，因為這是一片神聖的區域（參</w:t>
+      </w:r>
+      <w:hyperlink r:id="rId42">
+        <w:r>
+          <w:rPr>
+            <w:lang w:val="zh_TW" w:bidi="zh_TW"/>
+          </w:rPr>
+          <w:rPr>
+            <w:color w:val="0000EE"/>
+            <w:u w:val="single"/>
+          </w:rPr>
+          <w:t>可11:16</w:t>
+        </w:r>
+      </w:hyperlink>
+      <w:r>
+        <w:rPr>
+          <w:lang w:val="zh_TW" w:bidi="zh_TW"/>
+        </w:rPr>
+        <w:t>），即便耶穌明顯認可繳納聖殿稅這事（</w:t>
+      </w:r>
+      <w:hyperlink r:id="rId43">
+        <w:r>
+          <w:rPr>
+            <w:lang w:val="zh_TW" w:bidi="zh_TW"/>
+          </w:rPr>
+          <w:rPr>
+            <w:color w:val="0000EE"/>
+            <w:u w:val="single"/>
+          </w:rPr>
+          <w:t>太8:4</w:t>
+        </w:r>
+      </w:hyperlink>
+      <w:r>
+        <w:rPr>
+          <w:lang w:val="zh_TW" w:bidi="zh_TW"/>
+        </w:rPr>
+        <w:t>，</w:t>
+      </w:r>
+      <w:hyperlink r:id="rId44">
+        <w:r>
+          <w:rPr>
+            <w:lang w:val="zh_TW" w:bidi="zh_TW"/>
+          </w:rPr>
+          <w:rPr>
+            <w:color w:val="0000EE"/>
+            <w:u w:val="single"/>
+          </w:rPr>
+          <w:t>17:24–26</w:t>
+        </w:r>
+      </w:hyperlink>
+      <w:r>
+        <w:rPr>
+          <w:lang w:val="zh_TW" w:bidi="zh_TW"/>
+        </w:rPr>
+        <w:t>；</w:t>
+      </w:r>
+      <w:hyperlink r:id="rId45">
+        <w:r>
+          <w:rPr>
+            <w:lang w:val="zh_TW" w:bidi="zh_TW"/>
+          </w:rPr>
+          <w:rPr>
+            <w:color w:val="0000EE"/>
+            <w:u w:val="single"/>
+          </w:rPr>
+          <w:t>可1:44；</w:t>
+        </w:r>
+      </w:hyperlink>
+      <w:hyperlink r:id="rId46">
+        <w:r>
+          <w:rPr>
+            <w:lang w:val="zh_TW" w:bidi="zh_TW"/>
+          </w:rPr>
+          <w:rPr>
+            <w:color w:val="0000EE"/>
+            <w:u w:val="single"/>
+          </w:rPr>
+          <w:t>路5:14</w:t>
+        </w:r>
+      </w:hyperlink>
+      <w:r>
+        <w:rPr>
+          <w:lang w:val="zh_TW" w:bidi="zh_TW"/>
+        </w:rPr>
+        <w:t>）。也有可能是兌換銀錢之人和那些出售獻祭的鳥類和動物的人，收取的費用過高，不論是為了他們自己的利益還是為了聖殿當局的利益。這些交易完全可以在離神聖區域適當的距離之外進行，這樣一來，與這類活動相關的討價還價和喧鬧聲，就不會不必要地干擾聖殿院子中的禱告和獻祭活動（參</w:t>
+      </w:r>
+      <w:hyperlink r:id="rId47">
+        <w:r>
+          <w:rPr>
+            <w:lang w:val="zh_TW" w:bidi="zh_TW"/>
+          </w:rPr>
+          <w:rPr>
+            <w:color w:val="0000EE"/>
+            <w:u w:val="single"/>
+          </w:rPr>
+          <w:t>耶7:11</w:t>
+        </w:r>
+      </w:hyperlink>
+      <w:r>
+        <w:rPr>
+          <w:lang w:val="zh_TW" w:bidi="zh_TW"/>
+        </w:rPr>
+        <w:t>）。</w:t>
       </w:r>
     </w:p>
     <w:p>
@@ -1062,27 +1159,50 @@
       </w:r>
       <w:r>
         <w:rPr>
-          <w:lang w:val="zh_TW" w:bidi="zh_TW"/>
-        </w:rPr>
-        <w:t>神在揀選亞伯拉罕並使他成為神恩典的接受者中所表現出神的惟獨主義（particularism），且提供了一個範例，適用於所有在救贖歷史中被神使用的人。超越了賦予像亞伯拉罕、大衛、先知以及後來使徒們等個人的恩典，這些人因他們的呼召而具有了為所有分享亞伯拉罕信仰的群體——教會——履行神的約的貢獻潛力。在神對以色列、其族長及其領袖的恩慈作為中，神為祂向普世教會擴展恩典奠定了基礎。神在舊約中的恩慈介入，旨在顯明教會在祂救贖目的中的終極地位。舊約的先知在履行他們的職責時，知道他們所服事的並不是自己，而是教會（</w:t>
-      </w:r>
-      <w:hyperlink r:id="rId35">
-        <w:r>
-          <w:rPr>
-            <w:lang w:val="zh_TW" w:bidi="zh_TW"/>
-          </w:rPr>
-          <w:rPr>
-            <w:color w:val="0000EE"/>
-            <w:u w:val="single"/>
-          </w:rPr>
-          <w:t>彼前1:10–12</w:t>
-        </w:r>
-      </w:hyperlink>
-      <w:r>
-        <w:rPr>
-          <w:lang w:val="zh_TW" w:bidi="zh_TW"/>
-        </w:rPr>
-        <w:t>）。</w:t>
+          <w:i/>
+          <w:lang w:val="zh_TW" w:bidi="zh_TW"/>
+        </w:rPr>
+        <w:t>另見</w:t>
+      </w:r>
+      <w:r>
+        <w:rPr>
+          <w:lang w:val="zh_TW" w:bidi="zh_TW"/>
+        </w:rPr>
+        <w:t xml:space="preserve"> </w:t>
+      </w:r>
+      <w:r>
+        <w:rPr>
+          <w:lang w:val="zh_TW" w:bidi="zh_TW"/>
+        </w:rPr>
+        <w:t>銀錢</w:t>
+      </w:r>
+      <w:r>
+        <w:rPr>
+          <w:lang w:val="zh_TW" w:bidi="zh_TW"/>
+        </w:rPr>
+        <w:t>；</w:t>
+      </w:r>
+      <w:r>
+        <w:rPr>
+          <w:lang w:val="zh_TW" w:bidi="zh_TW"/>
+        </w:rPr>
+        <w:t>銀子</w:t>
+      </w:r>
+      <w:r>
+        <w:rPr>
+          <w:lang w:val="zh_TW" w:bidi="zh_TW"/>
+        </w:rPr>
+        <w:t>。</w:t>
+      </w:r>
+      <w:r>
+        <w:rPr>
+          <w:lang w:val="zh_TW" w:bidi="zh_TW"/>
+        </w:rPr>
+      </w:r>
+      <w:r>
+        <w:rPr>
+          <w:lang w:val="zh_TW" w:bidi="zh_TW"/>
+        </w:rPr>
       </w:r>
     </w:p>
     <w:p>
@@ -1092,76 +1212,21 @@
           <w:lang w:val="zh_TW" w:bidi="zh_TW"/>
         </w:rPr>
       </w:r>
-      <w:r>
-        <w:rPr>
-          <w:lang w:val="zh_TW" w:bidi="zh_TW"/>
-        </w:rPr>
-        <w:t>作為神恩典過渡性和中介性的表達，舊約的制度僅具有暫時的效力，已被神在新約中恩典的終極顯現所取代（</w:t>
-      </w:r>
-      <w:hyperlink r:id="rId36">
-        <w:r>
-          <w:rPr>
-            <w:lang w:val="zh_TW" w:bidi="zh_TW"/>
-          </w:rPr>
-          <w:rPr>
-            <w:color w:val="0000EE"/>
-            <w:u w:val="single"/>
-          </w:rPr>
-          <w:t>來8:6–7</w:t>
-        </w:r>
-      </w:hyperlink>
-      <w:r>
-        <w:rPr>
-          <w:lang w:val="zh_TW" w:bidi="zh_TW"/>
-        </w:rPr>
-        <w:t>）。因此，舊約將會過去，並被一個新的約所取代，這將展示神恩典的完全顯現。從這個角度來看，律法與恩典之間的張力變得清晰。像以色列的選召一樣，律法（作為舊約中最顯著的制度之一）是一項暫時性的神恩典措施，用以預示和預備通過信靠耶穌基督的恩典而得稱義的約（</w:t>
-      </w:r>
-      <w:hyperlink r:id="rId37">
-        <w:r>
-          <w:rPr>
-            <w:lang w:val="zh_TW" w:bidi="zh_TW"/>
-          </w:rPr>
-          <w:rPr>
-            <w:color w:val="0000EE"/>
-            <w:u w:val="single"/>
-          </w:rPr>
-          <w:t>加3:23–29</w:t>
-        </w:r>
-      </w:hyperlink>
-      <w:r>
-        <w:rPr>
-          <w:lang w:val="zh_TW" w:bidi="zh_TW"/>
-        </w:rPr>
-        <w:t>；</w:t>
-      </w:r>
-      <w:hyperlink r:id="rId38">
-        <w:r>
-          <w:rPr>
-            <w:lang w:val="zh_TW" w:bidi="zh_TW"/>
-          </w:rPr>
-          <w:rPr>
-            <w:color w:val="0000EE"/>
-            <w:u w:val="single"/>
-          </w:rPr>
-          <w:t>來10:1</w:t>
-        </w:r>
-      </w:hyperlink>
-      <w:r>
-        <w:rPr>
-          <w:lang w:val="zh_TW" w:bidi="zh_TW"/>
-        </w:rPr>
-        <w:t>）。</w:t>
-      </w:r>
     </w:p>
     <w:p>
       <w:pPr>
-        <w:pStyle w:val="Heading3"/>
-      </w:pPr>
-      <w:r>
-        <w:rPr>
-          <w:lang w:val="zh_TW" w:bidi="zh_TW"/>
-        </w:rPr>
-        <w:t>新約中的恩典</w:t>
+        <w:pStyle w:val="Heading2"/>
+      </w:pPr>
+      <w:r>
+        <w:rPr>
+          <w:lang w:val="zh_TW" w:bidi="zh_TW"/>
+        </w:rPr>
+        <w:t>對觀福音書</w:t>
+      </w:r>
+      <w:r>
+        <w:rPr>
+          <w:lang w:val="zh_TW" w:bidi="zh_TW"/>
+        </w:rPr>
       </w:r>
     </w:p>
     <w:p>
@@ -1175,25 +1240,7 @@
         <w:rPr>
           <w:lang w:val="zh_TW" w:bidi="zh_TW"/>
         </w:rPr>
-        <w:t>恩典作為神對祂子民積極行動的參與，這一概念在新約中更加鮮明。神的恩典在耶穌基督的身上具體體現出來，祂以可見的方式展示了神恩典的動態本質，並在祂的救贖事工中實現了舊約中有關神恩待人的應許（</w:t>
-      </w:r>
-      <w:hyperlink r:id="rId39">
-        <w:r>
-          <w:rPr>
-            <w:lang w:val="zh_TW" w:bidi="zh_TW"/>
-          </w:rPr>
-          <w:rPr>
-            <w:color w:val="0000EE"/>
-            <w:u w:val="single"/>
-          </w:rPr>
-          <w:t>約1:14、17</w:t>
-        </w:r>
-      </w:hyperlink>
-      <w:r>
-        <w:rPr>
-          <w:lang w:val="zh_TW" w:bidi="zh_TW"/>
-        </w:rPr>
-        <w:t>）。</w:t>
+        <w:t>這個術語（字面意思是「相同的觀點」）適用與馬太福音、馬可福音和路加福音三卷福音書，因為它們在耶穌事工的描寫上從大致相同的角度出發，這與約翰福音的敘述風格截然不同。</w:t>
       </w:r>
     </w:p>
     <w:p>
@@ -1207,43 +1254,7 @@
         <w:rPr>
           <w:lang w:val="zh_TW" w:bidi="zh_TW"/>
         </w:rPr>
-        <w:t>神在耶穌基督中顯現的恩典使神能夠赦免罪人，並將他們聚集在教會這個新約群體中。耶穌在施行事工期間，曾多次對許多罪人宣告赦罪，並向各種絕望的人提供神的仁愛幫助。透過像父親寬恕浪子和尋找失羊的教導，耶穌明確表示祂來是為了尋找和拯救那些失喪的人。然而，祂最終在十字架上完成的救贖之死，為悔改的罪人敞開了通往神赦免和恢復性恩典的大門。這個簡單的真理在因信稱義的教義中被闡明（</w:t>
-      </w:r>
-      <w:hyperlink r:id="rId40">
-        <w:r>
-          <w:rPr>
-            <w:lang w:val="zh_TW" w:bidi="zh_TW"/>
-          </w:rPr>
-          <w:rPr>
-            <w:color w:val="0000EE"/>
-            <w:u w:val="single"/>
-          </w:rPr>
-          <w:t>羅3:23</w:t>
-        </w:r>
-      </w:hyperlink>
-      <w:r>
-        <w:rPr>
-          <w:lang w:val="zh_TW" w:bidi="zh_TW"/>
-        </w:rPr>
-        <w:t>；</w:t>
-      </w:r>
-      <w:hyperlink r:id="rId41">
-        <w:r>
-          <w:rPr>
-            <w:lang w:val="zh_TW" w:bidi="zh_TW"/>
-          </w:rPr>
-          <w:rPr>
-            <w:color w:val="0000EE"/>
-            <w:u w:val="single"/>
-          </w:rPr>
-          <w:t>多3:7</w:t>
-        </w:r>
-      </w:hyperlink>
-      <w:r>
-        <w:rPr>
-          <w:lang w:val="zh_TW" w:bidi="zh_TW"/>
-        </w:rPr>
-        <w:t>）。根據這個教導，神藉著基督代贖的死而提供恩典，使祂能夠對悔改的罪人宣告「義」或「無罪」的判決，並將他們納入祂的永恆旨意中。因此，他們進入了神恩典的領域，這恩典使他們能夠與聖靈同工，進行個人成聖的過程。</w:t>
+        <w:t>這三卷福音書的相似之處包括它們使用了相似的大綱：序言、施洗約翰的事工，耶穌的洗禮和受試探，耶穌在加利利的主要事工，祂在撒馬利亞、比利亞（Perea）和猶太鄉村的旅程和事工；以及在耶路撒冷的受難週、受死和復活。這些書卷也同樣記錄了耶穌教導中重點——神國的臨在、性質和實行。此外，這三卷福音書記載了大量相同的材料，通常順序相同，甚至字詞上也經常相似或一致。</w:t>
       </w:r>
     </w:p>
     <w:p>
@@ -1257,151 +1268,7 @@
         <w:rPr>
           <w:lang w:val="zh_TW" w:bidi="zh_TW"/>
         </w:rPr>
-        <w:t>神在耶穌基督身上顯現的恩典，也使神能夠賜予信徒不配得的恩惠，這些恩惠豐富了他們的生活，並將他們聯合在一起成為基督的身體——教會。他們因恩典而被接納，並因此獲得新的身份，即成為神的兒女，成為神家中的成員，使他們如同對待天父一樣與祂相處（</w:t>
-      </w:r>
-      <w:hyperlink r:id="rId42">
-        <w:r>
-          <w:rPr>
-            <w:lang w:val="zh_TW" w:bidi="zh_TW"/>
-          </w:rPr>
-          <w:rPr>
-            <w:color w:val="0000EE"/>
-            <w:u w:val="single"/>
-          </w:rPr>
-          <w:t>加4:4–6</w:t>
-        </w:r>
-      </w:hyperlink>
-      <w:r>
-        <w:rPr>
-          <w:lang w:val="zh_TW" w:bidi="zh_TW"/>
-        </w:rPr>
-        <w:t>）。他們成為一個群體的成員，在這個群體中，種族、階級和性別的區別變得無關緊要，因為他們都成為了神對亞伯拉罕普世祝福之應許的平等繼承人（</w:t>
-      </w:r>
-      <w:hyperlink r:id="rId43">
-        <w:r>
-          <w:rPr>
-            <w:lang w:val="zh_TW" w:bidi="zh_TW"/>
-          </w:rPr>
-          <w:rPr>
-            <w:color w:val="0000EE"/>
-            <w:u w:val="single"/>
-          </w:rPr>
-          <w:t>3:28–29</w:t>
-        </w:r>
-      </w:hyperlink>
-      <w:r>
-        <w:rPr>
-          <w:lang w:val="zh_TW" w:bidi="zh_TW"/>
-        </w:rPr>
-        <w:t>）。為了豐富他們的個人生活，並確保他們在新群體生活中的參與是有益的，聖靈恩慈地賜給信徒各種恩賜，使他們能夠進行旨在造福教會的各種事工（</w:t>
-      </w:r>
-      <w:hyperlink r:id="rId44">
-        <w:r>
-          <w:rPr>
-            <w:lang w:val="zh_TW" w:bidi="zh_TW"/>
-          </w:rPr>
-          <w:rPr>
-            <w:color w:val="0000EE"/>
-            <w:u w:val="single"/>
-          </w:rPr>
-          <w:t>羅12:6–8</w:t>
-        </w:r>
-      </w:hyperlink>
-      <w:r>
-        <w:rPr>
-          <w:lang w:val="zh_TW" w:bidi="zh_TW"/>
-        </w:rPr>
-        <w:t>）。在這些事工中，首要的是使徒的職分，這一職分與神的恩典密切相關（</w:t>
-      </w:r>
-      <w:hyperlink r:id="rId45">
-        <w:r>
-          <w:rPr>
-            <w:lang w:val="zh_TW" w:bidi="zh_TW"/>
-          </w:rPr>
-          <w:rPr>
-            <w:color w:val="0000EE"/>
-            <w:u w:val="single"/>
-          </w:rPr>
-          <w:t>1:5</w:t>
-        </w:r>
-      </w:hyperlink>
-      <w:r>
-        <w:rPr>
-          <w:lang w:val="zh_TW" w:bidi="zh_TW"/>
-        </w:rPr>
-        <w:t>，</w:t>
-      </w:r>
-      <w:hyperlink r:id="rId46">
-        <w:r>
-          <w:rPr>
-            <w:lang w:val="zh_TW" w:bidi="zh_TW"/>
-          </w:rPr>
-          <w:rPr>
-            <w:color w:val="0000EE"/>
-            <w:u w:val="single"/>
-          </w:rPr>
-          <w:t>15:15–16</w:t>
-        </w:r>
-      </w:hyperlink>
-      <w:r>
-        <w:rPr>
-          <w:lang w:val="zh_TW" w:bidi="zh_TW"/>
-        </w:rPr>
-        <w:t>），因為它與舊約的先知事工結合在一起，為教會提供了基礎結構（</w:t>
-      </w:r>
-      <w:hyperlink r:id="rId47">
-        <w:r>
-          <w:rPr>
-            <w:lang w:val="zh_TW" w:bidi="zh_TW"/>
-          </w:rPr>
-          <w:rPr>
-            <w:color w:val="0000EE"/>
-            <w:u w:val="single"/>
-          </w:rPr>
-          <w:t>弗2:20</w:t>
-        </w:r>
-      </w:hyperlink>
-      <w:r>
-        <w:rPr>
-          <w:lang w:val="zh_TW" w:bidi="zh_TW"/>
-        </w:rPr>
-        <w:t>）。由於神的恩典豐富地傾注在信徒的群體生活中（</w:t>
-      </w:r>
-      <w:hyperlink r:id="rId48">
-        <w:r>
-          <w:rPr>
-            <w:lang w:val="zh_TW" w:bidi="zh_TW"/>
-          </w:rPr>
-          <w:rPr>
-            <w:color w:val="0000EE"/>
-            <w:u w:val="single"/>
-          </w:rPr>
-          <w:t>1:7–8</w:t>
-        </w:r>
-      </w:hyperlink>
-      <w:r>
-        <w:rPr>
-          <w:lang w:val="zh_TW" w:bidi="zh_TW"/>
-        </w:rPr>
-        <w:t>），教會進入永恆後，將通過其存在本身，展示出神在耶穌基督裡無限豐富的恩典（</w:t>
-      </w:r>
-      <w:hyperlink r:id="rId49">
-        <w:r>
-          <w:rPr>
-            <w:lang w:val="zh_TW" w:bidi="zh_TW"/>
-          </w:rPr>
-          <w:rPr>
-            <w:color w:val="0000EE"/>
-            <w:u w:val="single"/>
-          </w:rPr>
-          <w:t>2:6</w:t>
-        </w:r>
-      </w:hyperlink>
-      <w:r>
-        <w:rPr>
-          <w:lang w:val="zh_TW" w:bidi="zh_TW"/>
-        </w:rPr>
-        <w:t>）。</w:t>
+        <w:t>除了相似之處外，馬太福音、馬可福音和路加福音之間也有顯著的差異。這些差異與相似之處大致相同——大綱、材料、組織結構和措辭。馬太福音和路加福音也有大量的共同材料是馬可福音所找不到的，除了百夫長僕人的醫治外，這些共同材料幾乎完全是耶穌的言論和教導。每卷福音書也包含一些獨特的故事和教導。因此，雖然三卷福音書保持著整體的一致性，但每卷書都從不同角度豐富了對耶穌的描述。馬太福音強調耶穌的猶太人身份，並顯示出耶穌個人和工作與舊約信息的延續性。馬可福音則以快速推進的敘述描繪耶穌是一個行動者，是人子，卻在人們中間是僕人。路加福音以精緻的希臘文學風格，似乎是針對有文化的外邦人，並展示耶穌是弱勢群體的朋友。</w:t>
       </w:r>
     </w:p>
     <w:p>
@@ -1415,9 +1282,69 @@
         <w:rPr>
           <w:lang w:val="zh_TW" w:bidi="zh_TW"/>
         </w:rPr>
-        <w:t>最後，神在耶穌基督裡顯現的恩典，讓神能夠使信徒在品格和關係中反映祂的恩典。接受神恩典的不可或缺的條件是謙卑（</w:t>
-      </w:r>
-      <w:hyperlink r:id="rId50">
+        <w:t>如何解釋這三卷福音書的相似性和差異，構成了「對觀福音問題（synoptic problem）」。學者們提出了許多不同的解決方案。早在公元二世紀，他提安（Tatian）就把四卷福音書合成一卷；自此以來，無數的福音書</w:t>
+      </w:r>
+      <w:r>
+        <w:rPr>
+          <w:lang w:val="zh_TW" w:bidi="zh_TW"/>
+        </w:rPr>
+        <w:t>合參（</w:t>
+      </w:r>
+      <w:r>
+        <w:rPr>
+          <w:lang w:val="zh_TW" w:bidi="zh_TW"/>
+        </w:rPr>
+        <w:t>harmonies</w:t>
+      </w:r>
+      <w:r>
+        <w:rPr>
+          <w:lang w:val="zh_TW" w:bidi="zh_TW"/>
+        </w:rPr>
+        <w:t>）</w:t>
+      </w:r>
+      <w:r>
+        <w:rPr>
+          <w:lang w:val="zh_TW" w:bidi="zh_TW"/>
+        </w:rPr>
+        <w:t>版本不斷出現。自公元17世紀以來，學者們嘗試通過檢視福音材料形成的各個階段，來解釋它們之間的相似與不同。形式鑑別學（Form criticism）試圖識別口述傳播過程中可能受到的影響；來源鑑別學（source criticism）或文學鑑別學（literary criticism）則考慮到福音書作者可能引用的書面材料；</w:t>
+      </w:r>
+      <w:r>
+        <w:rPr>
+          <w:lang w:val="zh_TW" w:bidi="zh_TW"/>
+        </w:rPr>
+        <w:t>編修</w:t>
+      </w:r>
+      <w:r>
+        <w:rPr>
+          <w:lang w:val="zh_TW" w:bidi="zh_TW"/>
+        </w:rPr>
+        <w:t>鑑別學</w:t>
+      </w:r>
+      <w:r>
+        <w:rPr>
+          <w:lang w:val="zh_TW" w:bidi="zh_TW"/>
+        </w:rPr>
+        <w:t>（r</w:t>
+      </w:r>
+      <w:r>
+        <w:rPr>
+          <w:lang w:val="zh_TW" w:bidi="zh_TW"/>
+        </w:rPr>
+        <w:t>edaction criticism）或編輯鑑別學（editorial criticism）則試圖揭示福音書的最終編輯者如何表達其目的和個人特點，影響了耶穌活動和教導的記述。還有其他的解釋，例如強調材料根據特定受眾進行調整的影響，或探討耶穌教導的章節記載與猶太拉比教導在塔木德中的平行記載的相似性等。然而，迄今為止，尚未有完全滿意的解決方案。事實是，聖經從不同的角度呈現了耶穌，體貼神心意的讀者必須從相似與差異中來尋求神聖的旨意，這些異同之處也正是對「</w:t>
+      </w:r>
+      <w:r>
+        <w:rPr>
+          <w:lang w:val="zh_TW" w:bidi="zh_TW"/>
+        </w:rPr>
+        <w:t>神的兒子，耶穌基督福音</w:t>
+      </w:r>
+      <w:r>
+        <w:rPr>
+          <w:lang w:val="zh_TW" w:bidi="zh_TW"/>
+        </w:rPr>
+        <w:t>」的宣告（</w:t>
+      </w:r>
+      <w:hyperlink r:id="rId48">
         <w:r>
           <w:rPr>
             <w:lang w:val="zh_TW" w:bidi="zh_TW"/>
@@ -1426,267 +1353,45 @@
             <w:color w:val="0000EE"/>
             <w:u w:val="single"/>
           </w:rPr>
-          <w:t>雅4:6</w:t>
+          <w:t>可1:1</w:t>
         </w:r>
       </w:hyperlink>
       <w:r>
         <w:rPr>
           <w:lang w:val="zh_TW" w:bidi="zh_TW"/>
         </w:rPr>
+        <w:t>）。</w:t>
+      </w:r>
+      <w:r>
+        <w:rPr>
+          <w:i/>
+          <w:lang w:val="zh_TW" w:bidi="zh_TW"/>
+        </w:rPr>
+        <w:t>見</w:t>
+      </w:r>
+      <w:r>
+        <w:rPr>
+          <w:lang w:val="zh_TW" w:bidi="zh_TW"/>
+        </w:rPr>
+        <w:t xml:space="preserve"> </w:t>
+      </w:r>
+      <w:r>
+        <w:rPr>
+          <w:lang w:val="zh_TW" w:bidi="zh_TW"/>
+        </w:rPr>
+        <w:t>福音書</w:t>
+      </w:r>
+      <w:r>
+        <w:rPr>
+          <w:lang w:val="zh_TW" w:bidi="zh_TW"/>
+        </w:rPr>
         <w:t>；</w:t>
       </w:r>
-      <w:hyperlink r:id="rId51">
-        <w:r>
-          <w:rPr>
-            <w:lang w:val="zh_TW" w:bidi="zh_TW"/>
-          </w:rPr>
-          <w:rPr>
-            <w:color w:val="0000EE"/>
-            <w:u w:val="single"/>
-          </w:rPr>
-          <w:t>彼前5:5</w:t>
-        </w:r>
-      </w:hyperlink>
-      <w:r>
-        <w:rPr>
-          <w:lang w:val="zh_TW" w:bidi="zh_TW"/>
-        </w:rPr>
-        <w:t>）。這樣對神的謙卑使信徒能夠對待他人時也謙卑行事。從恩典的立場出發，他們可以放下自私和自負，以謙恭的態度對待他人（</w:t>
-      </w:r>
-      <w:hyperlink r:id="rId52">
-        <w:r>
-          <w:rPr>
-            <w:lang w:val="zh_TW" w:bidi="zh_TW"/>
-          </w:rPr>
-          <w:rPr>
-            <w:color w:val="0000EE"/>
-            <w:u w:val="single"/>
-          </w:rPr>
-          <w:t>腓2:3–4</w:t>
-        </w:r>
-      </w:hyperlink>
-      <w:r>
-        <w:rPr>
-          <w:lang w:val="zh_TW" w:bidi="zh_TW"/>
-        </w:rPr>
-        <w:t>），以互相服侍的態度（</w:t>
-      </w:r>
-      <w:hyperlink r:id="rId53">
-        <w:r>
-          <w:rPr>
-            <w:lang w:val="zh_TW" w:bidi="zh_TW"/>
-          </w:rPr>
-          <w:rPr>
-            <w:color w:val="0000EE"/>
-            <w:u w:val="single"/>
-          </w:rPr>
-          <w:t>弗5:21</w:t>
-        </w:r>
-      </w:hyperlink>
-      <w:r>
-        <w:rPr>
-          <w:lang w:val="zh_TW" w:bidi="zh_TW"/>
-        </w:rPr>
-        <w:t>），並以互相寬恕的心靈（</w:t>
-      </w:r>
-      <w:hyperlink r:id="rId54">
-        <w:r>
-          <w:rPr>
-            <w:lang w:val="zh_TW" w:bidi="zh_TW"/>
-          </w:rPr>
-          <w:rPr>
-            <w:color w:val="0000EE"/>
-            <w:u w:val="single"/>
-          </w:rPr>
-          <w:t>太18:23–35</w:t>
-        </w:r>
-      </w:hyperlink>
-      <w:r>
-        <w:rPr>
-          <w:lang w:val="zh_TW" w:bidi="zh_TW"/>
-        </w:rPr>
-        <w:t>），使他們的交流也能展現出神的恩典（</w:t>
-      </w:r>
-      <w:hyperlink r:id="rId55">
-        <w:r>
-          <w:rPr>
-            <w:lang w:val="zh_TW" w:bidi="zh_TW"/>
-          </w:rPr>
-          <w:rPr>
-            <w:color w:val="0000EE"/>
-            <w:u w:val="single"/>
-          </w:rPr>
-          <w:t>西4:6</w:t>
-        </w:r>
-      </w:hyperlink>
-      <w:r>
-        <w:rPr>
-          <w:lang w:val="zh_TW" w:bidi="zh_TW"/>
-        </w:rPr>
-        <w:t>）。由於耶穌基督的恩典構成了信徒生命和人際關係的實存背景，他們被勸勉不要將神的恩典變為不敬虔的行為（</w:t>
-      </w:r>
-      <w:hyperlink r:id="rId56">
-        <w:r>
-          <w:rPr>
-            <w:lang w:val="zh_TW" w:bidi="zh_TW"/>
-          </w:rPr>
-          <w:rPr>
-            <w:color w:val="0000EE"/>
-            <w:u w:val="single"/>
-          </w:rPr>
-          <w:t>猶1:4</w:t>
-        </w:r>
-      </w:hyperlink>
-      <w:r>
-        <w:rPr>
-          <w:lang w:val="zh_TW" w:bidi="zh_TW"/>
-        </w:rPr>
-        <w:t>），而是要在主的恩典中成長（</w:t>
-      </w:r>
-      <w:hyperlink r:id="rId57">
-        <w:r>
-          <w:rPr>
-            <w:lang w:val="zh_TW" w:bidi="zh_TW"/>
-          </w:rPr>
-          <w:rPr>
-            <w:color w:val="0000EE"/>
-            <w:u w:val="single"/>
-          </w:rPr>
-          <w:t>彼後3:18</w:t>
-        </w:r>
-      </w:hyperlink>
-      <w:r>
-        <w:rPr>
-          <w:lang w:val="zh_TW" w:bidi="zh_TW"/>
-        </w:rPr>
-        <w:t>）。</w:t>
-      </w:r>
-    </w:p>
-    <w:p>
-      <w:pPr/>
-      <w:r>
-        <w:rPr>
-          <w:lang w:val="zh_TW" w:bidi="zh_TW"/>
-        </w:rPr>
-      </w:r>
-      <w:r>
-        <w:rPr>
-          <w:lang w:val="zh_TW" w:bidi="zh_TW"/>
-        </w:rPr>
-        <w:t>聖經中恩典的基本意義是指神對祂的受造物施行善意的態度。這種神的恩惠在耶穌基督裡得到了最高的表達。按其定義，這恩典對所有人完全開放，唯一的先決條件是悔改並渴望接受它（</w:t>
-      </w:r>
-      <w:hyperlink r:id="rId58">
-        <w:r>
-          <w:rPr>
-            <w:lang w:val="zh_TW" w:bidi="zh_TW"/>
-          </w:rPr>
-          <w:rPr>
-            <w:color w:val="0000EE"/>
-            <w:u w:val="single"/>
-          </w:rPr>
-          <w:t>多2:11–12</w:t>
-        </w:r>
-      </w:hyperlink>
-      <w:r>
-        <w:rPr>
-          <w:lang w:val="zh_TW" w:bidi="zh_TW"/>
-        </w:rPr>
-        <w:t>）。因此，與神和祂旨意隔絕的人類狀態被替換為與神那本來不可接近的威嚴接觸的途徑，這威嚴以寶座的形式呈現，使祂的恩典可以滿足人的需求（</w:t>
-      </w:r>
-      <w:hyperlink r:id="rId59">
-        <w:r>
-          <w:rPr>
-            <w:lang w:val="zh_TW" w:bidi="zh_TW"/>
-          </w:rPr>
-          <w:rPr>
-            <w:color w:val="0000EE"/>
-            <w:u w:val="single"/>
-          </w:rPr>
-          <w:t>來4:16</w:t>
-        </w:r>
-      </w:hyperlink>
-      <w:r>
-        <w:rPr>
-          <w:lang w:val="zh_TW" w:bidi="zh_TW"/>
-        </w:rPr>
-        <w:t>）。接受神恩典以外的另一個悲慘的選擇，是繼續處於無盼望的疏離狀態，或是通過注定徒勞的人類努力來追求神的恩惠（</w:t>
-      </w:r>
-      <w:hyperlink r:id="rId60">
-        <w:r>
-          <w:rPr>
-            <w:lang w:val="zh_TW" w:bidi="zh_TW"/>
-          </w:rPr>
-          <w:rPr>
-            <w:color w:val="0000EE"/>
-            <w:u w:val="single"/>
-          </w:rPr>
-          <w:t>羅1:21</w:t>
-        </w:r>
-      </w:hyperlink>
-      <w:r>
-        <w:rPr>
-          <w:lang w:val="zh_TW" w:bidi="zh_TW"/>
-        </w:rPr>
-        <w:t>）。神對罪人的無條件接納，唯一的條件可能就是他們拒絕接受祂的接納。</w:t>
-      </w:r>
-    </w:p>
-    <w:p>
-      <w:pPr/>
-      <w:r>
-        <w:rPr>
-          <w:lang w:val="zh_TW" w:bidi="zh_TW"/>
-        </w:rPr>
-      </w:r>
-      <w:r>
-        <w:rPr>
-          <w:lang w:val="zh_TW" w:bidi="zh_TW"/>
-        </w:rPr>
-        <w:t>因為基督代表神恩典的實現、體現和分配者，早期基督徒白白地稱神的恩典為「我們主耶穌基督的恩典」。這恩典被認為是如此根本且遍及他們的個人生活和信仰團體的存在，以至於他們自然地將傳統的「平安」（Shalom）問候與耶穌基督的恩典相結合。這就是為什麼幾乎在新約聖經的每卷書中都能看到「願我們主耶穌基督的恩常與你們眾人同在」這一問候形式的變體普遍重複出現（</w:t>
-      </w:r>
-      <w:hyperlink r:id="rId61">
-        <w:r>
-          <w:rPr>
-            <w:lang w:val="zh_TW" w:bidi="zh_TW"/>
-          </w:rPr>
-          <w:rPr>
-            <w:color w:val="0000EE"/>
-            <w:u w:val="single"/>
-          </w:rPr>
-          <w:t>帖後3:18</w:t>
-        </w:r>
-      </w:hyperlink>
-      <w:r>
-        <w:rPr>
-          <w:lang w:val="zh_TW" w:bidi="zh_TW"/>
-        </w:rPr>
-        <w:t>）。</w:t>
-      </w:r>
-    </w:p>
-    <w:p>
-      <w:pPr/>
-      <w:r>
-        <w:rPr>
-          <w:lang w:val="zh_TW" w:bidi="zh_TW"/>
-        </w:rPr>
-      </w:r>
-      <w:r>
-        <w:rPr>
-          <w:i/>
-          <w:lang w:val="zh_TW" w:bidi="zh_TW"/>
-        </w:rPr>
-        <w:t>另見</w:t>
-      </w:r>
-      <w:r>
-        <w:rPr>
-          <w:lang w:val="zh_TW" w:bidi="zh_TW"/>
-        </w:rPr>
-        <w:t xml:space="preserve"> </w:t>
-      </w:r>
-      <w:r>
-        <w:rPr>
-          <w:lang w:val="zh_TW" w:bidi="zh_TW"/>
-        </w:rPr>
-        <w:t>神的存在與屬性</w:t>
+      <w:r>
+        <w:rPr>
+          <w:lang w:val="zh_TW" w:bidi="zh_TW"/>
+        </w:rPr>
+        <w:t>路加福音</w:t>
       </w:r>
       <w:r>
         <w:rPr>
@@ -1698,7 +1403,7 @@
         <w:rPr>
           <w:lang w:val="zh_TW" w:bidi="zh_TW"/>
         </w:rPr>
-        <w:t>愛</w:t>
+        <w:t>馬可福音</w:t>
       </w:r>
       <w:r>
         <w:rPr>
@@ -1710,7 +1415,7 @@
         <w:rPr>
           <w:lang w:val="zh_TW" w:bidi="zh_TW"/>
         </w:rPr>
-        <w:t>憐憫</w:t>
+        <w:t>馬太福音</w:t>
       </w:r>
       <w:r>
         <w:rPr>

--- a/zht/docx/031.content.docx
+++ b/zht/docx/031.content.docx
@@ -149,7 +149,7 @@
         <w:rPr>
           <w:lang w:val="zh_TW" w:bidi="zh_TW"/>
         </w:rPr>
-        <w:t>dui</w:t>
+        <w:t>du</w:t>
       </w:r>
       <w:r>
         <w:rPr>
@@ -212,7 +212,7 @@
         <w:rPr>
           <w:lang w:val="zh_TW" w:bidi="zh_TW"/>
         </w:rPr>
-        <w:t>兌換銀錢的人，兌換銀錢</w:t>
+        <w:t>度量衡</w:t>
       </w:r>
       <w:r>
         <w:rPr>
@@ -231,7 +231,7 @@
         <w:rPr>
           <w:lang w:val="zh_TW" w:bidi="zh_TW"/>
         </w:rPr>
-        <w:t>兌換銀錢的人是指從事與金錢相關工作的人。他們借出資金，兌換不同類型的貨幣，並發行新貨幣。</w:t>
+        <w:t>概述</w:t>
       </w:r>
     </w:p>
     <w:p>
@@ -245,7 +245,7 @@
         <w:rPr>
           <w:lang w:val="zh_TW" w:bidi="zh_TW"/>
         </w:rPr>
-        <w:t>隨著不同國家之間的貿易增長，人們需要一種簡便的方式來轉移資金。這促成了兌換銀錢行業的誕生。當硬幣在公元前七世紀首次製造時，兌換銀錢的人變得重要起來。他們負責將一種硬幣兌換成另一種貨幣。</w:t>
+        <w:t>• 簡介</w:t>
       </w:r>
     </w:p>
     <w:p>
@@ -259,7 +259,197 @@
         <w:rPr>
           <w:lang w:val="zh_TW" w:bidi="zh_TW"/>
         </w:rPr>
-        <w:t>過去，王和女王控制所有貿易（</w:t>
+        <w:t>• 重量單位</w:t>
+      </w:r>
+    </w:p>
+    <w:p>
+      <w:pPr/>
+      <w:r>
+        <w:rPr>
+          <w:lang w:val="zh_TW" w:bidi="zh_TW"/>
+        </w:rPr>
+      </w:r>
+      <w:r>
+        <w:rPr>
+          <w:lang w:val="zh_TW" w:bidi="zh_TW"/>
+        </w:rPr>
+        <w:t>• 舊約中的長度單位</w:t>
+      </w:r>
+    </w:p>
+    <w:p>
+      <w:pPr/>
+      <w:r>
+        <w:rPr>
+          <w:lang w:val="zh_TW" w:bidi="zh_TW"/>
+        </w:rPr>
+      </w:r>
+      <w:r>
+        <w:rPr>
+          <w:lang w:val="zh_TW" w:bidi="zh_TW"/>
+        </w:rPr>
+        <w:t>• 新約中的長度單位</w:t>
+      </w:r>
+    </w:p>
+    <w:p>
+      <w:pPr/>
+      <w:r>
+        <w:rPr>
+          <w:lang w:val="zh_TW" w:bidi="zh_TW"/>
+        </w:rPr>
+      </w:r>
+      <w:r>
+        <w:rPr>
+          <w:lang w:val="zh_TW" w:bidi="zh_TW"/>
+        </w:rPr>
+        <w:t>• 舊約中的容量（乾量）</w:t>
+      </w:r>
+    </w:p>
+    <w:p>
+      <w:pPr/>
+      <w:r>
+        <w:rPr>
+          <w:lang w:val="zh_TW" w:bidi="zh_TW"/>
+        </w:rPr>
+      </w:r>
+      <w:r>
+        <w:rPr>
+          <w:lang w:val="zh_TW" w:bidi="zh_TW"/>
+        </w:rPr>
+        <w:t>• 新約中的容量（乾量）</w:t>
+      </w:r>
+    </w:p>
+    <w:p>
+      <w:pPr/>
+      <w:r>
+        <w:rPr>
+          <w:lang w:val="zh_TW" w:bidi="zh_TW"/>
+        </w:rPr>
+      </w:r>
+      <w:r>
+        <w:rPr>
+          <w:lang w:val="zh_TW" w:bidi="zh_TW"/>
+        </w:rPr>
+        <w:t>• 舊約中的液量</w:t>
+      </w:r>
+    </w:p>
+    <w:p>
+      <w:pPr/>
+      <w:r>
+        <w:rPr>
+          <w:lang w:val="zh_TW" w:bidi="zh_TW"/>
+        </w:rPr>
+      </w:r>
+      <w:r>
+        <w:rPr>
+          <w:lang w:val="zh_TW" w:bidi="zh_TW"/>
+        </w:rPr>
+        <w:t>• 新約中的液量</w:t>
+      </w:r>
+    </w:p>
+    <w:p>
+      <w:pPr>
+        <w:pStyle w:val="Heading3"/>
+      </w:pPr>
+      <w:r>
+        <w:rPr>
+          <w:lang w:val="zh_TW" w:bidi="zh_TW"/>
+        </w:rPr>
+        <w:t>簡介</w:t>
+      </w:r>
+    </w:p>
+    <w:p>
+      <w:pPr/>
+      <w:r>
+        <w:rPr>
+          <w:lang w:val="zh_TW" w:bidi="zh_TW"/>
+        </w:rPr>
+      </w:r>
+      <w:r>
+        <w:rPr>
+          <w:lang w:val="zh_TW" w:bidi="zh_TW"/>
+        </w:rPr>
+        <w:t>古代世界的度量衡主要基於實用標準：手臂的長度、一天的路程、一頭驢子能負載的重量等等。雖然這是一個方便的系統，但也缺乏標準化的統一。不同人的手臂長度不同，且驢子的承重能力也有所差異。因此，度量衡的歷史便成為尋求標準化的過程。在舊約時代尚未實現標準化，但在新約時代受到希臘和羅馬的影響後，才開始出現標準化。</w:t>
+      </w:r>
+    </w:p>
+    <w:p>
+      <w:pPr/>
+      <w:r>
+        <w:rPr>
+          <w:lang w:val="zh_TW" w:bidi="zh_TW"/>
+        </w:rPr>
+      </w:r>
+      <w:r>
+        <w:rPr>
+          <w:lang w:val="zh_TW" w:bidi="zh_TW"/>
+        </w:rPr>
+        <w:t>舊約中使用的度量單位常見於美索不達米亞、埃及和迦南的文獻中，以色列人並沒有自己獨特的度量系統。然而，儘管這些度量名稱相同，它們在以色列和其它文化中往往具有不同的數值。</w:t>
+      </w:r>
+    </w:p>
+    <w:p>
+      <w:pPr/>
+      <w:r>
+        <w:rPr>
+          <w:lang w:val="zh_TW" w:bidi="zh_TW"/>
+        </w:rPr>
+      </w:r>
+      <w:r>
+        <w:rPr>
+          <w:lang w:val="zh_TW" w:bidi="zh_TW"/>
+        </w:rPr>
+        <w:t>到新約時代，度量標準變得更為複雜。以色列人仍沿用舊約時期的許多度量單位，但希臘和羅馬的系統也被引入。有時候這些外來單位直接採用，有時候則將希伯來單位調整為符合希臘羅馬的標準。還有一些場合，羅馬的單位主要用於與政府打交道，而日常生活中仍然使用希伯來單位。</w:t>
+      </w:r>
+    </w:p>
+    <w:p>
+      <w:pPr/>
+      <w:r>
+        <w:rPr>
+          <w:lang w:val="zh_TW" w:bidi="zh_TW"/>
+        </w:rPr>
+      </w:r>
+      <w:r>
+        <w:rPr>
+          <w:lang w:val="zh_TW" w:bidi="zh_TW"/>
+        </w:rPr>
+        <w:t>在大多數度量種類中，基準單位（即其它單位的基礎或倍數）是最具不確定性的。因此，肘（長度）、舍客勒（重量）、賀梅珥（乾量）和罷特（液量）都存在某種程度的不確定性，使得基於這些單位的其它度量也相對不確定。</w:t>
+      </w:r>
+    </w:p>
+    <w:p>
+      <w:pPr>
+        <w:pStyle w:val="Heading3"/>
+      </w:pPr>
+      <w:r>
+        <w:rPr>
+          <w:lang w:val="zh_TW" w:bidi="zh_TW"/>
+        </w:rPr>
+        <w:t>重量單位</w:t>
+      </w:r>
+    </w:p>
+    <w:p>
+      <w:pPr/>
+      <w:r>
+        <w:rPr>
+          <w:lang w:val="zh_TW" w:bidi="zh_TW"/>
+        </w:rPr>
+      </w:r>
+      <w:r>
+        <w:rPr>
+          <w:lang w:val="zh_TW" w:bidi="zh_TW"/>
+        </w:rPr>
+        <w:t>考古發現使重量單位的理解受益良多。挖掘中提供的石質重量器有時會刻有其所代表的單位名稱。稱重時，這些石器通常提供一個相對一致的重量範圍。通過將這些數據與經文中的描述對比，提供了相當準確的估算基礎。局部地區的相對標準比絕對值更為重要。</w:t>
+      </w:r>
+    </w:p>
+    <w:p>
+      <w:pPr/>
+      <w:r>
+        <w:rPr>
+          <w:lang w:val="zh_TW" w:bidi="zh_TW"/>
+        </w:rPr>
+      </w:r>
+      <w:r>
+        <w:rPr>
+          <w:lang w:val="zh_TW" w:bidi="zh_TW"/>
+        </w:rPr>
+        <w:t>重量單位雖有標準化，但很難達到精確。以色列人的系統與美索不達米亞和迦南的類似。舊約時期大多數時間，重量系統同時提供了貨幣系統。鑄幣是波斯人的發明；在此之前，銀、金或其它交易商品必須稱重，才能進行交易或購買。這使得重量系統成為古代經濟的核心。這也解釋了為何聖經嚴厲譴責使用假重量（</w:t>
       </w:r>
       <w:hyperlink r:id="rId13">
         <w:r>
@@ -270,9 +460,15 @@
             <w:color w:val="0000EE"/>
             <w:u w:val="single"/>
           </w:rPr>
-          <w:t>撒下5:11；</w:t>
+          <w:t>利19:36</w:t>
         </w:r>
       </w:hyperlink>
+      <w:r>
+        <w:rPr>
+          <w:lang w:val="zh_TW" w:bidi="zh_TW"/>
+        </w:rPr>
+        <w:t>；</w:t>
+      </w:r>
       <w:hyperlink r:id="rId14">
         <w:r>
           <w:rPr>
@@ -282,16 +478,16 @@
             <w:color w:val="0000EE"/>
             <w:u w:val="single"/>
           </w:rPr>
-          <w:t>王上10:14</w:t>
+          <w:t>申25:13</w:t>
         </w:r>
       </w:hyperlink>
       <w:r>
         <w:rPr>
           <w:lang w:val="zh_TW" w:bidi="zh_TW"/>
         </w:rPr>
-        <w:t>–</w:t>
-      </w:r>
-      <w:hyperlink r:id="rId14">
+        <w:t>；</w:t>
+      </w:r>
+      <w:hyperlink r:id="rId15">
         <w:r>
           <w:rPr>
             <w:lang w:val="zh_TW" w:bidi="zh_TW"/>
@@ -300,14 +496,80 @@
             <w:color w:val="0000EE"/>
             <w:u w:val="single"/>
           </w:rPr>
-          <w:t>29</w:t>
+          <w:t>箴16:11，</w:t>
         </w:r>
       </w:hyperlink>
-      <w:r>
-        <w:rPr>
-          <w:lang w:val="zh_TW" w:bidi="zh_TW"/>
-        </w:rPr>
-        <w:t>）。但是後來這種情況發生了變化。一種類似於我們今天銀行業的新系統發展起來。</w:t>
+      <w:hyperlink r:id="rId16">
+        <w:r>
+          <w:rPr>
+            <w:lang w:val="zh_TW" w:bidi="zh_TW"/>
+          </w:rPr>
+          <w:rPr>
+            <w:color w:val="0000EE"/>
+            <w:u w:val="single"/>
+          </w:rPr>
+          <w:t>20:10、23</w:t>
+        </w:r>
+      </w:hyperlink>
+      <w:r>
+        <w:rPr>
+          <w:lang w:val="zh_TW" w:bidi="zh_TW"/>
+        </w:rPr>
+        <w:t>；</w:t>
+      </w:r>
+      <w:hyperlink r:id="rId17">
+        <w:r>
+          <w:rPr>
+            <w:lang w:val="zh_TW" w:bidi="zh_TW"/>
+          </w:rPr>
+          <w:rPr>
+            <w:color w:val="0000EE"/>
+            <w:u w:val="single"/>
+          </w:rPr>
+          <w:t>彌6:11</w:t>
+        </w:r>
+      </w:hyperlink>
+      <w:r>
+        <w:rPr>
+          <w:lang w:val="zh_TW" w:bidi="zh_TW"/>
+        </w:rPr>
+        <w:t>；</w:t>
+      </w:r>
+      <w:hyperlink r:id="rId18">
+        <w:r>
+          <w:rPr>
+            <w:lang w:val="zh_TW" w:bidi="zh_TW"/>
+          </w:rPr>
+          <w:rPr>
+            <w:color w:val="0000EE"/>
+            <w:u w:val="single"/>
+          </w:rPr>
+          <w:t>何12:7</w:t>
+        </w:r>
+      </w:hyperlink>
+      <w:r>
+        <w:rPr>
+          <w:lang w:val="zh_TW" w:bidi="zh_TW"/>
+        </w:rPr>
+        <w:t>；</w:t>
+      </w:r>
+      <w:hyperlink r:id="rId19">
+        <w:r>
+          <w:rPr>
+            <w:lang w:val="zh_TW" w:bidi="zh_TW"/>
+          </w:rPr>
+          <w:rPr>
+            <w:color w:val="0000EE"/>
+            <w:u w:val="single"/>
+          </w:rPr>
+          <w:t>摩8:5</w:t>
+        </w:r>
+      </w:hyperlink>
+      <w:r>
+        <w:rPr>
+          <w:lang w:val="zh_TW" w:bidi="zh_TW"/>
+        </w:rPr>
+        <w:t>）。</w:t>
       </w:r>
     </w:p>
     <w:p>
@@ -321,12 +583,2013 @@
         <w:rPr>
           <w:lang w:val="zh_TW" w:bidi="zh_TW"/>
         </w:rPr>
-        <w:t>在新約時代，兌換銀錢的人是銀行系統的一部分。他們的工作是將羅馬貨幣兌換成特別的聖殿用幣。人們需要這些特殊硬幣來支付聖殿稅。這種稅是以一種叫半舍客勒的硬幣支付的。新約聖經提到兌換銀錢的人的經文包括：</w:t>
-      </w:r>
-    </w:p>
-    <w:p>
-      <w:pPr>
-        <w:pStyle w:val="ListBullet"/>
+        <w:t>石頭砝碼被用於市集中商業交易的天平上。舊約約有六次提到天平或衡器，但都不是直接的經濟情境（</w:t>
+      </w:r>
+      <w:hyperlink r:id="rId20">
+        <w:r>
+          <w:rPr>
+            <w:lang w:val="zh_TW" w:bidi="zh_TW"/>
+          </w:rPr>
+          <w:rPr>
+            <w:color w:val="0000EE"/>
+            <w:u w:val="single"/>
+          </w:rPr>
+          <w:t>伯6:2，</w:t>
+        </w:r>
+      </w:hyperlink>
+      <w:hyperlink r:id="rId21">
+        <w:r>
+          <w:rPr>
+            <w:lang w:val="zh_TW" w:bidi="zh_TW"/>
+          </w:rPr>
+          <w:rPr>
+            <w:color w:val="0000EE"/>
+            <w:u w:val="single"/>
+          </w:rPr>
+          <w:t>31:6</w:t>
+        </w:r>
+      </w:hyperlink>
+      <w:r>
+        <w:rPr>
+          <w:lang w:val="zh_TW" w:bidi="zh_TW"/>
+        </w:rPr>
+        <w:t>；</w:t>
+      </w:r>
+      <w:hyperlink r:id="rId22">
+        <w:r>
+          <w:rPr>
+            <w:lang w:val="zh_TW" w:bidi="zh_TW"/>
+          </w:rPr>
+          <w:rPr>
+            <w:color w:val="0000EE"/>
+            <w:u w:val="single"/>
+          </w:rPr>
+          <w:t>詩62:9</w:t>
+        </w:r>
+      </w:hyperlink>
+      <w:r>
+        <w:rPr>
+          <w:lang w:val="zh_TW" w:bidi="zh_TW"/>
+        </w:rPr>
+        <w:t>；</w:t>
+      </w:r>
+      <w:hyperlink r:id="rId23">
+        <w:r>
+          <w:rPr>
+            <w:lang w:val="zh_TW" w:bidi="zh_TW"/>
+          </w:rPr>
+          <w:rPr>
+            <w:color w:val="0000EE"/>
+            <w:u w:val="single"/>
+          </w:rPr>
+          <w:t>賽40:12</w:t>
+        </w:r>
+      </w:hyperlink>
+      <w:r>
+        <w:rPr>
+          <w:lang w:val="zh_TW" w:bidi="zh_TW"/>
+        </w:rPr>
+        <w:t>；</w:t>
+      </w:r>
+      <w:hyperlink r:id="rId24">
+        <w:r>
+          <w:rPr>
+            <w:lang w:val="zh_TW" w:bidi="zh_TW"/>
+          </w:rPr>
+          <w:rPr>
+            <w:color w:val="0000EE"/>
+            <w:u w:val="single"/>
+          </w:rPr>
+          <w:t>結5:1</w:t>
+        </w:r>
+      </w:hyperlink>
+      <w:r>
+        <w:rPr>
+          <w:lang w:val="zh_TW" w:bidi="zh_TW"/>
+        </w:rPr>
+        <w:t>；</w:t>
+      </w:r>
+      <w:hyperlink r:id="rId25">
+        <w:r>
+          <w:rPr>
+            <w:lang w:val="zh_TW" w:bidi="zh_TW"/>
+          </w:rPr>
+          <w:rPr>
+            <w:color w:val="0000EE"/>
+            <w:u w:val="single"/>
+          </w:rPr>
+          <w:t>但5:27</w:t>
+        </w:r>
+      </w:hyperlink>
+      <w:r>
+        <w:rPr>
+          <w:lang w:val="zh_TW" w:bidi="zh_TW"/>
+        </w:rPr>
+        <w:t>）。當時使用的天平一般為橫樑平衡式，兩端各掛一個托盤。</w:t>
+      </w:r>
+    </w:p>
+    <w:p>
+      <w:pPr>
+        <w:pStyle w:val="Heading4"/>
+      </w:pPr>
+      <w:r>
+        <w:rPr>
+          <w:lang w:val="zh_TW" w:bidi="zh_TW"/>
+        </w:rPr>
+        <w:t>他連得</w:t>
+      </w:r>
+    </w:p>
+    <w:p>
+      <w:pPr/>
+      <w:r>
+        <w:rPr>
+          <w:lang w:val="zh_TW" w:bidi="zh_TW"/>
+        </w:rPr>
+      </w:r>
+      <w:r>
+        <w:rPr>
+          <w:lang w:val="zh_TW" w:bidi="zh_TW"/>
+        </w:rPr>
+        <w:t>根據</w:t>
+      </w:r>
+      <w:hyperlink r:id="rId26">
+        <w:r>
+          <w:rPr>
+            <w:lang w:val="zh_TW" w:bidi="zh_TW"/>
+          </w:rPr>
+          <w:rPr>
+            <w:color w:val="0000EE"/>
+            <w:u w:val="single"/>
+          </w:rPr>
+          <w:t>出埃及記三十八章25至26節</w:t>
+        </w:r>
+      </w:hyperlink>
+      <w:r>
+        <w:rPr>
+          <w:lang w:val="zh_TW" w:bidi="zh_TW"/>
+        </w:rPr>
+        <w:t>，一他連得等於三千舍客勒。（一百他連得等於300,000舍客勒，如果加上第</w:t>
+      </w:r>
+      <w:hyperlink r:id="rId27">
+        <w:r>
+          <w:rPr>
+            <w:lang w:val="zh_TW" w:bidi="zh_TW"/>
+          </w:rPr>
+          <w:rPr>
+            <w:color w:val="0000EE"/>
+            <w:u w:val="single"/>
+          </w:rPr>
+          <w:t>25</w:t>
+        </w:r>
+      </w:hyperlink>
+      <w:r>
+        <w:rPr>
+          <w:lang w:val="zh_TW" w:bidi="zh_TW"/>
+        </w:rPr>
+        <w:t>節中的1,175舍客勒，總數是 301,775，這正是603,550人每人繳納半舍客勒的總額——如第</w:t>
+      </w:r>
+      <w:hyperlink r:id="rId28">
+        <w:r>
+          <w:rPr>
+            <w:lang w:val="zh_TW" w:bidi="zh_TW"/>
+          </w:rPr>
+          <w:rPr>
+            <w:color w:val="0000EE"/>
+            <w:u w:val="single"/>
+          </w:rPr>
+          <w:t>26</w:t>
+        </w:r>
+      </w:hyperlink>
+      <w:r>
+        <w:rPr>
+          <w:lang w:val="zh_TW" w:bidi="zh_TW"/>
+        </w:rPr>
+        <w:t>節所述。）出土的他連得重量約在65至80磅之間（29.5至36.3公斤）。在舊約中，他連得僅用於貴金屬，通常為銀或金。根據</w:t>
+      </w:r>
+      <w:hyperlink r:id="rId29">
+        <w:r>
+          <w:rPr>
+            <w:lang w:val="zh_TW" w:bidi="zh_TW"/>
+          </w:rPr>
+          <w:rPr>
+            <w:color w:val="0000EE"/>
+            <w:u w:val="single"/>
+          </w:rPr>
+          <w:t>列王紀上十章14節</w:t>
+        </w:r>
+      </w:hyperlink>
+      <w:r>
+        <w:rPr>
+          <w:lang w:val="zh_TW" w:bidi="zh_TW"/>
+        </w:rPr>
+        <w:t>，所羅門王國每年的貢金收入為666他連得，被認為是非常奢華的數額。大衛為所羅門建造聖殿留下了100,000他連得的金子和1,000,000他連得的銀子（</w:t>
+      </w:r>
+      <w:hyperlink r:id="rId30">
+        <w:r>
+          <w:rPr>
+            <w:lang w:val="zh_TW" w:bidi="zh_TW"/>
+          </w:rPr>
+          <w:rPr>
+            <w:color w:val="0000EE"/>
+            <w:u w:val="single"/>
+          </w:rPr>
+          <w:t>代上22:14</w:t>
+        </w:r>
+      </w:hyperlink>
+      <w:r>
+        <w:rPr>
+          <w:lang w:val="zh_TW" w:bidi="zh_TW"/>
+        </w:rPr>
+        <w:t>）。</w:t>
+      </w:r>
+    </w:p>
+    <w:p>
+      <w:pPr>
+        <w:pStyle w:val="Heading4"/>
+      </w:pPr>
+      <w:r>
+        <w:rPr>
+          <w:lang w:val="zh_TW" w:bidi="zh_TW"/>
+        </w:rPr>
+        <w:t>彌那</w:t>
+      </w:r>
+    </w:p>
+    <w:p>
+      <w:pPr/>
+      <w:r>
+        <w:rPr>
+          <w:lang w:val="zh_TW" w:bidi="zh_TW"/>
+        </w:rPr>
+      </w:r>
+      <w:r>
+        <w:rPr>
+          <w:lang w:val="zh_TW" w:bidi="zh_TW"/>
+        </w:rPr>
+        <w:t>在迦南烏加列文獻中，彌那相當於50舍客勒，而在巴比倫則等於60舍客勒。在</w:t>
+      </w:r>
+      <w:hyperlink r:id="rId31">
+        <w:r>
+          <w:rPr>
+            <w:lang w:val="zh_TW" w:bidi="zh_TW"/>
+          </w:rPr>
+          <w:rPr>
+            <w:color w:val="0000EE"/>
+            <w:u w:val="single"/>
+          </w:rPr>
+          <w:t>以西結書四十五章12節</w:t>
+        </w:r>
+      </w:hyperlink>
+      <w:r>
+        <w:rPr>
+          <w:lang w:val="zh_TW" w:bidi="zh_TW"/>
+        </w:rPr>
+        <w:t>中，彌那被定為60舍客勒，但尚不清楚這是否意味著改變了之前的標準。</w:t>
+      </w:r>
+    </w:p>
+    <w:p>
+      <w:pPr>
+        <w:pStyle w:val="Heading4"/>
+      </w:pPr>
+      <w:r>
+        <w:rPr>
+          <w:lang w:val="zh_TW" w:bidi="zh_TW"/>
+        </w:rPr>
+        <w:t>舍客勒</w:t>
+      </w:r>
+    </w:p>
+    <w:p>
+      <w:pPr/>
+      <w:r>
+        <w:rPr>
+          <w:lang w:val="zh_TW" w:bidi="zh_TW"/>
+        </w:rPr>
+      </w:r>
+      <w:r>
+        <w:rPr>
+          <w:lang w:val="zh_TW" w:bidi="zh_TW"/>
+        </w:rPr>
+        <w:t>舍客勒是基本的重量單位。除了普通的舍客勒，還有「王（皇室）」舍客勒（</w:t>
+      </w:r>
+      <w:hyperlink r:id="rId32">
+        <w:r>
+          <w:rPr>
+            <w:lang w:val="zh_TW" w:bidi="zh_TW"/>
+          </w:rPr>
+          <w:rPr>
+            <w:color w:val="0000EE"/>
+            <w:u w:val="single"/>
+          </w:rPr>
+          <w:t>撒下14:26</w:t>
+        </w:r>
+      </w:hyperlink>
+      <w:r>
+        <w:rPr>
+          <w:lang w:val="zh_TW" w:bidi="zh_TW"/>
+        </w:rPr>
+        <w:t>）。根據考古發掘出來的標有「比加（beka）」（半舍客勒）的重量，估計舍客勒約重0.4盎司（11.4克）。</w:t>
+      </w:r>
+    </w:p>
+    <w:p>
+      <w:pPr/>
+      <w:r>
+        <w:rPr>
+          <w:lang w:val="zh_TW" w:bidi="zh_TW"/>
+        </w:rPr>
+      </w:r>
+      <w:r>
+        <w:rPr>
+          <w:lang w:val="zh_TW" w:bidi="zh_TW"/>
+        </w:rPr>
+        <w:t>聖經中的舍客勒幾乎僅出現在與貨幣價值有關的經文。不論是銀、金、大麥或麵粉，舍客勒的估值賦予商品在經濟中的相對價值。例外情況是歌利亞的盔甲和槍（</w:t>
+      </w:r>
+      <w:hyperlink r:id="rId33">
+        <w:r>
+          <w:rPr>
+            <w:lang w:val="zh_TW" w:bidi="zh_TW"/>
+          </w:rPr>
+          <w:rPr>
+            <w:color w:val="0000EE"/>
+            <w:u w:val="single"/>
+          </w:rPr>
+          <w:t>撒上17:5–7</w:t>
+        </w:r>
+      </w:hyperlink>
+      <w:r>
+        <w:rPr>
+          <w:lang w:val="zh_TW" w:bidi="zh_TW"/>
+        </w:rPr>
+        <w:t>），這些物品的重量以舍客勒計算。</w:t>
+      </w:r>
+    </w:p>
+    <w:p>
+      <w:pPr>
+        <w:pStyle w:val="Heading4"/>
+      </w:pPr>
+      <w:r>
+        <w:rPr>
+          <w:lang w:val="zh_TW" w:bidi="zh_TW"/>
+        </w:rPr>
+        <w:t>品（pim）</w:t>
+      </w:r>
+    </w:p>
+    <w:p>
+      <w:pPr/>
+      <w:r>
+        <w:rPr>
+          <w:lang w:val="zh_TW" w:bidi="zh_TW"/>
+        </w:rPr>
+      </w:r>
+      <w:r>
+        <w:rPr>
+          <w:lang w:val="zh_TW" w:bidi="zh_TW"/>
+        </w:rPr>
+        <w:t>唯一提及這個單位的經文是</w:t>
+      </w:r>
+      <w:hyperlink r:id="rId34">
+        <w:r>
+          <w:rPr>
+            <w:lang w:val="zh_TW" w:bidi="zh_TW"/>
+          </w:rPr>
+          <w:rPr>
+            <w:color w:val="0000EE"/>
+            <w:u w:val="single"/>
+          </w:rPr>
+          <w:t>撒母耳記上十三章21節</w:t>
+        </w:r>
+      </w:hyperlink>
+      <w:r>
+        <w:rPr>
+          <w:lang w:val="zh_TW" w:bidi="zh_TW"/>
+        </w:rPr>
+        <w:t>（譯註：和合本沒有譯出這個單位），這是非利士人向以色列人收取的磨鋤頭的費用。出土的重量在0.25到0.3盎司之間（7.1到8.5克），這表明品是三分之二舍客勒。</w:t>
+      </w:r>
+    </w:p>
+    <w:p>
+      <w:pPr>
+        <w:pStyle w:val="Heading4"/>
+      </w:pPr>
+      <w:r>
+        <w:rPr>
+          <w:lang w:val="zh_TW" w:bidi="zh_TW"/>
+        </w:rPr>
+        <w:t>比加（Beka）</w:t>
+      </w:r>
+    </w:p>
+    <w:p>
+      <w:pPr/>
+      <w:r>
+        <w:rPr>
+          <w:lang w:val="zh_TW" w:bidi="zh_TW"/>
+        </w:rPr>
+      </w:r>
+      <w:r>
+        <w:rPr>
+          <w:lang w:val="zh_TW" w:bidi="zh_TW"/>
+        </w:rPr>
+        <w:t>有七顆刻有此名稱的石頭，重量在0.2到0.23盎司之間（5.7到6.5克）。在</w:t>
+      </w:r>
+      <w:hyperlink r:id="rId28">
+        <w:r>
+          <w:rPr>
+            <w:lang w:val="zh_TW" w:bidi="zh_TW"/>
+          </w:rPr>
+          <w:rPr>
+            <w:color w:val="0000EE"/>
+            <w:u w:val="single"/>
+          </w:rPr>
+          <w:t>出埃及記三十八章26節</w:t>
+        </w:r>
+      </w:hyperlink>
+      <w:r>
+        <w:rPr>
+          <w:lang w:val="zh_TW" w:bidi="zh_TW"/>
+        </w:rPr>
+        <w:t>中，比加是每人繳納的人口稅額，相當於半舍客勒。</w:t>
+      </w:r>
+    </w:p>
+    <w:p>
+      <w:pPr>
+        <w:pStyle w:val="Heading4"/>
+      </w:pPr>
+      <w:r>
+        <w:rPr>
+          <w:lang w:val="zh_TW" w:bidi="zh_TW"/>
+        </w:rPr>
+        <w:t>季拉</w:t>
+      </w:r>
+    </w:p>
+    <w:p>
+      <w:pPr/>
+      <w:r>
+        <w:rPr>
+          <w:lang w:val="zh_TW" w:bidi="zh_TW"/>
+        </w:rPr>
+      </w:r>
+      <w:r>
+        <w:rPr>
+          <w:lang w:val="zh_TW" w:bidi="zh_TW"/>
+        </w:rPr>
+        <w:t>相當於舍客勒的二十分之一，約0.02盎司（0.6克）。此單位出現五次（</w:t>
+      </w:r>
+      <w:hyperlink r:id="rId35">
+        <w:r>
+          <w:rPr>
+            <w:lang w:val="zh_TW" w:bidi="zh_TW"/>
+          </w:rPr>
+          <w:rPr>
+            <w:color w:val="0000EE"/>
+            <w:u w:val="single"/>
+          </w:rPr>
+          <w:t>出30:13</w:t>
+        </w:r>
+      </w:hyperlink>
+      <w:r>
+        <w:rPr>
+          <w:lang w:val="zh_TW" w:bidi="zh_TW"/>
+        </w:rPr>
+        <w:t>；</w:t>
+      </w:r>
+      <w:hyperlink r:id="rId36">
+        <w:r>
+          <w:rPr>
+            <w:lang w:val="zh_TW" w:bidi="zh_TW"/>
+          </w:rPr>
+          <w:rPr>
+            <w:color w:val="0000EE"/>
+            <w:u w:val="single"/>
+          </w:rPr>
+          <w:t>利27:25</w:t>
+        </w:r>
+      </w:hyperlink>
+      <w:r>
+        <w:rPr>
+          <w:lang w:val="zh_TW" w:bidi="zh_TW"/>
+        </w:rPr>
+        <w:t>；</w:t>
+      </w:r>
+      <w:hyperlink r:id="rId37">
+        <w:r>
+          <w:rPr>
+            <w:lang w:val="zh_TW" w:bidi="zh_TW"/>
+          </w:rPr>
+          <w:rPr>
+            <w:color w:val="0000EE"/>
+            <w:u w:val="single"/>
+          </w:rPr>
+          <w:t>民3:47，</w:t>
+        </w:r>
+      </w:hyperlink>
+      <w:hyperlink r:id="rId38">
+        <w:r>
+          <w:rPr>
+            <w:lang w:val="zh_TW" w:bidi="zh_TW"/>
+          </w:rPr>
+          <w:rPr>
+            <w:color w:val="0000EE"/>
+            <w:u w:val="single"/>
+          </w:rPr>
+          <w:t>18:16</w:t>
+        </w:r>
+      </w:hyperlink>
+      <w:r>
+        <w:rPr>
+          <w:lang w:val="zh_TW" w:bidi="zh_TW"/>
+        </w:rPr>
+        <w:t>；</w:t>
+      </w:r>
+      <w:hyperlink r:id="rId31">
+        <w:r>
+          <w:rPr>
+            <w:lang w:val="zh_TW" w:bidi="zh_TW"/>
+          </w:rPr>
+          <w:rPr>
+            <w:color w:val="0000EE"/>
+            <w:u w:val="single"/>
+          </w:rPr>
+          <w:t>結45:12</w:t>
+        </w:r>
+      </w:hyperlink>
+      <w:r>
+        <w:rPr>
+          <w:lang w:val="zh_TW" w:bidi="zh_TW"/>
+        </w:rPr>
+        <w:t>），每次都是用來為舍客勒作價值估算。這些經文中的使用僅在貨幣意義上。</w:t>
+      </w:r>
+    </w:p>
+    <w:p>
+      <w:pPr>
+        <w:pStyle w:val="Heading4"/>
+      </w:pPr>
+      <w:r>
+        <w:rPr>
+          <w:lang w:val="zh_TW" w:bidi="zh_TW"/>
+        </w:rPr>
+        <w:t>斤（Litra）</w:t>
+      </w:r>
+    </w:p>
+    <w:p>
+      <w:pPr/>
+      <w:r>
+        <w:rPr>
+          <w:lang w:val="zh_TW" w:bidi="zh_TW"/>
+        </w:rPr>
+      </w:r>
+      <w:r>
+        <w:rPr>
+          <w:lang w:val="zh_TW" w:bidi="zh_TW"/>
+        </w:rPr>
+        <w:t>新約中的重量單位主要延續舊約中已確立的單位，特別是舍客勒、彌那和他連得。另外有一種單位為：斤，這在</w:t>
+      </w:r>
+      <w:hyperlink r:id="rId39">
+        <w:r>
+          <w:rPr>
+            <w:lang w:val="zh_TW" w:bidi="zh_TW"/>
+          </w:rPr>
+          <w:rPr>
+            <w:color w:val="0000EE"/>
+            <w:u w:val="single"/>
+          </w:rPr>
+          <w:t>約翰福音十二章3節</w:t>
+        </w:r>
+      </w:hyperlink>
+      <w:r>
+        <w:rPr>
+          <w:lang w:val="zh_TW" w:bidi="zh_TW"/>
+        </w:rPr>
+        <w:t>和</w:t>
+      </w:r>
+      <w:hyperlink r:id="rId40">
+        <w:r>
+          <w:rPr>
+            <w:lang w:val="zh_TW" w:bidi="zh_TW"/>
+          </w:rPr>
+          <w:rPr>
+            <w:color w:val="0000EE"/>
+            <w:u w:val="single"/>
+          </w:rPr>
+          <w:t>十九章39節</w:t>
+        </w:r>
+      </w:hyperlink>
+      <w:r>
+        <w:rPr>
+          <w:lang w:val="zh_TW" w:bidi="zh_TW"/>
+        </w:rPr>
+        <w:t>中用於描述香料。在希臘文獻中，一斤約為12盎司（327克）。</w:t>
+      </w:r>
+    </w:p>
+    <w:p>
+      <w:pPr>
+        <w:pStyle w:val="Heading3"/>
+      </w:pPr>
+      <w:r>
+        <w:rPr>
+          <w:lang w:val="zh_TW" w:bidi="zh_TW"/>
+        </w:rPr>
+        <w:t>舊約中的長度單位</w:t>
+      </w:r>
+    </w:p>
+    <w:p>
+      <w:pPr/>
+      <w:r>
+        <w:rPr>
+          <w:lang w:val="zh_TW" w:bidi="zh_TW"/>
+        </w:rPr>
+      </w:r>
+      <w:r>
+        <w:rPr>
+          <w:lang w:val="zh_TW" w:bidi="zh_TW"/>
+        </w:rPr>
+        <w:t>長度和深度的測量通常來自人體的一部分作為量度標準。基本單位是「肘」，其它大多數單位與肘相關。舊約中缺乏精確的地理距離測量，通常以到達目的地所需的天數來表示。一天的路程可能為20至25英里（32.2 到40.2 公里）。「步」等於「一步」——大約為一碼（</w:t>
+      </w:r>
+      <w:hyperlink r:id="rId41">
+        <w:r>
+          <w:rPr>
+            <w:lang w:val="zh_TW" w:bidi="zh_TW"/>
+          </w:rPr>
+          <w:rPr>
+            <w:color w:val="0000EE"/>
+            <w:u w:val="single"/>
+          </w:rPr>
+          <w:t>撒下6:13</w:t>
+        </w:r>
+      </w:hyperlink>
+      <w:r>
+        <w:rPr>
+          <w:lang w:val="zh_TW" w:bidi="zh_TW"/>
+        </w:rPr>
+        <w:t>）。</w:t>
+      </w:r>
+    </w:p>
+    <w:p>
+      <w:pPr>
+        <w:pStyle w:val="Heading4"/>
+      </w:pPr>
+      <w:r>
+        <w:rPr>
+          <w:lang w:val="zh_TW" w:bidi="zh_TW"/>
+        </w:rPr>
+        <w:t>肘</w:t>
+      </w:r>
+    </w:p>
+    <w:p>
+      <w:pPr/>
+      <w:r>
+        <w:rPr>
+          <w:lang w:val="zh_TW" w:bidi="zh_TW"/>
+        </w:rPr>
+      </w:r>
+      <w:r>
+        <w:rPr>
+          <w:lang w:val="zh_TW" w:bidi="zh_TW"/>
+        </w:rPr>
+        <w:t>從食指尖到肘部的長度。有長肘和短肘，這不僅在以色列使用，也在美索不達米亞和埃及使用。</w:t>
+      </w:r>
+      <w:hyperlink r:id="rId42">
+        <w:r>
+          <w:rPr>
+            <w:lang w:val="zh_TW" w:bidi="zh_TW"/>
+          </w:rPr>
+          <w:rPr>
+            <w:color w:val="0000EE"/>
+            <w:u w:val="single"/>
+          </w:rPr>
+          <w:t>以西結書四十章5節</w:t>
+        </w:r>
+      </w:hyperlink>
+      <w:r>
+        <w:rPr>
+          <w:lang w:val="zh_TW" w:bidi="zh_TW"/>
+        </w:rPr>
+        <w:t>將長肘定義為相當於一肘加上手掌寬度（約20到21英寸，或50.8到53.3公分）。希西家所建的西羅亞隧道（公元前715–686年）內的銘文顯示隧道長1,200肘。隧道實際長度被測定為1,749英尺（533.1米），這意味著一肘為17.49英寸（44.4厘米）。綜合考量，17.5英寸（44.5公分）是一個較為合理的以色列肘長估算，長肘約為20.5英寸（52.1公分）。肘最常用於給建築物或物體的尺寸（例如，幔子、柱子、家具等）。用肘測量的最大結構是挪亞建造的方舟，其長度為300肘（</w:t>
+      </w:r>
+      <w:hyperlink r:id="rId43">
+        <w:r>
+          <w:rPr>
+            <w:lang w:val="zh_TW" w:bidi="zh_TW"/>
+          </w:rPr>
+          <w:rPr>
+            <w:color w:val="0000EE"/>
+            <w:u w:val="single"/>
+          </w:rPr>
+          <w:t>創6:15</w:t>
+        </w:r>
+      </w:hyperlink>
+      <w:r>
+        <w:rPr>
+          <w:lang w:val="zh_TW" w:bidi="zh_TW"/>
+        </w:rPr>
+        <w:t>）。</w:t>
+      </w:r>
+    </w:p>
+    <w:p>
+      <w:pPr>
+        <w:pStyle w:val="Heading4"/>
+      </w:pPr>
+      <w:r>
+        <w:rPr>
+          <w:lang w:val="zh_TW" w:bidi="zh_TW"/>
+        </w:rPr>
+        <w:t>虎口</w:t>
+      </w:r>
+    </w:p>
+    <w:p>
+      <w:pPr/>
+      <w:r>
+        <w:rPr>
+          <w:lang w:val="zh_TW" w:bidi="zh_TW"/>
+        </w:rPr>
+      </w:r>
+      <w:r>
+        <w:rPr>
+          <w:lang w:val="zh_TW" w:bidi="zh_TW"/>
+        </w:rPr>
+        <w:t>從手指尖到另一指尖的伸展距離，等於半肘，或八又四分之三英寸（22.2 公分）。在舊約中只使用了七次，其中四次是用來描述大祭司胸牌的尺寸（</w:t>
+      </w:r>
+      <w:hyperlink r:id="rId44">
+        <w:r>
+          <w:rPr>
+            <w:lang w:val="zh_TW" w:bidi="zh_TW"/>
+          </w:rPr>
+          <w:rPr>
+            <w:color w:val="0000EE"/>
+            <w:u w:val="single"/>
+          </w:rPr>
+          <w:t>出28:15–16，</w:t>
+        </w:r>
+      </w:hyperlink>
+      <w:hyperlink r:id="rId45">
+        <w:r>
+          <w:rPr>
+            <w:lang w:val="zh_TW" w:bidi="zh_TW"/>
+          </w:rPr>
+          <w:rPr>
+            <w:color w:val="0000EE"/>
+            <w:u w:val="single"/>
+          </w:rPr>
+          <w:t>39:8–9</w:t>
+        </w:r>
+      </w:hyperlink>
+      <w:r>
+        <w:rPr>
+          <w:lang w:val="zh_TW" w:bidi="zh_TW"/>
+        </w:rPr>
+        <w:t>）。</w:t>
+      </w:r>
+    </w:p>
+    <w:p>
+      <w:pPr>
+        <w:pStyle w:val="Heading4"/>
+      </w:pPr>
+      <w:r>
+        <w:rPr>
+          <w:lang w:val="zh_TW" w:bidi="zh_TW"/>
+        </w:rPr>
+        <w:t>掌寬</w:t>
+      </w:r>
+    </w:p>
+    <w:p>
+      <w:pPr/>
+      <w:r>
+        <w:rPr>
+          <w:lang w:val="zh_TW" w:bidi="zh_TW"/>
+        </w:rPr>
+      </w:r>
+      <w:r>
+        <w:rPr>
+          <w:lang w:val="zh_TW" w:bidi="zh_TW"/>
+        </w:rPr>
+        <w:t>手的寬度，等於肘的六分之一，虎口的三分之一，或略低於三英寸（7.6公分）。該術語僅出現五次，主要用來描述陳設餅桌邊的寬度（</w:t>
+      </w:r>
+      <w:hyperlink r:id="rId46">
+        <w:r>
+          <w:rPr>
+            <w:lang w:val="zh_TW" w:bidi="zh_TW"/>
+          </w:rPr>
+          <w:rPr>
+            <w:color w:val="0000EE"/>
+            <w:u w:val="single"/>
+          </w:rPr>
+          <w:t>出25:25</w:t>
+        </w:r>
+      </w:hyperlink>
+      <w:r>
+        <w:rPr>
+          <w:lang w:val="zh_TW" w:bidi="zh_TW"/>
+        </w:rPr>
+        <w:t>）和所羅門的銅海（</w:t>
+      </w:r>
+      <w:hyperlink r:id="rId47">
+        <w:r>
+          <w:rPr>
+            <w:lang w:val="zh_TW" w:bidi="zh_TW"/>
+          </w:rPr>
+          <w:rPr>
+            <w:color w:val="0000EE"/>
+            <w:u w:val="single"/>
+          </w:rPr>
+          <w:t>王上7:26</w:t>
+        </w:r>
+      </w:hyperlink>
+      <w:r>
+        <w:rPr>
+          <w:lang w:val="zh_TW" w:bidi="zh_TW"/>
+        </w:rPr>
+        <w:t>）。</w:t>
+      </w:r>
+    </w:p>
+    <w:p>
+      <w:pPr>
+        <w:pStyle w:val="Heading3"/>
+      </w:pPr>
+      <w:r>
+        <w:rPr>
+          <w:lang w:val="zh_TW" w:bidi="zh_TW"/>
+        </w:rPr>
+        <w:t>新約中的長度單位</w:t>
+      </w:r>
+    </w:p>
+    <w:p>
+      <w:pPr/>
+      <w:r>
+        <w:rPr>
+          <w:lang w:val="zh_TW" w:bidi="zh_TW"/>
+        </w:rPr>
+      </w:r>
+      <w:r>
+        <w:rPr>
+          <w:lang w:val="zh_TW" w:bidi="zh_TW"/>
+        </w:rPr>
+        <w:t>在新約中，有些長度和深度的單位採用了希臘羅馬的標準，另一些則沿用了舊約的度量方式。與舊約類似，新約也常使用不精確的距離描述，例如扔一塊石頭那麼遠或一天的路程。然而，少數情況下會使用羅馬文化中較精確的度量單位。</w:t>
+      </w:r>
+    </w:p>
+    <w:p>
+      <w:pPr>
+        <w:pStyle w:val="Heading4"/>
+      </w:pPr>
+      <w:r>
+        <w:rPr>
+          <w:lang w:val="zh_TW" w:bidi="zh_TW"/>
+        </w:rPr>
+        <w:t>肘</w:t>
+      </w:r>
+    </w:p>
+    <w:p>
+      <w:pPr/>
+      <w:r>
+        <w:rPr>
+          <w:lang w:val="zh_TW" w:bidi="zh_TW"/>
+        </w:rPr>
+      </w:r>
+      <w:r>
+        <w:rPr>
+          <w:lang w:val="zh_TW" w:bidi="zh_TW"/>
+        </w:rPr>
+        <w:t>對於羅馬人來說，肘的長度設定為其標準「尺」的一倍半，即11.66英寸的1.5倍，相當於17.5英寸（44.5公分），與舊約的肘長一致。</w:t>
+      </w:r>
+    </w:p>
+    <w:p>
+      <w:pPr>
+        <w:pStyle w:val="Heading4"/>
+      </w:pPr>
+      <w:r>
+        <w:rPr>
+          <w:lang w:val="zh_TW" w:bidi="zh_TW"/>
+        </w:rPr>
+        <w:t>丈</w:t>
+      </w:r>
+    </w:p>
+    <w:p>
+      <w:pPr/>
+      <w:r>
+        <w:rPr>
+          <w:lang w:val="zh_TW" w:bidi="zh_TW"/>
+        </w:rPr>
+      </w:r>
+      <w:r>
+        <w:rPr>
+          <w:lang w:val="zh_TW" w:bidi="zh_TW"/>
+        </w:rPr>
+        <w:t>當雙臂伸展時，左右手指尖之間的距離。僅用於</w:t>
+      </w:r>
+      <w:hyperlink r:id="rId48">
+        <w:r>
+          <w:rPr>
+            <w:lang w:val="zh_TW" w:bidi="zh_TW"/>
+          </w:rPr>
+          <w:rPr>
+            <w:color w:val="0000EE"/>
+            <w:u w:val="single"/>
+          </w:rPr>
+          <w:t>使徒行傳二十七章28節</w:t>
+        </w:r>
+      </w:hyperlink>
+      <w:r>
+        <w:rPr>
+          <w:lang w:val="zh_TW" w:bidi="zh_TW"/>
+        </w:rPr>
+        <w:t>，約為六英尺（1.8米）。</w:t>
+      </w:r>
+    </w:p>
+    <w:p>
+      <w:pPr>
+        <w:pStyle w:val="Heading4"/>
+      </w:pPr>
+      <w:r>
+        <w:rPr>
+          <w:lang w:val="zh_TW" w:bidi="zh_TW"/>
+        </w:rPr>
+        <w:t>弗隆（Furlong）／里（Stadium）</w:t>
+      </w:r>
+    </w:p>
+    <w:p>
+      <w:pPr/>
+      <w:r>
+        <w:rPr>
+          <w:lang w:val="zh_TW" w:bidi="zh_TW"/>
+        </w:rPr>
+      </w:r>
+      <w:r>
+        <w:rPr>
+          <w:lang w:val="zh_TW" w:bidi="zh_TW"/>
+        </w:rPr>
+        <w:t>古希臘賽道的長度，相當於八分之一羅馬里，約略超過200碼（182.9公尺）。通常用於表示近似距離，但在</w:t>
+      </w:r>
+      <w:hyperlink r:id="rId49">
+        <w:r>
+          <w:rPr>
+            <w:lang w:val="zh_TW" w:bidi="zh_TW"/>
+          </w:rPr>
+          <w:rPr>
+            <w:color w:val="0000EE"/>
+            <w:u w:val="single"/>
+          </w:rPr>
+          <w:t>啟示錄二十一章16節</w:t>
+        </w:r>
+      </w:hyperlink>
+      <w:r>
+        <w:rPr>
+          <w:lang w:val="zh_TW" w:bidi="zh_TW"/>
+        </w:rPr>
+        <w:t>中，該單位用於測量新耶路撒冷的尺寸，並以丈量竿來量度。</w:t>
+      </w:r>
+    </w:p>
+    <w:p>
+      <w:pPr>
+        <w:pStyle w:val="Heading4"/>
+      </w:pPr>
+      <w:r>
+        <w:rPr>
+          <w:lang w:val="zh_TW" w:bidi="zh_TW"/>
+        </w:rPr>
+        <w:t>里</w:t>
+      </w:r>
+    </w:p>
+    <w:p>
+      <w:pPr/>
+      <w:r>
+        <w:rPr>
+          <w:lang w:val="zh_TW" w:bidi="zh_TW"/>
+        </w:rPr>
+      </w:r>
+      <w:r>
+        <w:rPr>
+          <w:lang w:val="zh_TW" w:bidi="zh_TW"/>
+        </w:rPr>
+        <w:t>此詞僅在</w:t>
+      </w:r>
+      <w:hyperlink r:id="rId50">
+        <w:r>
+          <w:rPr>
+            <w:lang w:val="zh_TW" w:bidi="zh_TW"/>
+          </w:rPr>
+          <w:rPr>
+            <w:color w:val="0000EE"/>
+            <w:u w:val="single"/>
+          </w:rPr>
+          <w:t>馬太福音五章41節</w:t>
+        </w:r>
+      </w:hyperlink>
+      <w:r>
+        <w:rPr>
+          <w:lang w:val="zh_TW" w:bidi="zh_TW"/>
+        </w:rPr>
+        <w:t>中出現，指的是羅馬里的距離，為1,620碼，約合現代的十分之九里（1.4公里）。</w:t>
+      </w:r>
+    </w:p>
+    <w:p>
+      <w:pPr>
+        <w:pStyle w:val="Heading3"/>
+      </w:pPr>
+      <w:r>
+        <w:rPr>
+          <w:lang w:val="zh_TW" w:bidi="zh_TW"/>
+        </w:rPr>
+        <w:t>舊約中的容量（乾量）</w:t>
+      </w:r>
+    </w:p>
+    <w:p>
+      <w:pPr/>
+      <w:r>
+        <w:rPr>
+          <w:lang w:val="zh_TW" w:bidi="zh_TW"/>
+        </w:rPr>
+      </w:r>
+      <w:r>
+        <w:rPr>
+          <w:lang w:val="zh_TW" w:bidi="zh_TW"/>
+        </w:rPr>
+        <w:t>乾貨的度量主要依實際需求而定，例如驢子的典型負載量、一天可播種的量或播種一定面積所需的種子量。這些單位後來逐步標準化。</w:t>
+      </w:r>
+    </w:p>
+    <w:p>
+      <w:pPr>
+        <w:pStyle w:val="Heading4"/>
+      </w:pPr>
+      <w:r>
+        <w:rPr>
+          <w:lang w:val="zh_TW" w:bidi="zh_TW"/>
+        </w:rPr>
+        <w:t>歌珥／賀梅珥</w:t>
+      </w:r>
+    </w:p>
+    <w:p>
+      <w:pPr/>
+      <w:r>
+        <w:rPr>
+          <w:lang w:val="zh_TW" w:bidi="zh_TW"/>
+        </w:rPr>
+      </w:r>
+      <w:r>
+        <w:rPr>
+          <w:lang w:val="zh_TW" w:bidi="zh_TW"/>
+        </w:rPr>
+        <w:t>最常見的乾貨單位，相當於一驢子的負載量。其標準容量估計變化較大，約在3.8至7.5蒲式耳（133.9至264.3公升）之間。除了在</w:t>
+      </w:r>
+      <w:hyperlink r:id="rId51">
+        <w:r>
+          <w:rPr>
+            <w:lang w:val="zh_TW" w:bidi="zh_TW"/>
+          </w:rPr>
+          <w:rPr>
+            <w:color w:val="0000EE"/>
+            <w:u w:val="single"/>
+          </w:rPr>
+          <w:t>以西結書四十五章11至14節</w:t>
+        </w:r>
+      </w:hyperlink>
+      <w:r>
+        <w:rPr>
+          <w:lang w:val="zh_TW" w:bidi="zh_TW"/>
+        </w:rPr>
+        <w:t>中出現七次外，該詞在舊約中僅出現四次，其中三次涉及種子或大麥（</w:t>
+      </w:r>
+      <w:hyperlink r:id="rId52">
+        <w:r>
+          <w:rPr>
+            <w:lang w:val="zh_TW" w:bidi="zh_TW"/>
+          </w:rPr>
+          <w:rPr>
+            <w:color w:val="0000EE"/>
+            <w:u w:val="single"/>
+          </w:rPr>
+          <w:t>利27:16</w:t>
+        </w:r>
+      </w:hyperlink>
+      <w:r>
+        <w:rPr>
+          <w:lang w:val="zh_TW" w:bidi="zh_TW"/>
+        </w:rPr>
+        <w:t>；</w:t>
+      </w:r>
+      <w:hyperlink r:id="rId53">
+        <w:r>
+          <w:rPr>
+            <w:lang w:val="zh_TW" w:bidi="zh_TW"/>
+          </w:rPr>
+          <w:rPr>
+            <w:color w:val="0000EE"/>
+            <w:u w:val="single"/>
+          </w:rPr>
+          <w:t>賽5:10</w:t>
+        </w:r>
+      </w:hyperlink>
+      <w:r>
+        <w:rPr>
+          <w:lang w:val="zh_TW" w:bidi="zh_TW"/>
+        </w:rPr>
+        <w:t>；</w:t>
+      </w:r>
+      <w:hyperlink r:id="rId54">
+        <w:r>
+          <w:rPr>
+            <w:lang w:val="zh_TW" w:bidi="zh_TW"/>
+          </w:rPr>
+          <w:rPr>
+            <w:color w:val="0000EE"/>
+            <w:u w:val="single"/>
+          </w:rPr>
+          <w:t>何3:2</w:t>
+        </w:r>
+      </w:hyperlink>
+      <w:r>
+        <w:rPr>
+          <w:lang w:val="zh_TW" w:bidi="zh_TW"/>
+        </w:rPr>
+        <w:t>），第四次描述以色列人在曠野收集鵪鶉的場景。而歌珥共出現九次，並應用於多種商品，如油、麵粉、麥子和大麥，數量可高達20,000（</w:t>
+      </w:r>
+      <w:hyperlink r:id="rId55">
+        <w:r>
+          <w:rPr>
+            <w:lang w:val="zh_TW" w:bidi="zh_TW"/>
+          </w:rPr>
+          <w:rPr>
+            <w:color w:val="0000EE"/>
+            <w:u w:val="single"/>
+          </w:rPr>
+          <w:t>王上5:11</w:t>
+        </w:r>
+      </w:hyperlink>
+      <w:r>
+        <w:rPr>
+          <w:lang w:val="zh_TW" w:bidi="zh_TW"/>
+        </w:rPr>
+        <w:t>）。</w:t>
+      </w:r>
+    </w:p>
+    <w:p>
+      <w:pPr>
+        <w:pStyle w:val="Heading4"/>
+      </w:pPr>
+      <w:r>
+        <w:rPr>
+          <w:lang w:val="zh_TW" w:bidi="zh_TW"/>
+        </w:rPr>
+        <w:t>肋特客（Lethek）</w:t>
+      </w:r>
+    </w:p>
+    <w:p>
+      <w:pPr/>
+      <w:r>
+        <w:rPr>
+          <w:lang w:val="zh_TW" w:bidi="zh_TW"/>
+        </w:rPr>
+      </w:r>
+      <w:r>
+        <w:rPr>
+          <w:lang w:val="zh_TW" w:bidi="zh_TW"/>
+        </w:rPr>
+        <w:t>僅出現在</w:t>
+      </w:r>
+      <w:hyperlink r:id="rId54">
+        <w:r>
+          <w:rPr>
+            <w:lang w:val="zh_TW" w:bidi="zh_TW"/>
+          </w:rPr>
+          <w:rPr>
+            <w:color w:val="0000EE"/>
+            <w:u w:val="single"/>
+          </w:rPr>
+          <w:t>何西阿書三章2節</w:t>
+        </w:r>
+      </w:hyperlink>
+      <w:r>
+        <w:rPr>
+          <w:lang w:val="zh_TW" w:bidi="zh_TW"/>
+        </w:rPr>
+        <w:t>中的單位（譯註：和合本譯為賀梅珥半）。早期聖經譯本（譯註：包括和合本）將其定為賀梅珥的一半。</w:t>
+      </w:r>
+    </w:p>
+    <w:p>
+      <w:pPr>
+        <w:pStyle w:val="Heading4"/>
+      </w:pPr>
+      <w:r>
+        <w:rPr>
+          <w:lang w:val="zh_TW" w:bidi="zh_TW"/>
+        </w:rPr>
+        <w:t>伊法</w:t>
+      </w:r>
+    </w:p>
+    <w:p>
+      <w:pPr/>
+      <w:r>
+        <w:rPr>
+          <w:lang w:val="zh_TW" w:bidi="zh_TW"/>
+        </w:rPr>
+      </w:r>
+      <w:r>
+        <w:rPr>
+          <w:lang w:val="zh_TW" w:bidi="zh_TW"/>
+        </w:rPr>
+        <w:t>等於賀梅珥的十分之一（</w:t>
+      </w:r>
+      <w:hyperlink r:id="rId56">
+        <w:r>
+          <w:rPr>
+            <w:lang w:val="zh_TW" w:bidi="zh_TW"/>
+          </w:rPr>
+          <w:rPr>
+            <w:color w:val="0000EE"/>
+            <w:u w:val="single"/>
+          </w:rPr>
+          <w:t>結45:11</w:t>
+        </w:r>
+      </w:hyperlink>
+      <w:r>
+        <w:rPr>
+          <w:lang w:val="zh_TW" w:bidi="zh_TW"/>
+        </w:rPr>
+        <w:t>），或半蒲式耳（17.6公升）。該詞出現數十次，涉及各類農產品，似乎是交易和銷售中最常用的單位。根據</w:t>
+      </w:r>
+      <w:hyperlink r:id="rId57">
+        <w:r>
+          <w:rPr>
+            <w:lang w:val="zh_TW" w:bidi="zh_TW"/>
+          </w:rPr>
+          <w:rPr>
+            <w:color w:val="0000EE"/>
+            <w:u w:val="single"/>
+          </w:rPr>
+          <w:t>撒迦利亞書五章6至10節</w:t>
+        </w:r>
+      </w:hyperlink>
+      <w:r>
+        <w:rPr>
+          <w:lang w:val="zh_TW" w:bidi="zh_TW"/>
+        </w:rPr>
+        <w:t>，伊法指的是能裝下一伊法產品的容器，類似現代的蒲式耳籃。</w:t>
+      </w:r>
+    </w:p>
+    <w:p>
+      <w:pPr>
+        <w:pStyle w:val="Heading4"/>
+      </w:pPr>
+      <w:r>
+        <w:rPr>
+          <w:lang w:val="zh_TW" w:bidi="zh_TW"/>
+        </w:rPr>
+        <w:t>細亞</w:t>
+      </w:r>
+    </w:p>
+    <w:p>
+      <w:pPr/>
+      <w:r>
+        <w:rPr>
+          <w:lang w:val="zh_TW" w:bidi="zh_TW"/>
+        </w:rPr>
+      </w:r>
+      <w:r>
+        <w:rPr>
+          <w:lang w:val="zh_TW" w:bidi="zh_TW"/>
+        </w:rPr>
+        <w:t>賀梅珥的分量之一，範圍較廣。用來衡量麵粉、種子、大麥和穀物，約為伊法的三分之一。一蒲式耳約合五細阿（</w:t>
+      </w:r>
+      <w:hyperlink r:id="rId58">
+        <w:r>
+          <w:rPr>
+            <w:lang w:val="zh_TW" w:bidi="zh_TW"/>
+          </w:rPr>
+          <w:rPr>
+            <w:color w:val="0000EE"/>
+            <w:u w:val="single"/>
+          </w:rPr>
+          <w:t>撒上25:18</w:t>
+        </w:r>
+      </w:hyperlink>
+      <w:r>
+        <w:rPr>
+          <w:lang w:val="zh_TW" w:bidi="zh_TW"/>
+        </w:rPr>
+        <w:t>）。</w:t>
+      </w:r>
+    </w:p>
+    <w:p>
+      <w:pPr>
+        <w:pStyle w:val="Heading4"/>
+      </w:pPr>
+      <w:r>
+        <w:rPr>
+          <w:lang w:val="zh_TW" w:bidi="zh_TW"/>
+        </w:rPr>
+        <w:t>俄梅珥／十分之一（Issaron）</w:t>
+      </w:r>
+    </w:p>
+    <w:p>
+      <w:pPr/>
+      <w:r>
+        <w:rPr>
+          <w:lang w:val="zh_TW" w:bidi="zh_TW"/>
+        </w:rPr>
+      </w:r>
+      <w:r>
+        <w:rPr>
+          <w:lang w:val="zh_TW" w:bidi="zh_TW"/>
+        </w:rPr>
+        <w:t>「俄梅珥」僅出現在以色列人收取嗎哪的記載中（</w:t>
+      </w:r>
+      <w:hyperlink r:id="rId59">
+        <w:r>
+          <w:rPr>
+            <w:lang w:val="zh_TW" w:bidi="zh_TW"/>
+          </w:rPr>
+          <w:rPr>
+            <w:color w:val="0000EE"/>
+            <w:u w:val="single"/>
+          </w:rPr>
+          <w:t>出16:22</w:t>
+        </w:r>
+      </w:hyperlink>
+      <w:r>
+        <w:rPr>
+          <w:lang w:val="zh_TW" w:bidi="zh_TW"/>
+        </w:rPr>
+        <w:t>），代表一天的嗎哪配額，相當於伊法的十分之一（</w:t>
+      </w:r>
+      <w:hyperlink r:id="rId60">
+        <w:r>
+          <w:rPr>
+            <w:lang w:val="zh_TW" w:bidi="zh_TW"/>
+          </w:rPr>
+          <w:rPr>
+            <w:color w:val="0000EE"/>
+            <w:u w:val="single"/>
+          </w:rPr>
+          <w:t>出16:36</w:t>
+        </w:r>
+      </w:hyperlink>
+      <w:r>
+        <w:rPr>
+          <w:lang w:val="zh_TW" w:bidi="zh_TW"/>
+        </w:rPr>
+        <w:t>）。Issaron意為「十分之一」，在出埃及記、利未記和民數記（主要在</w:t>
+      </w:r>
+      <w:hyperlink r:id="rId61">
+        <w:r>
+          <w:rPr>
+            <w:lang w:val="zh_TW" w:bidi="zh_TW"/>
+          </w:rPr>
+          <w:rPr>
+            <w:color w:val="0000EE"/>
+            <w:u w:val="single"/>
+          </w:rPr>
+          <w:t>民28–29章</w:t>
+        </w:r>
+      </w:hyperlink>
+      <w:r>
+        <w:rPr>
+          <w:lang w:val="zh_TW" w:bidi="zh_TW"/>
+        </w:rPr>
+        <w:t>）出現25次，僅用於精細麵的度量。</w:t>
+      </w:r>
+    </w:p>
+    <w:p>
+      <w:pPr>
+        <w:pStyle w:val="Heading4"/>
+      </w:pPr>
+      <w:r>
+        <w:rPr>
+          <w:lang w:val="zh_TW" w:bidi="zh_TW"/>
+        </w:rPr>
+        <w:t>升（Cab, Kab）</w:t>
+      </w:r>
+    </w:p>
+    <w:p>
+      <w:pPr/>
+      <w:r>
+        <w:rPr>
+          <w:lang w:val="zh_TW" w:bidi="zh_TW"/>
+        </w:rPr>
+      </w:r>
+      <w:r>
+        <w:rPr>
+          <w:lang w:val="zh_TW" w:bidi="zh_TW"/>
+        </w:rPr>
+        <w:t>此單位僅在</w:t>
+      </w:r>
+      <w:hyperlink r:id="rId62">
+        <w:r>
+          <w:rPr>
+            <w:lang w:val="zh_TW" w:bidi="zh_TW"/>
+          </w:rPr>
+          <w:rPr>
+            <w:color w:val="0000EE"/>
+            <w:u w:val="single"/>
+          </w:rPr>
+          <w:t>列王紀下六章25節</w:t>
+        </w:r>
+      </w:hyperlink>
+      <w:r>
+        <w:rPr>
+          <w:lang w:val="zh_TW" w:bidi="zh_TW"/>
+        </w:rPr>
+        <w:t>中提到。約瑟夫（Josephus）估計其為伊法的十八分之一（或約一俄梅珥的一半），這說法通常被接受。</w:t>
+      </w:r>
+    </w:p>
+    <w:p>
+      <w:pPr>
+        <w:pStyle w:val="Heading3"/>
+      </w:pPr>
+      <w:r>
+        <w:rPr>
+          <w:lang w:val="zh_TW" w:bidi="zh_TW"/>
+        </w:rPr>
+        <w:t>新約中的容量（乾量）</w:t>
+      </w:r>
+    </w:p>
+    <w:p>
+      <w:pPr/>
+      <w:r>
+        <w:rPr>
+          <w:lang w:val="zh_TW" w:bidi="zh_TW"/>
+        </w:rPr>
+      </w:r>
+      <w:r>
+        <w:rPr>
+          <w:lang w:val="zh_TW" w:bidi="zh_TW"/>
+        </w:rPr>
+        <w:t>新約使用了以下乾量單位（度量乾物的計量單位）。</w:t>
+      </w:r>
+    </w:p>
+    <w:p>
+      <w:pPr>
+        <w:pStyle w:val="Heading4"/>
+      </w:pPr>
+      <w:r>
+        <w:rPr>
+          <w:lang w:val="zh_TW" w:bidi="zh_TW"/>
+        </w:rPr>
+        <w:t>科尼克斯</w:t>
+      </w:r>
+      <w:r>
+        <w:rPr>
+          <w:lang w:val="zh_TW" w:bidi="zh_TW"/>
+        </w:rPr>
+        <w:t>（choinix）</w:t>
+      </w:r>
+    </w:p>
+    <w:p>
+      <w:pPr/>
+      <w:r>
+        <w:rPr>
+          <w:lang w:val="zh_TW" w:bidi="zh_TW"/>
+        </w:rPr>
+      </w:r>
+      <w:r>
+        <w:rPr>
+          <w:lang w:val="zh_TW" w:bidi="zh_TW"/>
+        </w:rPr>
+        <w:t>只出現在</w:t>
+      </w:r>
+      <w:hyperlink r:id="rId63">
+        <w:r>
+          <w:rPr>
+            <w:lang w:val="zh_TW" w:bidi="zh_TW"/>
+          </w:rPr>
+          <w:rPr>
+            <w:color w:val="0000EE"/>
+            <w:u w:val="single"/>
+          </w:rPr>
+          <w:t>啟示錄六章6節</w:t>
+        </w:r>
+      </w:hyperlink>
+      <w:r>
+        <w:rPr>
+          <w:lang w:val="zh_TW" w:bidi="zh_TW"/>
+        </w:rPr>
+        <w:t>（有英文譯本使用choinix，譯註：和合本譯為升），科尼克斯稍多於一夸脫（1.1公升）。在希臘文獻中，這被認為是人每天的穀物配額。</w:t>
+      </w:r>
+    </w:p>
+    <w:p>
+      <w:pPr>
+        <w:pStyle w:val="Heading4"/>
+      </w:pPr>
+      <w:r>
+        <w:rPr>
+          <w:lang w:val="zh_TW" w:bidi="zh_TW"/>
+        </w:rPr>
+        <w:t>斗</w:t>
+      </w:r>
+    </w:p>
+    <w:p>
+      <w:pPr/>
+      <w:r>
+        <w:rPr>
+          <w:lang w:val="zh_TW" w:bidi="zh_TW"/>
+        </w:rPr>
+      </w:r>
+      <w:r>
+        <w:rPr>
+          <w:lang w:val="zh_TW" w:bidi="zh_TW"/>
+        </w:rPr>
+        <w:t>這是燈不應放在斗底下 （</w:t>
+      </w:r>
+      <w:hyperlink r:id="rId64">
+        <w:r>
+          <w:rPr>
+            <w:lang w:val="zh_TW" w:bidi="zh_TW"/>
+          </w:rPr>
+          <w:rPr>
+            <w:color w:val="0000EE"/>
+            <w:u w:val="single"/>
+          </w:rPr>
+          <w:t>太5:15</w:t>
+        </w:r>
+      </w:hyperlink>
+      <w:r>
+        <w:rPr>
+          <w:lang w:val="zh_TW" w:bidi="zh_TW"/>
+        </w:rPr>
+        <w:t>；</w:t>
+      </w:r>
+      <w:hyperlink r:id="rId65">
+        <w:r>
+          <w:rPr>
+            <w:lang w:val="zh_TW" w:bidi="zh_TW"/>
+          </w:rPr>
+          <w:rPr>
+            <w:color w:val="0000EE"/>
+            <w:u w:val="single"/>
+          </w:rPr>
+          <w:t>可4:21</w:t>
+        </w:r>
+      </w:hyperlink>
+      <w:r>
+        <w:rPr>
+          <w:lang w:val="zh_TW" w:bidi="zh_TW"/>
+        </w:rPr>
+        <w:t>；</w:t>
+      </w:r>
+      <w:hyperlink r:id="rId66">
+        <w:r>
+          <w:rPr>
+            <w:lang w:val="zh_TW" w:bidi="zh_TW"/>
+          </w:rPr>
+          <w:rPr>
+            <w:color w:val="0000EE"/>
+            <w:u w:val="single"/>
+          </w:rPr>
+          <w:t>路11:33</w:t>
+        </w:r>
+      </w:hyperlink>
+      <w:r>
+        <w:rPr>
+          <w:lang w:val="zh_TW" w:bidi="zh_TW"/>
+        </w:rPr>
+        <w:t>）中的「斗」，實際上相當於約一斗，約7.68乾夸脫（8.5公升）。</w:t>
+      </w:r>
+    </w:p>
+    <w:p>
+      <w:pPr>
+        <w:pStyle w:val="Heading4"/>
+      </w:pPr>
+      <w:r>
+        <w:rPr>
+          <w:lang w:val="zh_TW" w:bidi="zh_TW"/>
+        </w:rPr>
+        <w:t>斗（Saton）</w:t>
+      </w:r>
+    </w:p>
+    <w:p>
+      <w:pPr/>
+      <w:r>
+        <w:rPr>
+          <w:lang w:val="zh_TW" w:bidi="zh_TW"/>
+        </w:rPr>
+      </w:r>
+      <w:r>
+        <w:rPr>
+          <w:lang w:val="zh_TW" w:bidi="zh_TW"/>
+        </w:rPr>
+        <w:t>這相當於舊約的細亞，因此也可以大約估算為一斗。新約中僅在兩處關於麵酵的比喻的平行經文中使用，象徵神的國（</w:t>
+      </w:r>
+      <w:hyperlink r:id="rId67">
+        <w:r>
+          <w:rPr>
+            <w:lang w:val="zh_TW" w:bidi="zh_TW"/>
+          </w:rPr>
+          <w:rPr>
+            <w:color w:val="0000EE"/>
+            <w:u w:val="single"/>
+          </w:rPr>
+          <w:t>太13:33</w:t>
+        </w:r>
+      </w:hyperlink>
+      <w:r>
+        <w:rPr>
+          <w:lang w:val="zh_TW" w:bidi="zh_TW"/>
+        </w:rPr>
+        <w:t>；</w:t>
+      </w:r>
+      <w:hyperlink r:id="rId68">
+        <w:r>
+          <w:rPr>
+            <w:lang w:val="zh_TW" w:bidi="zh_TW"/>
+          </w:rPr>
+          <w:rPr>
+            <w:color w:val="0000EE"/>
+            <w:u w:val="single"/>
+          </w:rPr>
+          <w:t>路13:21</w:t>
+        </w:r>
+      </w:hyperlink>
+      <w:r>
+        <w:rPr>
+          <w:lang w:val="zh_TW" w:bidi="zh_TW"/>
+        </w:rPr>
+        <w:t>）。</w:t>
+      </w:r>
+    </w:p>
+    <w:p>
+      <w:pPr>
+        <w:pStyle w:val="Heading3"/>
+      </w:pPr>
+      <w:r>
+        <w:rPr>
+          <w:lang w:val="zh_TW" w:bidi="zh_TW"/>
+        </w:rPr>
+        <w:t>舊約中的液量</w:t>
+      </w:r>
+    </w:p>
+    <w:p>
+      <w:pPr/>
+      <w:r>
+        <w:rPr>
+          <w:lang w:val="zh_TW" w:bidi="zh_TW"/>
+        </w:rPr>
+      </w:r>
+      <w:r>
+        <w:rPr>
+          <w:lang w:val="zh_TW" w:bidi="zh_TW"/>
+        </w:rPr>
+        <w:t>舊約中液量的基本單位有三種。</w:t>
+      </w:r>
+    </w:p>
+    <w:p>
+      <w:pPr>
+        <w:pStyle w:val="Heading4"/>
+      </w:pPr>
+      <w:r>
+        <w:rPr>
+          <w:lang w:val="zh_TW" w:bidi="zh_TW"/>
+        </w:rPr>
+        <w:t>罷特</w:t>
+      </w:r>
+    </w:p>
+    <w:p>
+      <w:pPr/>
+      <w:r>
+        <w:rPr>
+          <w:lang w:val="zh_TW" w:bidi="zh_TW"/>
+        </w:rPr>
+      </w:r>
+      <w:r>
+        <w:rPr>
+          <w:lang w:val="zh_TW" w:bidi="zh_TW"/>
+        </w:rPr>
+        <w:t>液量的基本單位。聖經資料（</w:t>
+      </w:r>
+      <w:hyperlink r:id="rId51">
+        <w:r>
+          <w:rPr>
+            <w:lang w:val="zh_TW" w:bidi="zh_TW"/>
+          </w:rPr>
+          <w:rPr>
+            <w:color w:val="0000EE"/>
+            <w:u w:val="single"/>
+          </w:rPr>
+          <w:t>結45:11–14</w:t>
+        </w:r>
+      </w:hyperlink>
+      <w:r>
+        <w:rPr>
+          <w:lang w:val="zh_TW" w:bidi="zh_TW"/>
+        </w:rPr>
+        <w:t>）顯示它等同於乾量單位「伊法」，為賀梅珥的十分之一。考古學亦提供了一些數據作為確定標準。在拉吉（Lachish）和納斯貝遺址（Tell en-Nasbeh）發現了刻有「王的罷特」的罐子，在</w:t>
+      </w:r>
+      <w:r>
+        <w:rPr>
+          <w:lang w:val="zh_TW" w:bidi="zh_TW"/>
+        </w:rPr>
+        <w:t>伯美森廢丘（</w:t>
+      </w:r>
+      <w:r>
+        <w:rPr>
+          <w:lang w:val="zh_TW" w:bidi="zh_TW"/>
+        </w:rPr>
+        <w:t>Tell Beit Mirsim</w:t>
+      </w:r>
+      <w:r>
+        <w:rPr>
+          <w:lang w:val="zh_TW" w:bidi="zh_TW"/>
+        </w:rPr>
+        <w:t>）</w:t>
+      </w:r>
+      <w:r>
+        <w:rPr>
+          <w:lang w:val="zh_TW" w:bidi="zh_TW"/>
+        </w:rPr>
+        <w:t>發現了刻有「罷特」的罐子。這些罐子並不完整，因此必須根據重建來計算其容量。根據復原後的計算，罷特約為5.5加侖（20.8公升）。這一估計在</w:t>
+      </w:r>
+      <w:hyperlink r:id="rId69">
+        <w:r>
+          <w:rPr>
+            <w:lang w:val="zh_TW" w:bidi="zh_TW"/>
+          </w:rPr>
+          <w:rPr>
+            <w:color w:val="0000EE"/>
+            <w:u w:val="single"/>
+          </w:rPr>
+          <w:t>列王紀上七章23至26節</w:t>
+        </w:r>
+      </w:hyperlink>
+      <w:r>
+        <w:rPr>
+          <w:lang w:val="zh_TW" w:bidi="zh_TW"/>
+        </w:rPr>
+        <w:t>描述所羅門聖殿的「鑄海」時得到了合理的結果，該鑄海周長30肘、直徑10肘、深5肘，能容納2,000罷特的水。</w:t>
+      </w:r>
+    </w:p>
+    <w:p>
+      <w:pPr>
+        <w:pStyle w:val="Heading4"/>
+      </w:pPr>
+      <w:r>
+        <w:rPr>
+          <w:lang w:val="zh_TW" w:bidi="zh_TW"/>
+        </w:rPr>
+        <w:t>欣</w:t>
+      </w:r>
+    </w:p>
+    <w:p>
+      <w:pPr/>
+      <w:r>
+        <w:rPr>
+          <w:lang w:val="zh_TW" w:bidi="zh_TW"/>
+        </w:rPr>
+      </w:r>
+      <w:r>
+        <w:rPr>
+          <w:lang w:val="zh_TW" w:bidi="zh_TW"/>
+        </w:rPr>
+        <w:t>六分之一欣的水被認為是人每天的最低需求（</w:t>
+      </w:r>
+      <w:hyperlink r:id="rId70">
+        <w:r>
+          <w:rPr>
+            <w:lang w:val="zh_TW" w:bidi="zh_TW"/>
+          </w:rPr>
+          <w:rPr>
+            <w:color w:val="0000EE"/>
+            <w:u w:val="single"/>
+          </w:rPr>
+          <w:t>結4:11</w:t>
+        </w:r>
+      </w:hyperlink>
+      <w:r>
+        <w:rPr>
+          <w:lang w:val="zh_TW" w:bidi="zh_TW"/>
+        </w:rPr>
+        <w:t>）。一欣等於六分之一罷特，約為一加侖（3.8公升）。它主要用於油、酒和水的度量，但每次都不超過一欣，常以分數形式出現。該單位僅在出埃及記、利未記、民數記和以西結書中出現，主要用於獻祭的奠祭。</w:t>
+      </w:r>
+    </w:p>
+    <w:p>
+      <w:pPr>
+        <w:pStyle w:val="Heading4"/>
+      </w:pPr>
+      <w:r>
+        <w:rPr>
+          <w:lang w:val="zh_TW" w:bidi="zh_TW"/>
+        </w:rPr>
+        <w:t>羅革</w:t>
+      </w:r>
+    </w:p>
+    <w:p>
+      <w:pPr/>
+      <w:r>
+        <w:rPr>
+          <w:lang w:val="zh_TW" w:bidi="zh_TW"/>
+        </w:rPr>
+      </w:r>
+      <w:r>
+        <w:rPr>
+          <w:lang w:val="zh_TW" w:bidi="zh_TW"/>
+        </w:rPr>
+        <w:t>此單位僅出現在</w:t>
+      </w:r>
+      <w:hyperlink r:id="rId71">
+        <w:r>
+          <w:rPr>
+            <w:lang w:val="zh_TW" w:bidi="zh_TW"/>
+          </w:rPr>
+          <w:rPr>
+            <w:color w:val="0000EE"/>
+            <w:u w:val="single"/>
+          </w:rPr>
+          <w:t>利未記十四章10至24節</w:t>
+        </w:r>
+      </w:hyperlink>
+      <w:r>
+        <w:rPr>
+          <w:lang w:val="zh_TW" w:bidi="zh_TW"/>
+        </w:rPr>
+        <w:t>，相當於一欣的十二分之一，約為0.3夸脫或0.3公升。</w:t>
+      </w:r>
+    </w:p>
+    <w:p>
+      <w:pPr>
+        <w:pStyle w:val="Heading3"/>
+      </w:pPr>
+      <w:r>
+        <w:rPr>
+          <w:lang w:val="zh_TW" w:bidi="zh_TW"/>
+        </w:rPr>
+        <w:t>新約中的液量</w:t>
+      </w:r>
+    </w:p>
+    <w:p>
+      <w:pPr/>
+      <w:r>
+        <w:rPr>
+          <w:lang w:val="zh_TW" w:bidi="zh_TW"/>
+        </w:rPr>
+      </w:r>
+      <w:r>
+        <w:rPr>
+          <w:lang w:val="zh_TW" w:bidi="zh_TW"/>
+        </w:rPr>
+        <w:t>新約中出現的液量單位（度量液體的計量單位）有以下幾種。</w:t>
+      </w:r>
+    </w:p>
+    <w:p>
+      <w:pPr>
+        <w:pStyle w:val="Heading4"/>
+      </w:pPr>
+      <w:r>
+        <w:rPr>
+          <w:lang w:val="zh_TW" w:bidi="zh_TW"/>
+        </w:rPr>
+        <w:t>罷特</w:t>
+      </w:r>
+    </w:p>
+    <w:p>
+      <w:pPr/>
+      <w:r>
+        <w:rPr>
+          <w:lang w:val="zh_TW" w:bidi="zh_TW"/>
+        </w:rPr>
+      </w:r>
+      <w:r>
+        <w:rPr>
+          <w:lang w:val="zh_TW" w:bidi="zh_TW"/>
+        </w:rPr>
+        <w:t>這只使用過一次（</w:t>
+      </w:r>
+      <w:hyperlink r:id="rId72">
+        <w:r>
+          <w:rPr>
+            <w:lang w:val="zh_TW" w:bidi="zh_TW"/>
+          </w:rPr>
+          <w:rPr>
+            <w:color w:val="0000EE"/>
+            <w:u w:val="single"/>
+          </w:rPr>
+          <w:t>路16:6</w:t>
+        </w:r>
+      </w:hyperlink>
+      <w:r>
+        <w:rPr>
+          <w:lang w:val="zh_TW" w:bidi="zh_TW"/>
+        </w:rPr>
+        <w:t>，譯註：和合本譯為簍），與舊約中的「罷特」相同。</w:t>
+      </w:r>
+    </w:p>
+    <w:p>
+      <w:pPr>
+        <w:pStyle w:val="Heading4"/>
+      </w:pPr>
+      <w:r>
+        <w:rPr>
+          <w:lang w:val="zh_TW" w:bidi="zh_TW"/>
+        </w:rPr>
+        <w:t>缸（Metretes）</w:t>
+      </w:r>
+    </w:p>
+    <w:p>
+      <w:pPr/>
+      <w:r>
+        <w:rPr>
+          <w:lang w:val="zh_TW" w:bidi="zh_TW"/>
+        </w:rPr>
+      </w:r>
+      <w:r>
+        <w:rPr>
+          <w:lang w:val="zh_TW" w:bidi="zh_TW"/>
+        </w:rPr>
+        <w:t>這僅用於</w:t>
+      </w:r>
+      <w:hyperlink r:id="rId73">
+        <w:r>
+          <w:rPr>
+            <w:lang w:val="zh_TW" w:bidi="zh_TW"/>
+          </w:rPr>
+          <w:rPr>
+            <w:color w:val="0000EE"/>
+            <w:u w:val="single"/>
+          </w:rPr>
+          <w:t>約翰福音二章6節</w:t>
+        </w:r>
+      </w:hyperlink>
+      <w:r>
+        <w:rPr>
+          <w:lang w:val="zh_TW" w:bidi="zh_TW"/>
+        </w:rPr>
+        <w:t>，描述水變成酒的容器。約瑟夫將其認定為相當於希伯來的罷特，但在希臘用法中，相當於約十加侖（37.9公升）。</w:t>
+      </w:r>
+    </w:p>
+    <w:p>
+      <w:pPr>
+        <w:pStyle w:val="Heading4"/>
+      </w:pPr>
+      <w:r>
+        <w:rPr>
+          <w:lang w:val="zh_TW" w:bidi="zh_TW"/>
+        </w:rPr>
+        <w:t>罐（Sextarius/Xestes）</w:t>
+      </w:r>
+    </w:p>
+    <w:p>
+      <w:pPr/>
+      <w:r>
+        <w:rPr>
+          <w:lang w:val="zh_TW" w:bidi="zh_TW"/>
+        </w:rPr>
+      </w:r>
+      <w:r>
+        <w:rPr>
+          <w:lang w:val="zh_TW" w:bidi="zh_TW"/>
+        </w:rPr>
+        <w:t>容量單位，約為一又六分之一品脫（552毫升）。在</w:t>
+      </w:r>
+      <w:hyperlink r:id="rId74">
+        <w:r>
+          <w:rPr>
+            <w:lang w:val="zh_TW" w:bidi="zh_TW"/>
+          </w:rPr>
+          <w:rPr>
+            <w:color w:val="0000EE"/>
+            <w:u w:val="single"/>
+          </w:rPr>
+          <w:t>馬可福音七章4節</w:t>
+        </w:r>
+      </w:hyperlink>
+      <w:r>
+        <w:rPr>
+          <w:lang w:val="zh_TW" w:bidi="zh_TW"/>
+        </w:rPr>
+        <w:t>中，這個詞被翻譯為「罐」。</w:t>
+      </w:r>
+      <w:r>
+        <w:rPr>
+          <w:lang w:val="zh_TW" w:bidi="zh_TW"/>
+        </w:rPr>
+      </w:r>
+      <w:r>
+        <w:rPr>
+          <w:lang w:val="zh_TW" w:bidi="zh_TW"/>
+        </w:rPr>
+      </w:r>
+    </w:p>
+    <w:p>
+      <w:pPr/>
+      <w:r>
+        <w:rPr>
+          <w:lang w:val="zh_TW" w:bidi="zh_TW"/>
+        </w:rPr>
+      </w:r>
+    </w:p>
+    <w:p>
+      <w:pPr>
+        <w:pStyle w:val="Heading2"/>
+      </w:pPr>
+      <w:r>
+        <w:rPr>
+          <w:lang w:val="zh_TW" w:bidi="zh_TW"/>
+        </w:rPr>
+        <w:t>度瑪 (地點)</w:t>
+      </w:r>
+      <w:r>
+        <w:rPr>
+          <w:lang w:val="zh_TW" w:bidi="zh_TW"/>
+        </w:rPr>
+      </w:r>
+    </w:p>
+    <w:p>
+      <w:pPr>
+        <w:pStyle w:val="ListNumber"/>
+        <w:numPr>
+          <w:ilvl w:val="0"/>
+          <w:numId w:val="14"/>
+        </w:numPr>
         <w:spacing w:line="240" w:lineRule="auto"/>
         <w:ind w:left="720"/>
       </w:pPr>
@@ -335,7 +2598,13 @@
           <w:lang w:val="zh_TW" w:bidi="zh_TW"/>
         </w:rPr>
       </w:r>
-      <w:hyperlink r:id="rId15">
+      <w:r>
+        <w:rPr>
+          <w:lang w:val="zh_TW" w:bidi="zh_TW"/>
+        </w:rPr>
+        <w:t xml:space="preserve"> 以實瑪利十二支派的地區（</w:t>
+      </w:r>
+      <w:hyperlink r:id="rId75">
         <w:r>
           <w:rPr>
             <w:lang w:val="zh_TW" w:bidi="zh_TW"/>
@@ -344,13 +2613,37 @@
             <w:color w:val="0000EE"/>
             <w:u w:val="single"/>
           </w:rPr>
-          <w:t>馬太福音17:24</w:t>
+          <w:t>創25:14</w:t>
         </w:r>
       </w:hyperlink>
-    </w:p>
-    <w:p>
-      <w:pPr>
-        <w:pStyle w:val="ListBullet"/>
+      <w:r>
+        <w:rPr>
+          <w:lang w:val="zh_TW" w:bidi="zh_TW"/>
+        </w:rPr>
+        <w:t>；</w:t>
+      </w:r>
+      <w:hyperlink r:id="rId76">
+        <w:r>
+          <w:rPr>
+            <w:lang w:val="zh_TW" w:bidi="zh_TW"/>
+          </w:rPr>
+          <w:rPr>
+            <w:color w:val="0000EE"/>
+            <w:u w:val="single"/>
+          </w:rPr>
+          <w:t>代上1:30</w:t>
+        </w:r>
+      </w:hyperlink>
+      <w:r>
+        <w:rPr>
+          <w:lang w:val="zh_TW" w:bidi="zh_TW"/>
+        </w:rPr>
+        <w:t>），該地有多處綠洲；通常被認為是現今的Dumat el-Jendel（el-Jof）。此地位於大馬士革通往麥地那（Medina）約四分之三處的路線上。</w:t>
+      </w:r>
+    </w:p>
+    <w:p>
+      <w:pPr>
+        <w:pStyle w:val="ListNumber"/>
         <w:spacing w:line="240" w:lineRule="auto"/>
         <w:ind w:left="720"/>
       </w:pPr>
@@ -359,7 +2652,13 @@
           <w:lang w:val="zh_TW" w:bidi="zh_TW"/>
         </w:rPr>
       </w:r>
-      <w:hyperlink r:id="rId16">
+      <w:r>
+        <w:rPr>
+          <w:lang w:val="zh_TW" w:bidi="zh_TW"/>
+        </w:rPr>
+        <w:t>猶大支派在迦南地所分得的一座高地城鎮（</w:t>
+      </w:r>
+      <w:hyperlink r:id="rId77">
         <w:r>
           <w:rPr>
             <w:lang w:val="zh_TW" w:bidi="zh_TW"/>
@@ -368,13 +2667,19 @@
             <w:color w:val="0000EE"/>
             <w:u w:val="single"/>
           </w:rPr>
-          <w:t>馬太福音21:12</w:t>
+          <w:t>書15:52</w:t>
         </w:r>
       </w:hyperlink>
-    </w:p>
-    <w:p>
-      <w:pPr>
-        <w:pStyle w:val="ListBullet"/>
+      <w:r>
+        <w:rPr>
+          <w:lang w:val="zh_TW" w:bidi="zh_TW"/>
+        </w:rPr>
+        <w:t>）。其遺址很可能與現今位於希伯崙西南約10英里（約16.1公里）的ed-Domeh相符。</w:t>
+      </w:r>
+    </w:p>
+    <w:p>
+      <w:pPr>
+        <w:pStyle w:val="ListNumber"/>
         <w:spacing w:line="240" w:lineRule="auto"/>
         <w:ind w:left="720"/>
       </w:pPr>
@@ -383,7 +2688,13 @@
           <w:lang w:val="zh_TW" w:bidi="zh_TW"/>
         </w:rPr>
       </w:r>
-      <w:hyperlink r:id="rId17">
+      <w:r>
+        <w:rPr>
+          <w:lang w:val="zh_TW" w:bidi="zh_TW"/>
+        </w:rPr>
+        <w:t>希伯來用語，指沉默之地或死亡之地，即墓地所在之處（</w:t>
+      </w:r>
+      <w:hyperlink r:id="rId78">
         <w:r>
           <w:rPr>
             <w:lang w:val="zh_TW" w:bidi="zh_TW"/>
@@ -392,13 +2703,37 @@
             <w:color w:val="0000EE"/>
             <w:u w:val="single"/>
           </w:rPr>
-          <w:t>馬太福音25:27</w:t>
+          <w:t>詩94:17</w:t>
         </w:r>
       </w:hyperlink>
-    </w:p>
-    <w:p>
-      <w:pPr>
-        <w:pStyle w:val="ListBullet"/>
+      <w:r>
+        <w:rPr>
+          <w:lang w:val="zh_TW" w:bidi="zh_TW"/>
+        </w:rPr>
+        <w:t>，</w:t>
+      </w:r>
+      <w:hyperlink r:id="rId79">
+        <w:r>
+          <w:rPr>
+            <w:lang w:val="zh_TW" w:bidi="zh_TW"/>
+          </w:rPr>
+          <w:rPr>
+            <w:color w:val="0000EE"/>
+            <w:u w:val="single"/>
+          </w:rPr>
+          <w:t>115:17</w:t>
+        </w:r>
+      </w:hyperlink>
+      <w:r>
+        <w:rPr>
+          <w:lang w:val="zh_TW" w:bidi="zh_TW"/>
+        </w:rPr>
+        <w:t>）。</w:t>
+      </w:r>
+    </w:p>
+    <w:p>
+      <w:pPr>
+        <w:pStyle w:val="ListNumber"/>
         <w:spacing w:line="240" w:lineRule="auto"/>
         <w:ind w:left="720"/>
       </w:pPr>
@@ -407,7 +2742,13 @@
           <w:lang w:val="zh_TW" w:bidi="zh_TW"/>
         </w:rPr>
       </w:r>
-      <w:hyperlink r:id="rId18">
+      <w:r>
+        <w:rPr>
+          <w:lang w:val="zh_TW" w:bidi="zh_TW"/>
+        </w:rPr>
+        <w:t>可能是</w:t>
+      </w:r>
+      <w:hyperlink r:id="rId80">
         <w:r>
           <w:rPr>
             <w:lang w:val="zh_TW" w:bidi="zh_TW"/>
@@ -416,22 +2757,64 @@
             <w:color w:val="0000EE"/>
             <w:u w:val="single"/>
           </w:rPr>
-          <w:t>馬可福音11:15</w:t>
+          <w:t>以賽亞書二十一章11節</w:t>
         </w:r>
       </w:hyperlink>
-    </w:p>
-    <w:p>
-      <w:pPr>
-        <w:pStyle w:val="ListBullet"/>
-        <w:spacing w:line="240" w:lineRule="auto"/>
-        <w:ind w:left="720"/>
-      </w:pPr>
-      <w:r>
-        <w:rPr>
-          <w:lang w:val="zh_TW" w:bidi="zh_TW"/>
-        </w:rPr>
-      </w:r>
-      <w:hyperlink r:id="rId19">
+      <w:r>
+        <w:rPr>
+          <w:lang w:val="zh_TW" w:bidi="zh_TW"/>
+        </w:rPr>
+        <w:t>中對以東或以土買的稱呼。</w:t>
+      </w:r>
+      <w:r>
+        <w:rPr>
+          <w:lang w:val="zh_TW" w:bidi="zh_TW"/>
+        </w:rPr>
+      </w:r>
+      <w:r>
+        <w:rPr>
+          <w:lang w:val="zh_TW" w:bidi="zh_TW"/>
+        </w:rPr>
+      </w:r>
+    </w:p>
+    <w:p>
+      <w:pPr/>
+      <w:r>
+        <w:rPr>
+          <w:lang w:val="zh_TW" w:bidi="zh_TW"/>
+        </w:rPr>
+      </w:r>
+    </w:p>
+    <w:p>
+      <w:pPr>
+        <w:pStyle w:val="Heading2"/>
+      </w:pPr>
+      <w:r>
+        <w:rPr>
+          <w:lang w:val="zh_TW" w:bidi="zh_TW"/>
+        </w:rPr>
+        <w:t>度瑪（人物）</w:t>
+      </w:r>
+      <w:r>
+        <w:rPr>
+          <w:lang w:val="zh_TW" w:bidi="zh_TW"/>
+        </w:rPr>
+      </w:r>
+    </w:p>
+    <w:p>
+      <w:pPr/>
+      <w:r>
+        <w:rPr>
+          <w:lang w:val="zh_TW" w:bidi="zh_TW"/>
+        </w:rPr>
+      </w:r>
+      <w:r>
+        <w:rPr>
+          <w:lang w:val="zh_TW" w:bidi="zh_TW"/>
+        </w:rPr>
+        <w:t>度瑪是以實瑪利的兒子，並成為一個阿拉伯部落的祖先（</w:t>
+      </w:r>
+      <w:hyperlink r:id="rId75">
         <w:r>
           <w:rPr>
             <w:lang w:val="zh_TW" w:bidi="zh_TW"/>
@@ -440,22 +2823,16 @@
             <w:color w:val="0000EE"/>
             <w:u w:val="single"/>
           </w:rPr>
-          <w:t>路加福音19:23</w:t>
+          <w:t>創25:14</w:t>
         </w:r>
       </w:hyperlink>
-    </w:p>
-    <w:p>
-      <w:pPr>
-        <w:pStyle w:val="ListBullet"/>
-        <w:spacing w:line="240" w:lineRule="auto"/>
-        <w:ind w:left="720"/>
-      </w:pPr>
-      <w:r>
-        <w:rPr>
-          <w:lang w:val="zh_TW" w:bidi="zh_TW"/>
-        </w:rPr>
-      </w:r>
-      <w:hyperlink r:id="rId20">
+      <w:r>
+        <w:rPr>
+          <w:lang w:val="zh_TW" w:bidi="zh_TW"/>
+        </w:rPr>
+        <w:t>；</w:t>
+      </w:r>
+      <w:hyperlink r:id="rId76">
         <w:r>
           <w:rPr>
             <w:lang w:val="zh_TW" w:bidi="zh_TW"/>
@@ -464,964 +2841,14 @@
             <w:color w:val="0000EE"/>
             <w:u w:val="single"/>
           </w:rPr>
-          <w:t>約翰福音2:14</w:t>
+          <w:t>代上1:30</w:t>
         </w:r>
       </w:hyperlink>
       <w:r>
         <w:rPr>
           <w:lang w:val="zh_TW" w:bidi="zh_TW"/>
         </w:rPr>
-        <w:t>–</w:t>
-      </w:r>
-      <w:hyperlink r:id="rId20">
-        <w:r>
-          <w:rPr>
-            <w:lang w:val="zh_TW" w:bidi="zh_TW"/>
-          </w:rPr>
-          <w:rPr>
-            <w:color w:val="0000EE"/>
-            <w:u w:val="single"/>
-          </w:rPr>
-          <w:t>15</w:t>
-        </w:r>
-      </w:hyperlink>
-    </w:p>
-    <w:p>
-      <w:pPr/>
-      <w:r>
-        <w:rPr>
-          <w:lang w:val="zh_TW" w:bidi="zh_TW"/>
-        </w:rPr>
-      </w:r>
-      <w:r>
-        <w:rPr>
-          <w:lang w:val="zh_TW" w:bidi="zh_TW"/>
-        </w:rPr>
-        <w:t>借款的人（借貸者）與提供信貸的人（債主）受到保護。借款人必須提供有價值的物品作為擔保，保證償還貸款。</w:t>
-      </w:r>
-    </w:p>
-    <w:p>
-      <w:pPr/>
-      <w:r>
-        <w:rPr>
-          <w:lang w:val="zh_TW" w:bidi="zh_TW"/>
-        </w:rPr>
-      </w:r>
-      <w:r>
-        <w:rPr>
-          <w:lang w:val="zh_TW" w:bidi="zh_TW"/>
-        </w:rPr>
-        <w:t>以色列的律法規定，借貸時不可收取利息（</w:t>
-      </w:r>
-      <w:hyperlink r:id="rId21">
-        <w:r>
-          <w:rPr>
-            <w:lang w:val="zh_TW" w:bidi="zh_TW"/>
-          </w:rPr>
-          <w:rPr>
-            <w:color w:val="0000EE"/>
-            <w:u w:val="single"/>
-          </w:rPr>
-          <w:t>出22:25；</w:t>
-        </w:r>
-      </w:hyperlink>
-      <w:hyperlink r:id="rId22">
-        <w:r>
-          <w:rPr>
-            <w:lang w:val="zh_TW" w:bidi="zh_TW"/>
-          </w:rPr>
-          <w:rPr>
-            <w:color w:val="0000EE"/>
-            <w:u w:val="single"/>
-          </w:rPr>
-          <w:t>申15:1–18</w:t>
-        </w:r>
-      </w:hyperlink>
-      <w:r>
-        <w:rPr>
-          <w:lang w:val="zh_TW" w:bidi="zh_TW"/>
-        </w:rPr>
-        <w:t>）。然而，一些人無視此律法，向借款人收取極高的利息。先知和領袖對這種行為提出譴責（</w:t>
-      </w:r>
-      <w:hyperlink r:id="rId23">
-        <w:r>
-          <w:rPr>
-            <w:lang w:val="zh_TW" w:bidi="zh_TW"/>
-          </w:rPr>
-          <w:rPr>
-            <w:color w:val="0000EE"/>
-            <w:u w:val="single"/>
-          </w:rPr>
-          <w:t>尼5:6</w:t>
-        </w:r>
-      </w:hyperlink>
-      <w:r>
-        <w:rPr>
-          <w:lang w:val="zh_TW" w:bidi="zh_TW"/>
-        </w:rPr>
-        <w:t>–</w:t>
-      </w:r>
-      <w:hyperlink r:id="rId23">
-        <w:r>
-          <w:rPr>
-            <w:lang w:val="zh_TW" w:bidi="zh_TW"/>
-          </w:rPr>
-          <w:rPr>
-            <w:color w:val="0000EE"/>
-            <w:u w:val="single"/>
-          </w:rPr>
-          <w:t>13；</w:t>
-        </w:r>
-      </w:hyperlink>
-      <w:hyperlink r:id="rId24">
-        <w:r>
-          <w:rPr>
-            <w:lang w:val="zh_TW" w:bidi="zh_TW"/>
-          </w:rPr>
-          <w:rPr>
-            <w:color w:val="0000EE"/>
-            <w:u w:val="single"/>
-          </w:rPr>
-          <w:t>結18:8、13、7，</w:t>
-        </w:r>
-      </w:hyperlink>
-      <w:hyperlink r:id="rId25">
-        <w:r>
-          <w:rPr>
-            <w:lang w:val="zh_TW" w:bidi="zh_TW"/>
-          </w:rPr>
-          <w:rPr>
-            <w:color w:val="0000EE"/>
-            <w:u w:val="single"/>
-          </w:rPr>
-          <w:t>22:12</w:t>
-        </w:r>
-      </w:hyperlink>
-      <w:r>
-        <w:rPr>
-          <w:lang w:val="zh_TW" w:bidi="zh_TW"/>
-        </w:rPr>
         <w:t>）。</w:t>
-      </w:r>
-    </w:p>
-    <w:p>
-      <w:pPr/>
-      <w:r>
-        <w:rPr>
-          <w:lang w:val="zh_TW" w:bidi="zh_TW"/>
-        </w:rPr>
-      </w:r>
-      <w:r>
-        <w:rPr>
-          <w:lang w:val="zh_TW" w:bidi="zh_TW"/>
-        </w:rPr>
-        <w:t>以色列人經常害怕債主（</w:t>
-      </w:r>
-      <w:hyperlink r:id="rId26">
-        <w:r>
-          <w:rPr>
-            <w:lang w:val="zh_TW" w:bidi="zh_TW"/>
-          </w:rPr>
-          <w:rPr>
-            <w:color w:val="0000EE"/>
-            <w:u w:val="single"/>
-          </w:rPr>
-          <w:t>王下4:1；</w:t>
-        </w:r>
-      </w:hyperlink>
-      <w:hyperlink r:id="rId27">
-        <w:r>
-          <w:rPr>
-            <w:lang w:val="zh_TW" w:bidi="zh_TW"/>
-          </w:rPr>
-          <w:rPr>
-            <w:color w:val="0000EE"/>
-            <w:u w:val="single"/>
-          </w:rPr>
-          <w:t>詩109:11；</w:t>
-        </w:r>
-      </w:hyperlink>
-      <w:hyperlink r:id="rId28">
-        <w:r>
-          <w:rPr>
-            <w:lang w:val="zh_TW" w:bidi="zh_TW"/>
-          </w:rPr>
-          <w:rPr>
-            <w:color w:val="0000EE"/>
-            <w:u w:val="single"/>
-          </w:rPr>
-          <w:t>賽24:2，</w:t>
-        </w:r>
-      </w:hyperlink>
-      <w:hyperlink r:id="rId29">
-        <w:r>
-          <w:rPr>
-            <w:lang w:val="zh_TW" w:bidi="zh_TW"/>
-          </w:rPr>
-          <w:rPr>
-            <w:color w:val="0000EE"/>
-            <w:u w:val="single"/>
-          </w:rPr>
-          <w:t>50:1</w:t>
-        </w:r>
-      </w:hyperlink>
-      <w:r>
-        <w:rPr>
-          <w:lang w:val="zh_TW" w:bidi="zh_TW"/>
-        </w:rPr>
-        <w:t>）。債主可以進入欠債人的家中，取走用以償還債務的物品。他們甚至可以把孩子作為奴僕以抵償債務（</w:t>
-      </w:r>
-      <w:hyperlink r:id="rId26">
-        <w:r>
-          <w:rPr>
-            <w:lang w:val="zh_TW" w:bidi="zh_TW"/>
-          </w:rPr>
-          <w:rPr>
-            <w:color w:val="0000EE"/>
-            <w:u w:val="single"/>
-          </w:rPr>
-          <w:t>王下4:1；</w:t>
-        </w:r>
-      </w:hyperlink>
-      <w:hyperlink r:id="rId29">
-        <w:r>
-          <w:rPr>
-            <w:lang w:val="zh_TW" w:bidi="zh_TW"/>
-          </w:rPr>
-          <w:rPr>
-            <w:color w:val="0000EE"/>
-            <w:u w:val="single"/>
-          </w:rPr>
-          <w:t>賽50:1</w:t>
-        </w:r>
-      </w:hyperlink>
-      <w:r>
-        <w:rPr>
-          <w:lang w:val="zh_TW" w:bidi="zh_TW"/>
-        </w:rPr>
-        <w:t>）。在</w:t>
-      </w:r>
-      <w:hyperlink r:id="rId30">
-        <w:r>
-          <w:rPr>
-            <w:lang w:val="zh_TW" w:bidi="zh_TW"/>
-          </w:rPr>
-          <w:rPr>
-            <w:color w:val="0000EE"/>
-            <w:u w:val="single"/>
-          </w:rPr>
-          <w:t>路加福音七章41至42節</w:t>
-        </w:r>
-      </w:hyperlink>
-      <w:r>
-        <w:rPr>
-          <w:lang w:val="zh_TW" w:bidi="zh_TW"/>
-        </w:rPr>
-        <w:t>中，耶穌講述了一個關於仁慈債主的故事。這個故事被稱為比喻。類似的故事還記載於</w:t>
-      </w:r>
-      <w:hyperlink r:id="rId31">
-        <w:r>
-          <w:rPr>
-            <w:lang w:val="zh_TW" w:bidi="zh_TW"/>
-          </w:rPr>
-          <w:rPr>
-            <w:color w:val="0000EE"/>
-            <w:u w:val="single"/>
-          </w:rPr>
-          <w:t>馬太福音二十五章14至30節</w:t>
-        </w:r>
-      </w:hyperlink>
-      <w:r>
-        <w:rPr>
-          <w:lang w:val="zh_TW" w:bidi="zh_TW"/>
-        </w:rPr>
-        <w:t>和</w:t>
-      </w:r>
-      <w:hyperlink r:id="rId32">
-        <w:r>
-          <w:rPr>
-            <w:lang w:val="zh_TW" w:bidi="zh_TW"/>
-          </w:rPr>
-          <w:rPr>
-            <w:color w:val="0000EE"/>
-            <w:u w:val="single"/>
-          </w:rPr>
-          <w:t>路加福音十九章11至27節</w:t>
-        </w:r>
-      </w:hyperlink>
-      <w:r>
-        <w:rPr>
-          <w:lang w:val="zh_TW" w:bidi="zh_TW"/>
-        </w:rPr>
-        <w:t>。</w:t>
-      </w:r>
-    </w:p>
-    <w:p>
-      <w:pPr/>
-      <w:r>
-        <w:rPr>
-          <w:lang w:val="zh_TW" w:bidi="zh_TW"/>
-        </w:rPr>
-      </w:r>
-      <w:r>
-        <w:rPr>
-          <w:i/>
-          <w:lang w:val="zh_TW" w:bidi="zh_TW"/>
-        </w:rPr>
-        <w:t>另見</w:t>
-      </w:r>
-      <w:r>
-        <w:rPr>
-          <w:lang w:val="zh_TW" w:bidi="zh_TW"/>
-        </w:rPr>
-        <w:t>銀子；</w:t>
-      </w:r>
-      <w:r>
-        <w:rPr>
-          <w:lang w:val="zh_TW" w:bidi="zh_TW"/>
-        </w:rPr>
-        <w:t>兌換銀錢的人</w:t>
-      </w:r>
-      <w:r>
-        <w:rPr>
-          <w:lang w:val="zh_TW" w:bidi="zh_TW"/>
-        </w:rPr>
-      </w:r>
-      <w:r>
-        <w:rPr>
-          <w:lang w:val="zh_TW" w:bidi="zh_TW"/>
-        </w:rPr>
-      </w:r>
-    </w:p>
-    <w:p>
-      <w:pPr/>
-      <w:r>
-        <w:rPr>
-          <w:lang w:val="zh_TW" w:bidi="zh_TW"/>
-        </w:rPr>
-      </w:r>
-    </w:p>
-    <w:p>
-      <w:pPr>
-        <w:pStyle w:val="Heading2"/>
-      </w:pPr>
-      <w:r>
-        <w:rPr>
-          <w:lang w:val="zh_TW" w:bidi="zh_TW"/>
-        </w:rPr>
-        <w:t>兌換銀錢之人</w:t>
-      </w:r>
-      <w:r>
-        <w:rPr>
-          <w:lang w:val="zh_TW" w:bidi="zh_TW"/>
-        </w:rPr>
-      </w:r>
-    </w:p>
-    <w:p>
-      <w:pPr/>
-      <w:r>
-        <w:rPr>
-          <w:lang w:val="zh_TW" w:bidi="zh_TW"/>
-        </w:rPr>
-      </w:r>
-      <w:r>
-        <w:rPr>
-          <w:lang w:val="zh_TW" w:bidi="zh_TW"/>
-        </w:rPr>
-        <w:t xml:space="preserve">古老的職業，負責執行許多現代銀行提供的服務，特別是在將一個國或省份的貨幣兌換成另一個國或省份的貨幣，或將小面額銀錢兌換成大面額銀錢，或反之的兌換業務。當然，這種服務是要收費的。 </w:t>
-      </w:r>
-    </w:p>
-    <w:p>
-      <w:pPr/>
-      <w:r>
-        <w:rPr>
-          <w:lang w:val="zh_TW" w:bidi="zh_TW"/>
-        </w:rPr>
-      </w:r>
-      <w:r>
-        <w:rPr>
-          <w:lang w:val="zh_TW" w:bidi="zh_TW"/>
-        </w:rPr>
-        <w:t>標準化銀錢的出現不早於公元前七世紀。在此之前，人們用稱重的銀塊來支付商品的要價（</w:t>
-      </w:r>
-      <w:hyperlink r:id="rId33">
-        <w:r>
-          <w:rPr>
-            <w:lang w:val="zh_TW" w:bidi="zh_TW"/>
-          </w:rPr>
-          <w:rPr>
-            <w:color w:val="0000EE"/>
-            <w:u w:val="single"/>
-          </w:rPr>
-          <w:t>創20:16</w:t>
-        </w:r>
-      </w:hyperlink>
-      <w:r>
-        <w:rPr>
-          <w:lang w:val="zh_TW" w:bidi="zh_TW"/>
-        </w:rPr>
-        <w:t>，</w:t>
-      </w:r>
-      <w:hyperlink r:id="rId34">
-        <w:r>
-          <w:rPr>
-            <w:lang w:val="zh_TW" w:bidi="zh_TW"/>
-          </w:rPr>
-          <w:rPr>
-            <w:color w:val="0000EE"/>
-            <w:u w:val="single"/>
-          </w:rPr>
-          <w:t>37:28</w:t>
-        </w:r>
-      </w:hyperlink>
-      <w:r>
-        <w:rPr>
-          <w:lang w:val="zh_TW" w:bidi="zh_TW"/>
-        </w:rPr>
-        <w:t>；</w:t>
-      </w:r>
-      <w:hyperlink r:id="rId35">
-        <w:r>
-          <w:rPr>
-            <w:lang w:val="zh_TW" w:bidi="zh_TW"/>
-          </w:rPr>
-          <w:rPr>
-            <w:color w:val="0000EE"/>
-            <w:u w:val="single"/>
-          </w:rPr>
-          <w:t>士17:2</w:t>
-        </w:r>
-      </w:hyperlink>
-      <w:r>
-        <w:rPr>
-          <w:lang w:val="zh_TW" w:bidi="zh_TW"/>
-        </w:rPr>
-        <w:t>）。小亞細亞地區採用了標準化銀錢的做法後，其它地區也開始效仿，但由於各國的銀錢不同，需要兌換銀錢之人來計算這些銀錢的等值兌換。</w:t>
-      </w:r>
-    </w:p>
-    <w:p>
-      <w:pPr/>
-      <w:r>
-        <w:rPr>
-          <w:lang w:val="zh_TW" w:bidi="zh_TW"/>
-        </w:rPr>
-      </w:r>
-      <w:r>
-        <w:rPr>
-          <w:lang w:val="zh_TW" w:bidi="zh_TW"/>
-        </w:rPr>
-        <w:t>這些程序在巴勒斯坦特別重要，因為每個成年猶太男子都必須繳納半舍客勒的奉獻（</w:t>
-      </w:r>
-      <w:hyperlink r:id="rId36">
-        <w:r>
-          <w:rPr>
-            <w:lang w:val="zh_TW" w:bidi="zh_TW"/>
-          </w:rPr>
-          <w:rPr>
-            <w:color w:val="0000EE"/>
-            <w:u w:val="single"/>
-          </w:rPr>
-          <w:t>出30:11–16</w:t>
-        </w:r>
-      </w:hyperlink>
-      <w:r>
-        <w:rPr>
-          <w:lang w:val="zh_TW" w:bidi="zh_TW"/>
-        </w:rPr>
-        <w:t>）。來自各國的猶太人來繳納這筆款項時，可能會帶來各種不同的銀錢。聖殿當局必須授權一種適合此用途的銀錢。這就是泰爾的銀幣，即半舍客勒或四德拉克馬（tetradrachma，參</w:t>
-      </w:r>
-      <w:hyperlink r:id="rId37">
-        <w:r>
-          <w:rPr>
-            <w:lang w:val="zh_TW" w:bidi="zh_TW"/>
-          </w:rPr>
-          <w:rPr>
-            <w:color w:val="0000EE"/>
-            <w:u w:val="single"/>
-          </w:rPr>
-          <w:t>太17:27</w:t>
-        </w:r>
-      </w:hyperlink>
-      <w:r>
-        <w:rPr>
-          <w:lang w:val="zh_TW" w:bidi="zh_TW"/>
-        </w:rPr>
-        <w:t>，彼得被告知用他在魚口中找到的一塊錢為耶穌和自己繳納聖殿稅）。米示拿指出（</w:t>
-      </w:r>
-      <w:r>
-        <w:rPr>
-          <w:i/>
-          <w:lang w:val="zh_TW" w:bidi="zh_TW"/>
-        </w:rPr>
-        <w:t>論半舍客勒的稅款〔Sheqalim〕</w:t>
-      </w:r>
-      <w:r>
-        <w:rPr>
-          <w:lang w:val="zh_TW" w:bidi="zh_TW"/>
-        </w:rPr>
-        <w:t>1:3），兌換銀錢之人在亞達月（逾越節前一個月）15日於各省徵收這項稅款。逾越節前十天，兌換銀錢之人移至聖殿的院子，以協助來自外邦的猶太人。</w:t>
-      </w:r>
-    </w:p>
-    <w:p>
-      <w:pPr/>
-      <w:r>
-        <w:rPr>
-          <w:lang w:val="zh_TW" w:bidi="zh_TW"/>
-        </w:rPr>
-      </w:r>
-      <w:r>
-        <w:rPr>
-          <w:lang w:val="zh_TW" w:bidi="zh_TW"/>
-        </w:rPr>
-        <w:t>耶穌在「潔淨聖殿」時遇到了聖殿院子裡的兌換銀錢之人（</w:t>
-      </w:r>
-      <w:hyperlink r:id="rId38">
-        <w:r>
-          <w:rPr>
-            <w:lang w:val="zh_TW" w:bidi="zh_TW"/>
-          </w:rPr>
-          <w:rPr>
-            <w:color w:val="0000EE"/>
-            <w:u w:val="single"/>
-          </w:rPr>
-          <w:t>太21:12–13</w:t>
-        </w:r>
-      </w:hyperlink>
-      <w:r>
-        <w:rPr>
-          <w:lang w:val="zh_TW" w:bidi="zh_TW"/>
-        </w:rPr>
-        <w:t>；</w:t>
-      </w:r>
-      <w:hyperlink r:id="rId39">
-        <w:r>
-          <w:rPr>
-            <w:lang w:val="zh_TW" w:bidi="zh_TW"/>
-          </w:rPr>
-          <w:rPr>
-            <w:color w:val="0000EE"/>
-            <w:u w:val="single"/>
-          </w:rPr>
-          <w:t>可11:15–16</w:t>
-        </w:r>
-      </w:hyperlink>
-      <w:r>
-        <w:rPr>
-          <w:lang w:val="zh_TW" w:bidi="zh_TW"/>
-        </w:rPr>
-        <w:t>；</w:t>
-      </w:r>
-      <w:hyperlink r:id="rId40">
-        <w:r>
-          <w:rPr>
-            <w:lang w:val="zh_TW" w:bidi="zh_TW"/>
-          </w:rPr>
-          <w:rPr>
-            <w:color w:val="0000EE"/>
-            <w:u w:val="single"/>
-          </w:rPr>
-          <w:t>路19:45–46</w:t>
-        </w:r>
-      </w:hyperlink>
-      <w:r>
-        <w:rPr>
-          <w:lang w:val="zh_TW" w:bidi="zh_TW"/>
-        </w:rPr>
-        <w:t>；</w:t>
-      </w:r>
-      <w:hyperlink r:id="rId41">
-        <w:r>
-          <w:rPr>
-            <w:lang w:val="zh_TW" w:bidi="zh_TW"/>
-          </w:rPr>
-          <w:rPr>
-            <w:color w:val="0000EE"/>
-            <w:u w:val="single"/>
-          </w:rPr>
-          <w:t>約2:13–22</w:t>
-        </w:r>
-      </w:hyperlink>
-      <w:r>
-        <w:rPr>
-          <w:lang w:val="zh_TW" w:bidi="zh_TW"/>
-        </w:rPr>
-        <w:t>）。耶穌採取這一行動的原因一直存在爭議。敬拜者需要兌換半舍客勒來繳納稅款，但在某些情況下他們也需要購買鳥類、動物或獻祭的餅。這種大規模的買賣和兌換活動似乎不適合在聖殿的院子內進行，因為這是一片神聖的區域（參</w:t>
-      </w:r>
-      <w:hyperlink r:id="rId42">
-        <w:r>
-          <w:rPr>
-            <w:lang w:val="zh_TW" w:bidi="zh_TW"/>
-          </w:rPr>
-          <w:rPr>
-            <w:color w:val="0000EE"/>
-            <w:u w:val="single"/>
-          </w:rPr>
-          <w:t>可11:16</w:t>
-        </w:r>
-      </w:hyperlink>
-      <w:r>
-        <w:rPr>
-          <w:lang w:val="zh_TW" w:bidi="zh_TW"/>
-        </w:rPr>
-        <w:t>），即便耶穌明顯認可繳納聖殿稅這事（</w:t>
-      </w:r>
-      <w:hyperlink r:id="rId43">
-        <w:r>
-          <w:rPr>
-            <w:lang w:val="zh_TW" w:bidi="zh_TW"/>
-          </w:rPr>
-          <w:rPr>
-            <w:color w:val="0000EE"/>
-            <w:u w:val="single"/>
-          </w:rPr>
-          <w:t>太8:4</w:t>
-        </w:r>
-      </w:hyperlink>
-      <w:r>
-        <w:rPr>
-          <w:lang w:val="zh_TW" w:bidi="zh_TW"/>
-        </w:rPr>
-        <w:t>，</w:t>
-      </w:r>
-      <w:hyperlink r:id="rId44">
-        <w:r>
-          <w:rPr>
-            <w:lang w:val="zh_TW" w:bidi="zh_TW"/>
-          </w:rPr>
-          <w:rPr>
-            <w:color w:val="0000EE"/>
-            <w:u w:val="single"/>
-          </w:rPr>
-          <w:t>17:24–26</w:t>
-        </w:r>
-      </w:hyperlink>
-      <w:r>
-        <w:rPr>
-          <w:lang w:val="zh_TW" w:bidi="zh_TW"/>
-        </w:rPr>
-        <w:t>；</w:t>
-      </w:r>
-      <w:hyperlink r:id="rId45">
-        <w:r>
-          <w:rPr>
-            <w:lang w:val="zh_TW" w:bidi="zh_TW"/>
-          </w:rPr>
-          <w:rPr>
-            <w:color w:val="0000EE"/>
-            <w:u w:val="single"/>
-          </w:rPr>
-          <w:t>可1:44；</w:t>
-        </w:r>
-      </w:hyperlink>
-      <w:hyperlink r:id="rId46">
-        <w:r>
-          <w:rPr>
-            <w:lang w:val="zh_TW" w:bidi="zh_TW"/>
-          </w:rPr>
-          <w:rPr>
-            <w:color w:val="0000EE"/>
-            <w:u w:val="single"/>
-          </w:rPr>
-          <w:t>路5:14</w:t>
-        </w:r>
-      </w:hyperlink>
-      <w:r>
-        <w:rPr>
-          <w:lang w:val="zh_TW" w:bidi="zh_TW"/>
-        </w:rPr>
-        <w:t>）。也有可能是兌換銀錢之人和那些出售獻祭的鳥類和動物的人，收取的費用過高，不論是為了他們自己的利益還是為了聖殿當局的利益。這些交易完全可以在離神聖區域適當的距離之外進行，這樣一來，與這類活動相關的討價還價和喧鬧聲，就不會不必要地干擾聖殿院子中的禱告和獻祭活動（參</w:t>
-      </w:r>
-      <w:hyperlink r:id="rId47">
-        <w:r>
-          <w:rPr>
-            <w:lang w:val="zh_TW" w:bidi="zh_TW"/>
-          </w:rPr>
-          <w:rPr>
-            <w:color w:val="0000EE"/>
-            <w:u w:val="single"/>
-          </w:rPr>
-          <w:t>耶7:11</w:t>
-        </w:r>
-      </w:hyperlink>
-      <w:r>
-        <w:rPr>
-          <w:lang w:val="zh_TW" w:bidi="zh_TW"/>
-        </w:rPr>
-        <w:t>）。</w:t>
-      </w:r>
-    </w:p>
-    <w:p>
-      <w:pPr/>
-      <w:r>
-        <w:rPr>
-          <w:lang w:val="zh_TW" w:bidi="zh_TW"/>
-        </w:rPr>
-      </w:r>
-      <w:r>
-        <w:rPr>
-          <w:i/>
-          <w:lang w:val="zh_TW" w:bidi="zh_TW"/>
-        </w:rPr>
-        <w:t>另見</w:t>
-      </w:r>
-      <w:r>
-        <w:rPr>
-          <w:lang w:val="zh_TW" w:bidi="zh_TW"/>
-        </w:rPr>
-        <w:t xml:space="preserve"> </w:t>
-      </w:r>
-      <w:r>
-        <w:rPr>
-          <w:lang w:val="zh_TW" w:bidi="zh_TW"/>
-        </w:rPr>
-        <w:t>銀錢</w:t>
-      </w:r>
-      <w:r>
-        <w:rPr>
-          <w:lang w:val="zh_TW" w:bidi="zh_TW"/>
-        </w:rPr>
-        <w:t>；</w:t>
-      </w:r>
-      <w:r>
-        <w:rPr>
-          <w:lang w:val="zh_TW" w:bidi="zh_TW"/>
-        </w:rPr>
-        <w:t>銀子</w:t>
-      </w:r>
-      <w:r>
-        <w:rPr>
-          <w:lang w:val="zh_TW" w:bidi="zh_TW"/>
-        </w:rPr>
-        <w:t>。</w:t>
-      </w:r>
-      <w:r>
-        <w:rPr>
-          <w:lang w:val="zh_TW" w:bidi="zh_TW"/>
-        </w:rPr>
-      </w:r>
-      <w:r>
-        <w:rPr>
-          <w:lang w:val="zh_TW" w:bidi="zh_TW"/>
-        </w:rPr>
-      </w:r>
-    </w:p>
-    <w:p>
-      <w:pPr/>
-      <w:r>
-        <w:rPr>
-          <w:lang w:val="zh_TW" w:bidi="zh_TW"/>
-        </w:rPr>
-      </w:r>
-    </w:p>
-    <w:p>
-      <w:pPr>
-        <w:pStyle w:val="Heading2"/>
-      </w:pPr>
-      <w:r>
-        <w:rPr>
-          <w:lang w:val="zh_TW" w:bidi="zh_TW"/>
-        </w:rPr>
-        <w:t>對觀福音書</w:t>
-      </w:r>
-      <w:r>
-        <w:rPr>
-          <w:lang w:val="zh_TW" w:bidi="zh_TW"/>
-        </w:rPr>
-      </w:r>
-    </w:p>
-    <w:p>
-      <w:pPr/>
-      <w:r>
-        <w:rPr>
-          <w:lang w:val="zh_TW" w:bidi="zh_TW"/>
-        </w:rPr>
-      </w:r>
-      <w:r>
-        <w:rPr>
-          <w:lang w:val="zh_TW" w:bidi="zh_TW"/>
-        </w:rPr>
-        <w:t>這個術語（字面意思是「相同的觀點」）適用與馬太福音、馬可福音和路加福音三卷福音書，因為它們在耶穌事工的描寫上從大致相同的角度出發，這與約翰福音的敘述風格截然不同。</w:t>
-      </w:r>
-    </w:p>
-    <w:p>
-      <w:pPr/>
-      <w:r>
-        <w:rPr>
-          <w:lang w:val="zh_TW" w:bidi="zh_TW"/>
-        </w:rPr>
-      </w:r>
-      <w:r>
-        <w:rPr>
-          <w:lang w:val="zh_TW" w:bidi="zh_TW"/>
-        </w:rPr>
-        <w:t>這三卷福音書的相似之處包括它們使用了相似的大綱：序言、施洗約翰的事工，耶穌的洗禮和受試探，耶穌在加利利的主要事工，祂在撒馬利亞、比利亞（Perea）和猶太鄉村的旅程和事工；以及在耶路撒冷的受難週、受死和復活。這些書卷也同樣記錄了耶穌教導中重點——神國的臨在、性質和實行。此外，這三卷福音書記載了大量相同的材料，通常順序相同，甚至字詞上也經常相似或一致。</w:t>
-      </w:r>
-    </w:p>
-    <w:p>
-      <w:pPr/>
-      <w:r>
-        <w:rPr>
-          <w:lang w:val="zh_TW" w:bidi="zh_TW"/>
-        </w:rPr>
-      </w:r>
-      <w:r>
-        <w:rPr>
-          <w:lang w:val="zh_TW" w:bidi="zh_TW"/>
-        </w:rPr>
-        <w:t>除了相似之處外，馬太福音、馬可福音和路加福音之間也有顯著的差異。這些差異與相似之處大致相同——大綱、材料、組織結構和措辭。馬太福音和路加福音也有大量的共同材料是馬可福音所找不到的，除了百夫長僕人的醫治外，這些共同材料幾乎完全是耶穌的言論和教導。每卷福音書也包含一些獨特的故事和教導。因此，雖然三卷福音書保持著整體的一致性，但每卷書都從不同角度豐富了對耶穌的描述。馬太福音強調耶穌的猶太人身份，並顯示出耶穌個人和工作與舊約信息的延續性。馬可福音則以快速推進的敘述描繪耶穌是一個行動者，是人子，卻在人們中間是僕人。路加福音以精緻的希臘文學風格，似乎是針對有文化的外邦人，並展示耶穌是弱勢群體的朋友。</w:t>
-      </w:r>
-    </w:p>
-    <w:p>
-      <w:pPr/>
-      <w:r>
-        <w:rPr>
-          <w:lang w:val="zh_TW" w:bidi="zh_TW"/>
-        </w:rPr>
-      </w:r>
-      <w:r>
-        <w:rPr>
-          <w:lang w:val="zh_TW" w:bidi="zh_TW"/>
-        </w:rPr>
-        <w:t>如何解釋這三卷福音書的相似性和差異，構成了「對觀福音問題（synoptic problem）」。學者們提出了許多不同的解決方案。早在公元二世紀，他提安（Tatian）就把四卷福音書合成一卷；自此以來，無數的福音書</w:t>
-      </w:r>
-      <w:r>
-        <w:rPr>
-          <w:lang w:val="zh_TW" w:bidi="zh_TW"/>
-        </w:rPr>
-        <w:t>合參（</w:t>
-      </w:r>
-      <w:r>
-        <w:rPr>
-          <w:lang w:val="zh_TW" w:bidi="zh_TW"/>
-        </w:rPr>
-        <w:t>harmonies</w:t>
-      </w:r>
-      <w:r>
-        <w:rPr>
-          <w:lang w:val="zh_TW" w:bidi="zh_TW"/>
-        </w:rPr>
-        <w:t>）</w:t>
-      </w:r>
-      <w:r>
-        <w:rPr>
-          <w:lang w:val="zh_TW" w:bidi="zh_TW"/>
-        </w:rPr>
-        <w:t>版本不斷出現。自公元17世紀以來，學者們嘗試通過檢視福音材料形成的各個階段，來解釋它們之間的相似與不同。形式鑑別學（Form criticism）試圖識別口述傳播過程中可能受到的影響；來源鑑別學（source criticism）或文學鑑別學（literary criticism）則考慮到福音書作者可能引用的書面材料；</w:t>
-      </w:r>
-      <w:r>
-        <w:rPr>
-          <w:lang w:val="zh_TW" w:bidi="zh_TW"/>
-        </w:rPr>
-        <w:t>編修</w:t>
-      </w:r>
-      <w:r>
-        <w:rPr>
-          <w:lang w:val="zh_TW" w:bidi="zh_TW"/>
-        </w:rPr>
-        <w:t>鑑別學</w:t>
-      </w:r>
-      <w:r>
-        <w:rPr>
-          <w:lang w:val="zh_TW" w:bidi="zh_TW"/>
-        </w:rPr>
-        <w:t>（r</w:t>
-      </w:r>
-      <w:r>
-        <w:rPr>
-          <w:lang w:val="zh_TW" w:bidi="zh_TW"/>
-        </w:rPr>
-        <w:t>edaction criticism）或編輯鑑別學（editorial criticism）則試圖揭示福音書的最終編輯者如何表達其目的和個人特點，影響了耶穌活動和教導的記述。還有其他的解釋，例如強調材料根據特定受眾進行調整的影響，或探討耶穌教導的章節記載與猶太拉比教導在塔木德中的平行記載的相似性等。然而，迄今為止，尚未有完全滿意的解決方案。事實是，聖經從不同的角度呈現了耶穌，體貼神心意的讀者必須從相似與差異中來尋求神聖的旨意，這些異同之處也正是對「</w:t>
-      </w:r>
-      <w:r>
-        <w:rPr>
-          <w:lang w:val="zh_TW" w:bidi="zh_TW"/>
-        </w:rPr>
-        <w:t>神的兒子，耶穌基督福音</w:t>
-      </w:r>
-      <w:r>
-        <w:rPr>
-          <w:lang w:val="zh_TW" w:bidi="zh_TW"/>
-        </w:rPr>
-        <w:t>」的宣告（</w:t>
-      </w:r>
-      <w:hyperlink r:id="rId48">
-        <w:r>
-          <w:rPr>
-            <w:lang w:val="zh_TW" w:bidi="zh_TW"/>
-          </w:rPr>
-          <w:rPr>
-            <w:color w:val="0000EE"/>
-            <w:u w:val="single"/>
-          </w:rPr>
-          <w:t>可1:1</w:t>
-        </w:r>
-      </w:hyperlink>
-      <w:r>
-        <w:rPr>
-          <w:lang w:val="zh_TW" w:bidi="zh_TW"/>
-        </w:rPr>
-        <w:t>）。</w:t>
-      </w:r>
-      <w:r>
-        <w:rPr>
-          <w:i/>
-          <w:lang w:val="zh_TW" w:bidi="zh_TW"/>
-        </w:rPr>
-        <w:t>見</w:t>
-      </w:r>
-      <w:r>
-        <w:rPr>
-          <w:lang w:val="zh_TW" w:bidi="zh_TW"/>
-        </w:rPr>
-        <w:t xml:space="preserve"> </w:t>
-      </w:r>
-      <w:r>
-        <w:rPr>
-          <w:lang w:val="zh_TW" w:bidi="zh_TW"/>
-        </w:rPr>
-        <w:t>福音書</w:t>
-      </w:r>
-      <w:r>
-        <w:rPr>
-          <w:lang w:val="zh_TW" w:bidi="zh_TW"/>
-        </w:rPr>
-        <w:t>；</w:t>
-      </w:r>
-      <w:r>
-        <w:rPr>
-          <w:lang w:val="zh_TW" w:bidi="zh_TW"/>
-        </w:rPr>
-        <w:t>路加福音</w:t>
-      </w:r>
-      <w:r>
-        <w:rPr>
-          <w:lang w:val="zh_TW" w:bidi="zh_TW"/>
-        </w:rPr>
-        <w:t>；</w:t>
-      </w:r>
-      <w:r>
-        <w:rPr>
-          <w:lang w:val="zh_TW" w:bidi="zh_TW"/>
-        </w:rPr>
-        <w:t>馬可福音</w:t>
-      </w:r>
-      <w:r>
-        <w:rPr>
-          <w:lang w:val="zh_TW" w:bidi="zh_TW"/>
-        </w:rPr>
-        <w:t>；</w:t>
-      </w:r>
-      <w:r>
-        <w:rPr>
-          <w:lang w:val="zh_TW" w:bidi="zh_TW"/>
-        </w:rPr>
-        <w:t>馬太福音</w:t>
-      </w:r>
-      <w:r>
-        <w:rPr>
-          <w:lang w:val="zh_TW" w:bidi="zh_TW"/>
-        </w:rPr>
-        <w:t>。</w:t>
       </w:r>
       <w:r>
         <w:rPr>
@@ -3323,6 +4750,12 @@
   </w:num>
   <w:num w:numId="13" w16cid:durableId="592781308">
     <w:abstractNumId w:val="11"/>
+  </w:num>
+  <w:num w:numId="14">
+    <w:abstractNumId w:val="3"/>
+    <w:lvlOverride w:ilvl="0">
+      <w:startOverride w:val="1"/>
+    </w:lvlOverride>
   </w:num>
   <w:numIdMacAtCleanup w:val="10"/>
 </w:numbering>

--- a/zht/docx/031.content.docx
+++ b/zht/docx/031.content.docx
@@ -19,7 +19,7 @@
         <w:rPr>
           <w:lang w:val="zh_TW" w:bidi="zh_TW"/>
         </w:rPr>
-        <w:t>Resource: Tyndale Open Bible Dictionary</w:t>
+        <w:t>Resource: Aquifer Open Bible Dictionary</w:t>
       </w:r>
       <w:r>
         <w:rPr>
@@ -112,7 +112,7 @@
         <w:rPr>
           <w:lang w:val="zh_TW" w:bidi="zh_TW"/>
         </w:rPr>
-        <w:t>Tyndale Open Bible Dictionary</w:t>
+        <w:t>Aquifer Open Bible Dictionary</w:t>
       </w:r>
     </w:p>
     <w:p>

--- a/zht/docx/031.content.docx
+++ b/zht/docx/031.content.docx
@@ -149,7 +149,7 @@
         <w:rPr>
           <w:lang w:val="zh_TW" w:bidi="zh_TW"/>
         </w:rPr>
-        <w:t>diao</w:t>
+        <w:t>dian</w:t>
       </w:r>
       <w:r>
         <w:rPr>
@@ -212,7 +212,7 @@
         <w:rPr>
           <w:lang w:val="zh_TW" w:bidi="zh_TW"/>
         </w:rPr>
-        <w:t>弔詭/反合性</w:t>
+        <w:t>癲癇，癲癇病人</w:t>
       </w:r>
       <w:r>
         <w:rPr>
@@ -231,18 +231,7 @@
         <w:rPr>
           <w:lang w:val="zh_TW" w:bidi="zh_TW"/>
         </w:rPr>
-        <w:t>一種表達形式，看似自相矛盾或荒謬不實，但也表達出基本的真理。人們常用它來引發更深刻和批判性的思考。它可能與誇張法（誇大的陳述）密切相關。弔詭中包含明顯的矛盾元素。弔詭的驚人特性使人們停下來仔細思考其意義。</w:t>
-      </w:r>
-    </w:p>
-    <w:p>
-      <w:pPr>
-        <w:pStyle w:val="Heading3"/>
-      </w:pPr>
-      <w:r>
-        <w:rPr>
-          <w:lang w:val="zh_TW" w:bidi="zh_TW"/>
-        </w:rPr>
-        <w:t>耶穌如何使用弔詭？</w:t>
+        <w:t>中樞神經系統的一種疾病，其特徵包括失去意識和抽搐。癲癇發作可分為小發作（面部或手部抽動、短暫而劇烈的腹痛，以及可能的瞬間失去意識）和大發作（全身抽搐、口吐白沫、以及持續5至20分鐘的昏迷）。雖然癲癇的原因至今仍不完全清楚，但現代已有藥物可以預防或控制發作。</w:t>
       </w:r>
     </w:p>
     <w:p>
@@ -256,7 +245,7 @@
         <w:rPr>
           <w:lang w:val="zh_TW" w:bidi="zh_TW"/>
         </w:rPr>
-        <w:t>耶穌在祂的教導事工中使用了弔詭/反合性的表達。比如，祂說成年人必須重生。在</w:t>
+        <w:t>在聖經時代，癲癇（稱為「癲病」）尚無有效的治療方法。耶穌曾醫治一名顯然患有此病的男孩（</w:t>
       </w:r>
       <w:hyperlink r:id="rId13">
         <w:r>
@@ -267,40 +256,14 @@
             <w:color w:val="0000EE"/>
             <w:u w:val="single"/>
           </w:rPr>
-          <w:t>約翰福音三章4節</w:t>
+          <w:t>太17:14–18</w:t>
         </w:r>
       </w:hyperlink>
       <w:r>
         <w:rPr>
           <w:lang w:val="zh_TW" w:bidi="zh_TW"/>
         </w:rPr>
-        <w:t>，尼哥德慕問：「</w:t>
-      </w:r>
-      <w:r>
-        <w:rPr>
-          <w:lang w:val="zh_TW" w:bidi="zh_TW"/>
-        </w:rPr>
-        <w:t>人已經老了，如何能重生呢？豈能再進母腹生出來嗎？</w:t>
-      </w:r>
-      <w:r>
-        <w:rPr>
-          <w:lang w:val="zh_TW" w:bidi="zh_TW"/>
-        </w:rPr>
-        <w:t>」</w:t>
-      </w:r>
-    </w:p>
-    <w:p>
-      <w:pPr/>
-      <w:r>
-        <w:rPr>
-          <w:lang w:val="zh_TW" w:bidi="zh_TW"/>
-        </w:rPr>
-      </w:r>
-      <w:r>
-        <w:rPr>
-          <w:lang w:val="zh_TW" w:bidi="zh_TW"/>
-        </w:rPr>
-        <w:t>另一個例子是當耶穌對富人談論進入神的國時。耶穌說，駱駝穿過針眼（不可能的事情）比富人進入神的國還容易（</w:t>
+        <w:t>；</w:t>
       </w:r>
       <w:hyperlink r:id="rId14">
         <w:r>
@@ -311,58 +274,14 @@
             <w:color w:val="0000EE"/>
             <w:u w:val="single"/>
           </w:rPr>
-          <w:t>馬可福音10:25</w:t>
+          <w:t>可9:17–27</w:t>
         </w:r>
       </w:hyperlink>
       <w:r>
         <w:rPr>
           <w:lang w:val="zh_TW" w:bidi="zh_TW"/>
         </w:rPr>
-        <w:t>）。重點不是專注於字面上的陳述或逐字理解，而是要理解其基本目的。這句話是為了讓人驚訝並讓他們改變思維。耶穌迫使富人看到他們對財富的態度如何將他們排除在神的國之外。</w:t>
-      </w:r>
-    </w:p>
-    <w:p>
-      <w:pPr/>
-      <w:r>
-        <w:rPr>
-          <w:lang w:val="zh_TW" w:bidi="zh_TW"/>
-        </w:rPr>
-      </w:r>
-      <w:r>
-        <w:rPr>
-          <w:lang w:val="zh_TW" w:bidi="zh_TW"/>
-        </w:rPr>
-        <w:t>耶穌的事工中大量使用弔詭/反合性表達，顯示出神的國如何顛覆人們生活的價值觀：</w:t>
-      </w:r>
-    </w:p>
-    <w:p>
-      <w:pPr>
-        <w:pStyle w:val="ListBullet"/>
-        <w:spacing w:line="240" w:lineRule="auto"/>
-        <w:ind w:left="720"/>
-      </w:pPr>
-      <w:r>
-        <w:rPr>
-          <w:lang w:val="zh_TW" w:bidi="zh_TW"/>
-        </w:rPr>
-      </w:r>
-      <w:r>
-        <w:rPr>
-          <w:lang w:val="zh_TW" w:bidi="zh_TW"/>
-        </w:rPr>
-        <w:t>凡</w:t>
-      </w:r>
-      <w:r>
-        <w:rPr>
-          <w:lang w:val="zh_TW" w:bidi="zh_TW"/>
-        </w:rPr>
-        <w:t>失喪生命的，將要得着生命</w:t>
-      </w:r>
-      <w:r>
-        <w:rPr>
-          <w:lang w:val="zh_TW" w:bidi="zh_TW"/>
-        </w:rPr>
-        <w:t>（</w:t>
+        <w:t>；</w:t>
       </w:r>
       <w:hyperlink r:id="rId15">
         <w:r>
@@ -373,185 +292,46 @@
             <w:color w:val="0000EE"/>
             <w:u w:val="single"/>
           </w:rPr>
-          <w:t>馬太福音10:39</w:t>
+          <w:t>路9:37–42</w:t>
         </w:r>
       </w:hyperlink>
       <w:r>
         <w:rPr>
           <w:lang w:val="zh_TW" w:bidi="zh_TW"/>
         </w:rPr>
-        <w:t>）。</w:t>
+        <w:t>）。有英文譯本將這男孩描述為「瘋子（lunatic）」（來自拉丁文</w:t>
       </w:r>
-    </w:p>
-    <w:p>
-      <w:pPr>
-        <w:pStyle w:val="ListBullet"/>
-        <w:spacing w:line="240" w:lineRule="auto"/>
-        <w:ind w:left="720"/>
-      </w:pPr>
       <w:r>
         <w:rPr>
+          <w:i/>
           <w:lang w:val="zh_TW" w:bidi="zh_TW"/>
         </w:rPr>
+        <w:t>luna，意為</w:t>
       </w:r>
       <w:r>
         <w:rPr>
           <w:lang w:val="zh_TW" w:bidi="zh_TW"/>
         </w:rPr>
-        <w:t>在後的，將要在前</w:t>
+        <w:t>「月亮」）是不正確的用法。馬太福音中所用的希臘文詞語（字面意思為「受月亮影響」）反映了古代對某些疾病與月相有關的觀念。根據聖經記載，根據聖經記載，耶穌將一個邪靈或「污鬼」趕出該男孩後，他便得到了醫治。</w:t>
+      </w:r>
+      <w:r>
+        <w:rPr>
+          <w:i/>
+          <w:lang w:val="zh_TW" w:bidi="zh_TW"/>
+        </w:rPr>
+        <w:t>見</w:t>
       </w:r>
       <w:r>
         <w:rPr>
           <w:lang w:val="zh_TW" w:bidi="zh_TW"/>
         </w:rPr>
-        <w:t>，</w:t>
+        <w:t>藥物與醫療實踐</w:t>
       </w:r>
       <w:r>
         <w:rPr>
           <w:lang w:val="zh_TW" w:bidi="zh_TW"/>
         </w:rPr>
-        <w:t>在前的，將要在後</w:t>
-      </w:r>
-      <w:r>
-        <w:rPr>
-          <w:lang w:val="zh_TW" w:bidi="zh_TW"/>
-        </w:rPr>
-        <w:t>（</w:t>
-      </w:r>
-      <w:hyperlink r:id="rId16">
-        <w:r>
-          <w:rPr>
-            <w:lang w:val="zh_TW" w:bidi="zh_TW"/>
-          </w:rPr>
-          <w:rPr>
-            <w:color w:val="0000EE"/>
-            <w:u w:val="single"/>
-          </w:rPr>
-          <w:t>路加福音13:30</w:t>
-        </w:r>
-      </w:hyperlink>
-      <w:r>
-        <w:rPr>
-          <w:lang w:val="zh_TW" w:bidi="zh_TW"/>
-        </w:rPr>
-        <w:t>）。</w:t>
-      </w:r>
-    </w:p>
-    <w:p>
-      <w:pPr>
-        <w:pStyle w:val="ListBullet"/>
-        <w:spacing w:line="240" w:lineRule="auto"/>
-        <w:ind w:left="720"/>
-      </w:pPr>
-      <w:r>
-        <w:rPr>
-          <w:lang w:val="zh_TW" w:bidi="zh_TW"/>
-        </w:rPr>
-      </w:r>
-      <w:r>
-        <w:rPr>
-          <w:lang w:val="zh_TW" w:bidi="zh_TW"/>
-        </w:rPr>
-        <w:t>誰願為大，就必作眾人的用人</w:t>
-      </w:r>
-      <w:r>
-        <w:rPr>
-          <w:lang w:val="zh_TW" w:bidi="zh_TW"/>
-        </w:rPr>
-        <w:t>（</w:t>
-      </w:r>
-      <w:hyperlink r:id="rId17">
-        <w:r>
-          <w:rPr>
-            <w:lang w:val="zh_TW" w:bidi="zh_TW"/>
-          </w:rPr>
-          <w:rPr>
-            <w:color w:val="0000EE"/>
-            <w:u w:val="single"/>
-          </w:rPr>
-          <w:t>馬可福音10:43</w:t>
-        </w:r>
-      </w:hyperlink>
-      <w:r>
-        <w:rPr>
-          <w:lang w:val="zh_TW" w:bidi="zh_TW"/>
-        </w:rPr>
-        <w:t>；</w:t>
-      </w:r>
-      <w:hyperlink r:id="rId18">
-        <w:r>
-          <w:rPr>
-            <w:lang w:val="zh_TW" w:bidi="zh_TW"/>
-          </w:rPr>
-          <w:rPr>
-            <w:color w:val="0000EE"/>
-            <w:u w:val="single"/>
-          </w:rPr>
-          <w:t>路加福音22:26</w:t>
-        </w:r>
-      </w:hyperlink>
-      <w:r>
-        <w:rPr>
-          <w:lang w:val="zh_TW" w:bidi="zh_TW"/>
-        </w:rPr>
-        <w:t>）。</w:t>
-      </w:r>
-    </w:p>
-    <w:p>
-      <w:pPr/>
-      <w:r>
-        <w:rPr>
-          <w:lang w:val="zh_TW" w:bidi="zh_TW"/>
-        </w:rPr>
-      </w:r>
-      <w:r>
-        <w:rPr>
-          <w:lang w:val="zh_TW" w:bidi="zh_TW"/>
-        </w:rPr>
-        <w:t>事實上，耶穌自己的僕人事工強調了神的國的巨大逆轉。耶穌為門徒洗腳後，說：「你們稱呼我夫子，稱呼我主，你們說的不錯，我本來是。我是你們的主，你們的夫子，尚且洗你們的腳，你們也當彼此洗腳」(</w:t>
-      </w:r>
-      <w:hyperlink r:id="rId19">
-        <w:r>
-          <w:rPr>
-            <w:lang w:val="zh_TW" w:bidi="zh_TW"/>
-          </w:rPr>
-          <w:rPr>
-            <w:color w:val="0000EE"/>
-            <w:u w:val="single"/>
-          </w:rPr>
-          <w:t>約翰福音13:13–14</w:t>
-        </w:r>
-      </w:hyperlink>
-      <w:r>
-        <w:rPr>
-          <w:lang w:val="zh_TW" w:bidi="zh_TW"/>
-        </w:rPr>
-        <w:t>)。</w:t>
-      </w:r>
-    </w:p>
-    <w:p>
-      <w:pPr>
-        <w:pStyle w:val="Heading3"/>
-      </w:pPr>
-      <w:r>
-        <w:rPr>
-          <w:lang w:val="zh_TW" w:bidi="zh_TW"/>
-        </w:rPr>
-        <w:t>描述神時的弔詭/反合性</w:t>
-      </w:r>
-    </w:p>
-    <w:p>
-      <w:pPr/>
-      <w:r>
-        <w:rPr>
-          <w:lang w:val="zh_TW" w:bidi="zh_TW"/>
-        </w:rPr>
-      </w:r>
-      <w:r>
-        <w:rPr>
-          <w:lang w:val="zh_TW" w:bidi="zh_TW"/>
-        </w:rPr>
-        <w:t>弔詭/反合性也是人們試圖用人類語言談論神時，基督教表達中的一部分。 因此，神是「在所有時間之前」。 即使是「道成肉身的神」也是弔詭的，但卻極為真實。 人們總是用自己經驗中的詞語來談論神，但神遠比人類語言所能完全表達的更偉大。 因此，語言是有限的工具，用來談論那位無限的神。</w:t>
+        <w:t>。</w:t>
       </w:r>
       <w:r>
         <w:rPr>

--- a/zht/docx/031.content.docx
+++ b/zht/docx/031.content.docx
@@ -247,54 +247,36 @@
         </w:rPr>
         <w:t>在聖經時代，癲癇（稱為「癲病」）尚無有效的治療方法。耶穌曾醫治一名顯然患有此病的男孩（</w:t>
       </w:r>
-      <w:hyperlink r:id="rId13">
-        <w:r>
-          <w:rPr>
-            <w:lang w:val="zh_TW" w:bidi="zh_TW"/>
-          </w:rPr>
-          <w:rPr>
-            <w:color w:val="0000EE"/>
-            <w:u w:val="single"/>
-          </w:rPr>
-          <w:t>太17:14–18</w:t>
-        </w:r>
-      </w:hyperlink>
+      <w:r>
+        <w:rPr>
+          <w:lang w:val="zh_TW" w:bidi="zh_TW"/>
+        </w:rPr>
+        <w:t>太17:14–18</w:t>
+      </w:r>
       <w:r>
         <w:rPr>
           <w:lang w:val="zh_TW" w:bidi="zh_TW"/>
         </w:rPr>
         <w:t>；</w:t>
       </w:r>
-      <w:hyperlink r:id="rId14">
-        <w:r>
-          <w:rPr>
-            <w:lang w:val="zh_TW" w:bidi="zh_TW"/>
-          </w:rPr>
-          <w:rPr>
-            <w:color w:val="0000EE"/>
-            <w:u w:val="single"/>
-          </w:rPr>
-          <w:t>可9:17–27</w:t>
-        </w:r>
-      </w:hyperlink>
+      <w:r>
+        <w:rPr>
+          <w:lang w:val="zh_TW" w:bidi="zh_TW"/>
+        </w:rPr>
+        <w:t>可9:17–27</w:t>
+      </w:r>
       <w:r>
         <w:rPr>
           <w:lang w:val="zh_TW" w:bidi="zh_TW"/>
         </w:rPr>
         <w:t>；</w:t>
       </w:r>
-      <w:hyperlink r:id="rId15">
-        <w:r>
-          <w:rPr>
-            <w:lang w:val="zh_TW" w:bidi="zh_TW"/>
-          </w:rPr>
-          <w:rPr>
-            <w:color w:val="0000EE"/>
-            <w:u w:val="single"/>
-          </w:rPr>
-          <w:t>路9:37–42</w:t>
-        </w:r>
-      </w:hyperlink>
+      <w:r>
+        <w:rPr>
+          <w:lang w:val="zh_TW" w:bidi="zh_TW"/>
+        </w:rPr>
+        <w:t>路9:37–42</w:t>
+      </w:r>
       <w:r>
         <w:rPr>
           <w:lang w:val="zh_TW" w:bidi="zh_TW"/>
